--- a/assets/downloads/simulation-9/simulation-schedule.docx
+++ b/assets/downloads/simulation-9/simulation-schedule.docx
@@ -1,2392 +1,287 @@
 
 <file path=word/document.xml><?xml version="1.0" encoding="utf-8"?>
-<w:document xmlns:wpc="http://schemas.microsoft.com/office/word/2010/wordprocessingCanvas" xmlns:cx="http://schemas.microsoft.com/office/drawing/2014/chartex" xmlns:cx1="http://schemas.microsoft.com/office/drawing/2015/9/8/chartex" xmlns:cx2="http://schemas.microsoft.com/office/drawing/2015/10/21/chartex" xmlns:cx3="http://schemas.microsoft.com/office/drawing/2016/5/9/chartex" xmlns:cx4="http://schemas.microsoft.com/office/drawing/2016/5/10/chartex" xmlns:cx5="http://schemas.microsoft.com/office/drawing/2016/5/11/chartex" xmlns:cx6="http://schemas.microsoft.com/office/drawing/2016/5/12/chartex" xmlns:cx7="http://schemas.microsoft.com/office/drawing/2016/5/13/chartex" xmlns:cx8="http://schemas.microsoft.com/office/drawing/2016/5/14/chartex" xmlns:mc="http://schemas.openxmlformats.org/markup-compatibility/2006" xmlns:aink="http://schemas.microsoft.com/office/drawing/2016/ink" xmlns:am3d="http://schemas.microsoft.com/office/drawing/2017/model3d" xmlns:o="urn:schemas-microsoft-com:office:office" xmlns:oel="http://schemas.microsoft.com/office/2019/extlst" xmlns:r="http://schemas.openxmlformats.org/officeDocument/2006/relationships" xmlns:m="http://schemas.openxmlformats.org/officeDocument/2006/math" xmlns:v="urn:schemas-microsoft-com:vml" xmlns:wp14="http://schemas.microsoft.com/office/word/2010/wordprocessingDrawing" xmlns:wp="http://schemas.openxmlformats.org/drawingml/2006/wordprocessingDrawing" xmlns:w10="urn:schemas-microsoft-com:office:word" xmlns:w="http://schemas.openxmlformats.org/wordprocessingml/2006/main" xmlns:w14="http://schemas.microsoft.com/office/word/2010/wordml" xmlns:w15="http://schemas.microsoft.com/office/word/2012/wordml" xmlns:w16cei="http://schemas.microsoft.com/office/word/2026/wordml/cei" xmlns:w16cex="http://schemas.microsoft.com/office/word/2018/wordml/cex" xmlns:w16cid="http://schemas.microsoft.com/office/word/2016/wordml/cid" xmlns:w16="http://schemas.microsoft.com/office/word/2018/wordml" xmlns:w16du="http://schemas.microsoft.com/office/word/2023/wordml/word16du" xmlns:w16sdtdh="http://schemas.microsoft.com/office/word/2020/wordml/sdtdatahash" xmlns:w16sdtfl="http://schemas.microsoft.com/office/word/2024/wordml/sdtformatlock" xmlns:w16se="http://schemas.microsoft.com/office/word/2015/wordml/symex" xmlns:wpg="http://schemas.microsoft.com/office/word/2010/wordprocessingGroup" xmlns:wpi="http://schemas.microsoft.com/office/word/2010/wordprocessingInk" xmlns:wne="http://schemas.microsoft.com/office/word/2006/wordml" xmlns:wps="http://schemas.microsoft.com/office/word/2010/wordprocessingShape" mc:Ignorable="w14 w15 w16se w16cid w16 w16cex w16sdtdh w16sdtfl w16du wp14">
+<w:document xmlns:wpc="http://schemas.microsoft.com/office/word/2010/wordprocessingCanvas" xmlns:cx="http://schemas.microsoft.com/office/drawing/2014/chartex" xmlns:cx1="http://schemas.microsoft.com/office/drawing/2015/9/8/chartex" xmlns:cx2="http://schemas.microsoft.com/office/drawing/2015/10/21/chartex" xmlns:cx3="http://schemas.microsoft.com/office/drawing/2016/5/9/chartex" xmlns:cx4="http://schemas.microsoft.com/office/drawing/2016/5/10/chartex" xmlns:cx5="http://schemas.microsoft.com/office/drawing/2016/5/11/chartex" xmlns:cx6="http://schemas.microsoft.com/office/drawing/2016/5/12/chartex" xmlns:cx7="http://schemas.microsoft.com/office/drawing/2016/5/13/chartex" xmlns:cx8="http://schemas.microsoft.com/office/drawing/2016/5/14/chartex" xmlns:mc="http://schemas.openxmlformats.org/markup-compatibility/2006" xmlns:aink="http://schemas.microsoft.com/office/drawing/2016/ink" xmlns:am3d="http://schemas.microsoft.com/office/drawing/2017/model3d" xmlns:o="urn:schemas-microsoft-com:office:office" xmlns:oel="http://schemas.microsoft.com/office/2019/extlst" xmlns:r="http://schemas.openxmlformats.org/officeDocument/2006/relationships" xmlns:m="http://schemas.openxmlformats.org/officeDocument/2006/math" xmlns:v="urn:schemas-microsoft-com:vml" xmlns:wp14="http://schemas.microsoft.com/office/word/2010/wordprocessingDrawing" xmlns:wp="http://schemas.openxmlformats.org/drawingml/2006/wordprocessingDrawing" xmlns:w10="urn:schemas-microsoft-com:office:word" xmlns:w="http://schemas.openxmlformats.org/wordprocessingml/2006/main" xmlns:w14="http://schemas.microsoft.com/office/word/2010/wordml" xmlns:w15="http://schemas.microsoft.com/office/word/2012/wordml" xmlns:w16cex="http://schemas.microsoft.com/office/word/2018/wordml/cex" xmlns:w16cid="http://schemas.microsoft.com/office/word/2016/wordml/cid" xmlns:w16="http://schemas.microsoft.com/office/word/2018/wordml" xmlns:w16du="http://schemas.microsoft.com/office/word/2023/wordml/word16du" xmlns:w16sdtdh="http://schemas.microsoft.com/office/word/2020/wordml/sdtdatahash" xmlns:w16sdtfl="http://schemas.microsoft.com/office/word/2024/wordml/sdtformatlock" xmlns:w16se="http://schemas.microsoft.com/office/word/2015/wordml/symex" xmlns:wpg="http://schemas.microsoft.com/office/word/2010/wordprocessingGroup" xmlns:wpi="http://schemas.microsoft.com/office/word/2010/wordprocessingInk" xmlns:wne="http://schemas.microsoft.com/office/word/2006/wordml" xmlns:wps="http://schemas.microsoft.com/office/word/2010/wordprocessingShape" mc:Ignorable="w14 w15 w16se w16cid w16 w16cex w16sdtdh w16sdtfl w16du wp14">
   <w:body>
-    <w:sdt>
-      <w:sdtPr>
-        <w:rPr>
-          <w:rFonts w:eastAsiaTheme="majorEastAsia"/>
-          <w:color w:val="000000"/>
-        </w:rPr>
-        <w:id w:val="339744607"/>
-        <w:docPartObj>
-          <w:docPartGallery w:val="Cover Pages"/>
-          <w:docPartUnique/>
-        </w:docPartObj>
-      </w:sdtPr>
-      <w:sdtEndPr/>
-      <w:sdtContent>
-        <w:p>
-          <w:pPr>
-            <w:spacing w:line="480" w:lineRule="auto"/>
-            <w:rPr>
-              <w:b/>
-              <w:bCs/>
-              <w:color w:val="000000"/>
-              <w:rPrChange w:id="2" w:author="Anna Seaman" w:date="2026-08-07T15:25:00Z" w16du:dateUtc="2026-08-07T20:25:00Z">
-                <w:rPr>
-                  <w:color w:val="000000"/>
-                </w:rPr>
-              </w:rPrChange>
-            </w:rPr>
-          </w:pPr>
-          <w:r>
-            <w:rPr>
-              <w:rFonts w:ascii="Aptos" w:hAnsi="Aptos" w:eastAsia="Aptos" w:cs="Aptos"/>
-              <w:noProof/>
-              <w:color w:val="000000"/>
-            </w:rPr>
-            <mc:AlternateContent>
-              <mc:Choice Requires="wps">
-                <w:drawing>
-                  <wp:anchor distT="0" distB="0" distL="114300" distR="114300" simplePos="0" relativeHeight="251661312" behindDoc="0" locked="0" layoutInCell="1" allowOverlap="1" wp14:anchorId="2DF33266" wp14:editId="516BBA61">
-                    <wp:simplePos x="0" y="0"/>
-                    <wp:positionH relativeFrom="page">
-                      <wp:posOffset>228600</wp:posOffset>
-                    </wp:positionH>
-                    <wp:positionV relativeFrom="page">
-                      <wp:posOffset>1143000</wp:posOffset>
-                    </wp:positionV>
-                    <wp:extent cx="1712890" cy="7535333"/>
-                    <wp:effectExtent l="0" t="0" r="1270" b="0"/>
-                    <wp:wrapNone/>
-                    <wp:docPr id="855466769" name="Text Box 855466769" hidden="1"/>
-                    <wp:cNvGraphicFramePr/>
-                    <a:graphic xmlns:a="http://schemas.openxmlformats.org/drawingml/2006/main">
-                      <a:graphicData uri="http://schemas.microsoft.com/office/word/2010/wordprocessingShape">
-                        <wps:wsp>
-                          <wps:cNvSpPr txBox="1"/>
-                          <wps:spPr>
-                            <a:xfrm>
-                              <a:off x="0" y="0"/>
-                              <a:ext cx="1712890" cy="7535333"/>
-                            </a:xfrm>
-                            <a:prstGeom prst="rect">
-                              <a:avLst/>
-                            </a:prstGeom>
-                            <a:solidFill>
-                              <a:schemeClr val="lt1"/>
-                            </a:solidFill>
-                            <a:ln w="6350">
-                              <a:noFill/>
-                            </a:ln>
-                            <a:effectLst/>
-                          </wps:spPr>
-                          <wps:style>
-                            <a:lnRef idx="0">
-                              <a:schemeClr val="accent1"/>
-                            </a:lnRef>
-                            <a:fillRef idx="0">
-                              <a:schemeClr val="accent1"/>
-                            </a:fillRef>
-                            <a:effectRef idx="0">
-                              <a:schemeClr val="accent1"/>
-                            </a:effectRef>
-                            <a:fontRef idx="minor">
-                              <a:schemeClr val="dk1"/>
-                            </a:fontRef>
-                          </wps:style>
-                          <wps:txbx>
-                            <w:txbxContent>
-                              <w:tbl>
-                                <w:tblPr>
-                                  <w:tblW w:w="5000" w:type="pct"/>
-                                  <w:jc w:val="center"/>
-                                  <w:tblBorders>
-                                    <w:insideV w:val="single" w:sz="12" w:space="0" w:color="ED7D31" w:themeColor="accent2"/>
-                                  </w:tblBorders>
-                                  <w:tblCellMar>
-                                    <w:top w:w="1296" w:type="dxa"/>
-                                    <w:left w:w="360" w:type="dxa"/>
-                                    <w:bottom w:w="1296" w:type="dxa"/>
-                                    <w:right w:w="360" w:type="dxa"/>
-                                  </w:tblCellMar>
-                                  <w:tblLook w:val="04A0" w:firstRow="1" w:lastRow="0" w:firstColumn="1" w:lastColumn="0" w:noHBand="0" w:noVBand="1"/>
-                                </w:tblPr>
-                                <w:tblGrid>
-                                  <w:gridCol w:w="1758"/>
-                                  <w:gridCol w:w="1664"/>
-                                </w:tblGrid>
-                                <w:tr>
-                                  <w:trPr>
-                                    <w:jc w:val="center"/>
-                                  </w:trPr>
-                                  <w:tc>
-                                    <w:tcPr>
-                                      <w:tcW w:w="2568" w:type="pct"/>
-                                      <w:vAlign w:val="center"/>
-                                    </w:tcPr>
-                                    <w:p>
-                                      <w:pPr>
-                                        <w:jc w:val="right"/>
-                                      </w:pPr>
-                                      <w:r>
-                                        <w:rPr>
-                                          <w:rFonts w:ascii="Aptos" w:hAnsi="Aptos" w:eastAsia="Aptos" w:cs="Aptos"/>
-                                        </w:rPr>
-                                        <w:t/>
-                                      </w:r>
-                                    </w:p>
-                                    <w:p>
-                                      <w:pPr>
-                                        <w:pStyle w:val="Heading1"/>
-                                        <w:rPr>
-                                          <w:caps/>
-                                          <w:color w:val="191919" w:themeColor="text1" w:themeTint="E6"/>
-                                          <w:sz w:val="52"/>
-                                          <w:szCs w:val="52"/>
-                                        </w:rPr>
-                                      </w:pPr>
-                                    </w:p>
-                                    <w:sdt>
-                                      <w:sdtPr>
-                                        <w:rPr>
-                                          <w:color w:val="000000" w:themeColor="text1"/>
-                                        </w:rPr>
-                                        <w:alias w:val="Subtitle"/>
-                                        <w:tag w:val=""/>
-                                        <w:id w:val="-1550528356"/>
-                                        <w:showingPlcHdr/>
-                                        <w:dataBinding w:prefixMappings="xmlns:ns0='http://purl.org/dc/elements/1.1/' xmlns:ns1='http://schemas.openxmlformats.org/package/2006/metadata/core-properties' " w:xpath="/ns1:coreProperties[1]/ns0:subject[1]" w:storeItemID="{6C3C8BC8-F283-45AE-878A-BAB7291924A1}"/>
-                                        <w:text/>
-                                      </w:sdtPr>
-                                      <w:sdtEndPr/>
-                                      <w:sdtContent>
-                                        <w:p>
-                                          <w:pPr>
-                                            <w:jc w:val="right"/>
-                                          </w:pPr>
-                                          <w:r>
-                                            <w:rPr>
-                                              <w:rFonts w:ascii="Aptos" w:hAnsi="Aptos" w:eastAsia="Aptos" w:cs="Aptos"/>
-                                              <w:color w:val="000000" w:themeColor="text1"/>
-                                            </w:rPr>
-                                            <w:t xml:space="preserve"/>
-                                          </w:r>
-                                        </w:p>
-                                      </w:sdtContent>
-                                    </w:sdt>
-                                  </w:tc>
-                                  <w:tc>
-                                    <w:tcPr>
-                                      <w:tcW w:w="2432" w:type="pct"/>
-                                      <w:vAlign w:val="center"/>
-                                    </w:tcPr>
-                                    <w:p>
-                                      <w:pPr>
-                                        <w:pStyle w:val="NoSpacing"/>
-                                      </w:pPr>
-                                    </w:p>
-                                  </w:tc>
-                                </w:tr>
-                              </w:tbl>
-                              <w:p/>
-                            </w:txbxContent>
-                          </wps:txbx>
-                          <wps:bodyPr rot="0" spcFirstLastPara="0" vertOverflow="overflow" horzOverflow="overflow" vert="horz" wrap="square" lIns="0" tIns="0" rIns="0" bIns="0" numCol="1" spcCol="0" rtlCol="0" fromWordArt="0" anchor="ctr" anchorCtr="0" forceAA="0" compatLnSpc="1">
-                            <a:prstTxWarp prst="textNoShape">
-                              <a:avLst/>
-                            </a:prstTxWarp>
-                            <a:noAutofit/>
-                          </wps:bodyPr>
-                        </wps:wsp>
-                      </a:graphicData>
-                    </a:graphic>
-                    <wp14:sizeRelH relativeFrom="page">
-                      <wp14:pctWidth>94100</wp14:pctWidth>
-                    </wp14:sizeRelH>
-                    <wp14:sizeRelV relativeFrom="page">
-                      <wp14:pctHeight>0</wp14:pctHeight>
-                    </wp14:sizeRelV>
-                  </wp:anchor>
-                </w:drawing>
-              </mc:Choice>
-              <mc:Fallback>
-                <w:pict>
-                  <v:shapetype w14:anchorId="2DF33266" id="_x0000_t202" coordsize="21600,21600" o:spt="202" path="m,l,21600r21600,l21600,xe">
-                    <v:stroke joinstyle="miter"/>
-                    <v:path gradientshapeok="t" o:connecttype="rect"/>
-                  </v:shapetype>
-                  <v:shape id="Text Box 855466769" o:spid="_x0000_s1026" type="#_x0000_t202" style="position:absolute;margin-left:18pt;margin-top:90pt;width:134.85pt;height:593.35pt;z-index:251661312;visibility:hidden;mso-wrap-style:square;mso-width-percent:941;mso-height-percent:0;mso-wrap-distance-left:9pt;mso-wrap-distance-top:0;mso-wrap-distance-right:9pt;mso-wrap-distance-bottom:0;mso-position-horizontal:absolute;mso-position-horizontal-relative:page;mso-position-vertical:absolute;mso-position-vertical-relative:page;mso-width-percent:941;mso-height-percent:0;mso-width-relative:page;mso-height-relative:page;v-text-anchor:middle" o:gfxdata="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" fillcolor="white [3201]" stroked="f" strokeweight=".5pt">
-                    <v:textbox inset="0,0,0,0">
-                      <w:txbxContent>
-                        <w:tbl>
-                          <w:tblPr>
-                            <w:tblW w:w="5000" w:type="pct"/>
-                            <w:jc w:val="center"/>
-                            <w:tblBorders>
-                              <w:insideV w:val="single" w:sz="12" w:space="0" w:color="ED7D31" w:themeColor="accent2"/>
-                            </w:tblBorders>
-                            <w:tblCellMar>
-                              <w:top w:w="1296" w:type="dxa"/>
-                              <w:left w:w="360" w:type="dxa"/>
-                              <w:bottom w:w="1296" w:type="dxa"/>
-                              <w:right w:w="360" w:type="dxa"/>
-                            </w:tblCellMar>
-                            <w:tblLook w:val="04A0" w:firstRow="1" w:lastRow="0" w:firstColumn="1" w:lastColumn="0" w:noHBand="0" w:noVBand="1"/>
-                          </w:tblPr>
-                          <w:tblGrid>
-                            <w:gridCol w:w="1758"/>
-                            <w:gridCol w:w="1664"/>
-                          </w:tblGrid>
-                          <w:tr>
-                            <w:trPr>
-                              <w:jc w:val="center"/>
-                            </w:trPr>
-                            <w:tc>
-                              <w:tcPr>
-                                <w:tcW w:w="2568" w:type="pct"/>
-                                <w:vAlign w:val="center"/>
-                              </w:tcPr>
-                              <w:p>
-                                <w:pPr>
-                                  <w:jc w:val="right"/>
-                                </w:pPr>
-                                <w:r>
-                                  <w:rPr>
-                                    <w:rFonts w:ascii="Aptos" w:hAnsi="Aptos" w:eastAsia="Aptos" w:cs="Aptos"/>
-                                  </w:rPr>
-                                  <w:t/>
-                                </w:r>
-                              </w:p>
-                              <w:p>
-                                <w:pPr>
-                                  <w:pStyle w:val="Heading1"/>
-                                  <w:rPr>
-                                    <w:caps/>
-                                    <w:color w:val="191919" w:themeColor="text1" w:themeTint="E6"/>
-                                    <w:sz w:val="52"/>
-                                    <w:szCs w:val="52"/>
-                                  </w:rPr>
-                                </w:pPr>
-                              </w:p>
-                              <w:sdt>
-                                <w:sdtPr>
-                                  <w:rPr>
-                                    <w:color w:val="000000" w:themeColor="text1"/>
-                                  </w:rPr>
-                                  <w:alias w:val="Subtitle"/>
-                                  <w:tag w:val=""/>
-                                  <w:id w:val="-1550528356"/>
-                                  <w:showingPlcHdr/>
-                                  <w:dataBinding w:prefixMappings="xmlns:ns0='http://purl.org/dc/elements/1.1/' xmlns:ns1='http://schemas.openxmlformats.org/package/2006/metadata/core-properties' " w:xpath="/ns1:coreProperties[1]/ns0:subject[1]" w:storeItemID="{6C3C8BC8-F283-45AE-878A-BAB7291924A1}"/>
-                                  <w:text/>
-                                </w:sdtPr>
-                                <w:sdtEndPr/>
-                                <w:sdtContent>
-                                  <w:p>
-                                    <w:pPr>
-                                      <w:jc w:val="right"/>
-                                    </w:pPr>
-                                    <w:r>
-                                      <w:rPr>
-                                        <w:rFonts w:ascii="Aptos" w:hAnsi="Aptos" w:eastAsia="Aptos" w:cs="Aptos"/>
-                                        <w:color w:val="000000" w:themeColor="text1"/>
-                                      </w:rPr>
-                                      <w:t xml:space="preserve"/>
-                                    </w:r>
-                                  </w:p>
-                                </w:sdtContent>
-                              </w:sdt>
-                            </w:tc>
-                            <w:tc>
-                              <w:tcPr>
-                                <w:tcW w:w="2432" w:type="pct"/>
-                                <w:vAlign w:val="center"/>
-                              </w:tcPr>
-                              <w:p>
-                                <w:pPr>
-                                  <w:pStyle w:val="NoSpacing"/>
-                                </w:pPr>
-                              </w:p>
-                            </w:tc>
-                          </w:tr>
-                        </w:tbl>
-                        <w:p/>
-                      </w:txbxContent>
-                    </v:textbox>
-                    <w10:wrap anchorx="page" anchory="page"/>
-                  </v:shape>
-                </w:pict>
-              </mc:Fallback>
-            </mc:AlternateContent>
-          </w:r>
-          <w:r>
-            <w:rPr>
-              <w:rFonts w:ascii="Aptos" w:hAnsi="Aptos" w:eastAsia="Aptos" w:cs="Aptos"/>
-              <w:noProof/>
-              <w:color w:val="000000"/>
-            </w:rPr>
-            <mc:AlternateContent>
-              <mc:Choice Requires="wps">
-                <w:drawing>
-                  <wp:anchor distT="0" distB="0" distL="114300" distR="114300" simplePos="0" relativeHeight="251659264" behindDoc="0" locked="0" layoutInCell="1" allowOverlap="1" wp14:anchorId="20B4F5B6" wp14:editId="59430D2D">
-                    <wp:simplePos x="0" y="0"/>
-                    <wp:positionH relativeFrom="page">
-                      <wp:posOffset>228600</wp:posOffset>
-                    </wp:positionH>
-                    <wp:positionV relativeFrom="page">
-                      <wp:posOffset>1143000</wp:posOffset>
-                    </wp:positionV>
-                    <wp:extent cx="1712890" cy="7535333"/>
-                    <wp:effectExtent l="0" t="0" r="1270" b="0"/>
-                    <wp:wrapNone/>
-                    <wp:docPr id="138" name="Text Box 138" hidden="1"/>
-                    <wp:cNvGraphicFramePr/>
-                    <a:graphic xmlns:a="http://schemas.openxmlformats.org/drawingml/2006/main">
-                      <a:graphicData uri="http://schemas.microsoft.com/office/word/2010/wordprocessingShape">
-                        <wps:wsp>
-                          <wps:cNvSpPr txBox="1"/>
-                          <wps:spPr>
-                            <a:xfrm>
-                              <a:off x="0" y="0"/>
-                              <a:ext cx="1712890" cy="7535333"/>
-                            </a:xfrm>
-                            <a:prstGeom prst="rect">
-                              <a:avLst/>
-                            </a:prstGeom>
-                            <a:solidFill>
-                              <a:schemeClr val="lt1"/>
-                            </a:solidFill>
-                            <a:ln w="6350">
-                              <a:noFill/>
-                            </a:ln>
-                            <a:effectLst/>
-                          </wps:spPr>
-                          <wps:style>
-                            <a:lnRef idx="0">
-                              <a:schemeClr val="accent1"/>
-                            </a:lnRef>
-                            <a:fillRef idx="0">
-                              <a:schemeClr val="accent1"/>
-                            </a:fillRef>
-                            <a:effectRef idx="0">
-                              <a:schemeClr val="accent1"/>
-                            </a:effectRef>
-                            <a:fontRef idx="minor">
-                              <a:schemeClr val="dk1"/>
-                            </a:fontRef>
-                          </wps:style>
-                          <wps:txbx>
-                            <w:txbxContent>
-                              <w:tbl>
-                                <w:tblPr>
-                                  <w:tblW w:w="5000" w:type="pct"/>
-                                  <w:jc w:val="center"/>
-                                  <w:tblBorders>
-                                    <w:insideV w:val="single" w:sz="12" w:space="0" w:color="ED7D31" w:themeColor="accent2"/>
-                                  </w:tblBorders>
-                                  <w:tblCellMar>
-                                    <w:top w:w="1296" w:type="dxa"/>
-                                    <w:left w:w="360" w:type="dxa"/>
-                                    <w:bottom w:w="1296" w:type="dxa"/>
-                                    <w:right w:w="360" w:type="dxa"/>
-                                  </w:tblCellMar>
-                                  <w:tblLook w:val="04A0" w:firstRow="1" w:lastRow="0" w:firstColumn="1" w:lastColumn="0" w:noHBand="0" w:noVBand="1"/>
-                                </w:tblPr>
-                                <w:tblGrid>
-                                  <w:gridCol w:w="1758"/>
-                                  <w:gridCol w:w="1664"/>
-                                </w:tblGrid>
-                                <w:tr>
-                                  <w:trPr>
-                                    <w:jc w:val="center"/>
-                                  </w:trPr>
-                                  <w:tc>
-                                    <w:tcPr>
-                                      <w:tcW w:w="2568" w:type="pct"/>
-                                      <w:vAlign w:val="center"/>
-                                    </w:tcPr>
-                                    <w:p>
-                                      <w:pPr>
-                                        <w:jc w:val="right"/>
-                                      </w:pPr>
-                                      <w:r>
-                                        <w:rPr>
-                                          <w:rFonts w:ascii="Aptos" w:hAnsi="Aptos" w:eastAsia="Aptos" w:cs="Aptos"/>
-                                        </w:rPr>
-                                        <w:t/>
-                                      </w:r>
-                                    </w:p>
-                                    <w:p>
-                                      <w:pPr>
-                                        <w:pStyle w:val="Heading1"/>
-                                        <w:rPr>
-                                          <w:caps/>
-                                          <w:color w:val="191919" w:themeColor="text1" w:themeTint="E6"/>
-                                          <w:sz w:val="52"/>
-                                          <w:szCs w:val="52"/>
-                                        </w:rPr>
-                                      </w:pPr>
-                                    </w:p>
-                                    <w:sdt>
-                                      <w:sdtPr>
-                                        <w:rPr>
-                                          <w:color w:val="000000" w:themeColor="text1"/>
-                                        </w:rPr>
-                                        <w:alias w:val="Subtitle"/>
-                                        <w:tag w:val=""/>
-                                        <w:id w:val="1354072561"/>
-                                        <w:showingPlcHdr/>
-                                        <w:dataBinding w:prefixMappings="xmlns:ns0='http://purl.org/dc/elements/1.1/' xmlns:ns1='http://schemas.openxmlformats.org/package/2006/metadata/core-properties' " w:xpath="/ns1:coreProperties[1]/ns0:subject[1]" w:storeItemID="{6C3C8BC8-F283-45AE-878A-BAB7291924A1}"/>
-                                        <w:text/>
-                                      </w:sdtPr>
-                                      <w:sdtEndPr/>
-                                      <w:sdtContent>
-                                        <w:p>
-                                          <w:pPr>
-                                            <w:jc w:val="right"/>
-                                          </w:pPr>
-                                          <w:r>
-                                            <w:rPr>
-                                              <w:rFonts w:ascii="Aptos" w:hAnsi="Aptos" w:eastAsia="Aptos" w:cs="Aptos"/>
-                                              <w:color w:val="000000" w:themeColor="text1"/>
-                                            </w:rPr>
-                                            <w:t xml:space="preserve"/>
-                                          </w:r>
-                                        </w:p>
-                                      </w:sdtContent>
-                                    </w:sdt>
-                                  </w:tc>
-                                  <w:tc>
-                                    <w:tcPr>
-                                      <w:tcW w:w="2432" w:type="pct"/>
-                                      <w:vAlign w:val="center"/>
-                                    </w:tcPr>
-                                    <w:p>
-                                      <w:pPr>
-                                        <w:pStyle w:val="NoSpacing"/>
-                                      </w:pPr>
-                                    </w:p>
-                                  </w:tc>
-                                </w:tr>
-                              </w:tbl>
-                              <w:p/>
-                            </w:txbxContent>
-                          </wps:txbx>
-                          <wps:bodyPr rot="0" spcFirstLastPara="0" vertOverflow="overflow" horzOverflow="overflow" vert="horz" wrap="square" lIns="0" tIns="0" rIns="0" bIns="0" numCol="1" spcCol="0" rtlCol="0" fromWordArt="0" anchor="ctr" anchorCtr="0" forceAA="0" compatLnSpc="1">
-                            <a:prstTxWarp prst="textNoShape">
-                              <a:avLst/>
-                            </a:prstTxWarp>
-                            <a:noAutofit/>
-                          </wps:bodyPr>
-                        </wps:wsp>
-                      </a:graphicData>
-                    </a:graphic>
-                    <wp14:sizeRelH relativeFrom="page">
-                      <wp14:pctWidth>94100</wp14:pctWidth>
-                    </wp14:sizeRelH>
-                    <wp14:sizeRelV relativeFrom="page">
-                      <wp14:pctHeight>0</wp14:pctHeight>
-                    </wp14:sizeRelV>
-                  </wp:anchor>
-                </w:drawing>
-              </mc:Choice>
-              <mc:Fallback>
-                <w:pict>
-                  <v:shape w14:anchorId="20B4F5B6" id="Text Box 138" o:spid="_x0000_s1027" type="#_x0000_t202" style="position:absolute;margin-left:18pt;margin-top:90pt;width:134.85pt;height:593.35pt;z-index:251659264;visibility:hidden;mso-wrap-style:square;mso-width-percent:941;mso-height-percent:0;mso-wrap-distance-left:9pt;mso-wrap-distance-top:0;mso-wrap-distance-right:9pt;mso-wrap-distance-bottom:0;mso-position-horizontal:absolute;mso-position-horizontal-relative:page;mso-position-vertical:absolute;mso-position-vertical-relative:page;mso-width-percent:941;mso-height-percent:0;mso-width-relative:page;mso-height-relative:page;v-text-anchor:middle" o:gfxdata="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" fillcolor="white [3201]" stroked="f" strokeweight=".5pt">
-                    <v:textbox inset="0,0,0,0">
-                      <w:txbxContent>
-                        <w:tbl>
-                          <w:tblPr>
-                            <w:tblW w:w="5000" w:type="pct"/>
-                            <w:jc w:val="center"/>
-                            <w:tblBorders>
-                              <w:insideV w:val="single" w:sz="12" w:space="0" w:color="ED7D31" w:themeColor="accent2"/>
-                            </w:tblBorders>
-                            <w:tblCellMar>
-                              <w:top w:w="1296" w:type="dxa"/>
-                              <w:left w:w="360" w:type="dxa"/>
-                              <w:bottom w:w="1296" w:type="dxa"/>
-                              <w:right w:w="360" w:type="dxa"/>
-                            </w:tblCellMar>
-                            <w:tblLook w:val="04A0" w:firstRow="1" w:lastRow="0" w:firstColumn="1" w:lastColumn="0" w:noHBand="0" w:noVBand="1"/>
-                          </w:tblPr>
-                          <w:tblGrid>
-                            <w:gridCol w:w="1758"/>
-                            <w:gridCol w:w="1664"/>
-                          </w:tblGrid>
-                          <w:tr>
-                            <w:trPr>
-                              <w:jc w:val="center"/>
-                            </w:trPr>
-                            <w:tc>
-                              <w:tcPr>
-                                <w:tcW w:w="2568" w:type="pct"/>
-                                <w:vAlign w:val="center"/>
-                              </w:tcPr>
-                              <w:p>
-                                <w:pPr>
-                                  <w:jc w:val="right"/>
-                                </w:pPr>
-                                <w:r>
-                                  <w:rPr>
-                                    <w:rFonts w:ascii="Aptos" w:hAnsi="Aptos" w:eastAsia="Aptos" w:cs="Aptos"/>
-                                  </w:rPr>
-                                  <w:t/>
-                                </w:r>
-                              </w:p>
-                              <w:p>
-                                <w:pPr>
-                                  <w:pStyle w:val="Heading1"/>
-                                  <w:rPr>
-                                    <w:caps/>
-                                    <w:color w:val="191919" w:themeColor="text1" w:themeTint="E6"/>
-                                    <w:sz w:val="52"/>
-                                    <w:szCs w:val="52"/>
-                                  </w:rPr>
-                                </w:pPr>
-                              </w:p>
-                              <w:sdt>
-                                <w:sdtPr>
-                                  <w:rPr>
-                                    <w:color w:val="000000" w:themeColor="text1"/>
-                                  </w:rPr>
-                                  <w:alias w:val="Subtitle"/>
-                                  <w:tag w:val=""/>
-                                  <w:id w:val="1354072561"/>
-                                  <w:showingPlcHdr/>
-                                  <w:dataBinding w:prefixMappings="xmlns:ns0='http://purl.org/dc/elements/1.1/' xmlns:ns1='http://schemas.openxmlformats.org/package/2006/metadata/core-properties' " w:xpath="/ns1:coreProperties[1]/ns0:subject[1]" w:storeItemID="{6C3C8BC8-F283-45AE-878A-BAB7291924A1}"/>
-                                  <w:text/>
-                                </w:sdtPr>
-                                <w:sdtEndPr/>
-                                <w:sdtContent>
-                                  <w:p>
-                                    <w:pPr>
-                                      <w:jc w:val="right"/>
-                                    </w:pPr>
-                                    <w:r>
-                                      <w:rPr>
-                                        <w:rFonts w:ascii="Aptos" w:hAnsi="Aptos" w:eastAsia="Aptos" w:cs="Aptos"/>
-                                        <w:color w:val="000000" w:themeColor="text1"/>
-                                      </w:rPr>
-                                      <w:t xml:space="preserve"/>
-                                    </w:r>
-                                  </w:p>
-                                </w:sdtContent>
-                              </w:sdt>
-                            </w:tc>
-                            <w:tc>
-                              <w:tcPr>
-                                <w:tcW w:w="2432" w:type="pct"/>
-                                <w:vAlign w:val="center"/>
-                              </w:tcPr>
-                              <w:p>
-                                <w:pPr>
-                                  <w:pStyle w:val="NoSpacing"/>
-                                </w:pPr>
-                              </w:p>
-                            </w:tc>
-                          </w:tr>
-                        </w:tbl>
-                        <w:p/>
-                      </w:txbxContent>
-                    </v:textbox>
-                    <w10:wrap anchorx="page" anchory="page"/>
-                  </v:shape>
-                </w:pict>
-              </mc:Fallback>
-            </mc:AlternateContent>
-          </w:r>
-          <w:bookmarkStart w:id="3" w:name="_Table_of_Contents_1"/>
-          <w:bookmarkStart w:id="4" w:name="_Simulation_Summary_Page"/>
-          <w:bookmarkEnd w:id="1"/>
-          <w:bookmarkEnd w:id="3"/>
-          <w:bookmarkEnd w:id="4"/>
-          <w:r>
-            <w:rPr>
-              <w:rFonts w:ascii="Aptos" w:hAnsi="Aptos" w:eastAsia="Aptos" w:cs="Aptos"/>
-              <w:b/>
-              <w:bCs/>
-              <w:color w:val="000000"/>
-            </w:rPr>
-            <w:t/>
-          </w:r>
-          <w:del w:id="5" w:author="Anna Seaman" w:date="2026-08-07T15:25:00Z" w16du:dateUtc="2026-08-07T20:25:00Z">
-            <w:r>
-              <w:rPr>
-                <w:b/>
-                <w:bCs/>
-                <w:color w:val="000000"/>
-              </w:rPr>
-              <w:delText xml:space="preserve"> </w:delText>
-            </w:r>
-          </w:del>
-        </w:p>
-        <w:p>
-          <w:pPr>
-            <w:spacing w:line="480" w:lineRule="auto"/>
-            <w:rPr>
-              <w:ins w:id="6" w:author="Anna Seaman" w:date="2026-08-07T15:25:00Z" w16du:dateUtc="2026-08-07T20:25:00Z"/>
-              <w:color w:val="000000"/>
-            </w:rPr>
-          </w:pPr>
-          <w:bookmarkStart w:id="7" w:name="_Hlk211868214"/>
-        </w:p>
-        <w:p>
-          <w:pPr>
-            <w:spacing w:line="480" w:lineRule="auto"/>
-            <w:rPr>
-              <w:ins w:id="8" w:author="Anna Seaman" w:date="2026-08-07T15:25:00Z" w16du:dateUtc="2026-08-07T20:25:00Z"/>
-              <w:color w:val="000000"/>
-            </w:rPr>
-          </w:pPr>
-          <w:r>
-            <w:rPr>
-              <w:rFonts w:ascii="Aptos" w:hAnsi="Aptos" w:eastAsia="Aptos" w:cs="Aptos"/>
-              <w:color w:val="000000"/>
-            </w:rPr>
-            <w:t/>
-          </w:r>
-          <w:proofErr w:type="spellStart"/>
-          <w:r>
-            <w:rPr>
-              <w:rFonts w:ascii="Aptos" w:hAnsi="Aptos" w:eastAsia="Aptos" w:cs="Aptos"/>
-              <w:color w:val="000000"/>
-            </w:rPr>
-            <w:t/>
-          </w:r>
-          <w:ins w:id="9" w:author="Anna Seaman" w:date="2026-08-07T15:25:00Z" w16du:dateUtc="2026-08-07T20:25:00Z">
-            <w:r>
-              <w:rPr>
-                <w:rFonts w:ascii="Aptos" w:hAnsi="Aptos" w:eastAsia="Aptos" w:cs="Aptos"/>
-                <w:color w:val="000000"/>
-              </w:rPr>
-              <w:t/>
-            </w:r>
-          </w:ins>
-          <w:proofErr w:type="spellEnd"/>
-          <w:del w:id="10" w:author="Anna Seaman" w:date="2026-08-07T15:25:00Z" w16du:dateUtc="2026-08-07T20:25:00Z">
-            <w:r>
-              <w:rPr>
-                <w:color w:val="000000"/>
-              </w:rPr>
-              <w:delText>t</w:delText>
-            </w:r>
-          </w:del>
-          <w:r>
-            <w:rPr>
-              <w:rFonts w:ascii="Aptos" w:hAnsi="Aptos" w:eastAsia="Aptos" w:cs="Aptos"/>
-              <w:color w:val="000000"/>
-            </w:rPr>
-            <w:t/>
-          </w:r>
-        </w:p>
-        <w:p>
-          <w:pPr>
-            <w:spacing w:line="480" w:lineRule="auto"/>
-            <w:rPr>
-              <w:color w:val="000000"/>
-            </w:rPr>
-          </w:pPr>
-          <w:ins w:id="11" w:author="Anna Seaman" w:date="2026-08-07T15:25:00Z" w16du:dateUtc="2026-08-07T20:25:00Z">
-            <w:r>
-              <w:rPr>
-                <w:rFonts w:ascii="Aptos" w:hAnsi="Aptos" w:eastAsia="Aptos" w:cs="Aptos"/>
-                <w:color w:val="000000"/>
-              </w:rPr>
-              <w:t/>
-            </w:r>
-            <w:proofErr w:type="spellStart"/>
-            <w:r>
-              <w:rPr>
-                <w:rFonts w:ascii="Aptos" w:hAnsi="Aptos" w:eastAsia="Aptos" w:cs="Aptos"/>
-                <w:color w:val="000000"/>
-              </w:rPr>
-              <w:t/>
-            </w:r>
-            <w:proofErr w:type="spellEnd"/>
-            <w:r>
-              <w:rPr>
-                <w:rFonts w:ascii="Aptos" w:hAnsi="Aptos" w:eastAsia="Aptos" w:cs="Aptos"/>
-                <w:color w:val="000000"/>
-              </w:rPr>
-              <w:t/>
-            </w:r>
-          </w:ins>
-          <w:del w:id="12" w:author="Anna Seaman" w:date="2026-08-07T15:25:00Z" w16du:dateUtc="2026-08-07T20:25:00Z">
-            <w:r>
-              <w:rPr>
-                <w:color w:val="000000"/>
-              </w:rPr>
-              <w:delText xml:space="preserve">: </w:delText>
-            </w:r>
-          </w:del>
-          <w:r>
-            <w:rPr>
-              <w:rFonts w:ascii="Aptos" w:hAnsi="Aptos" w:eastAsia="Aptos" w:cs="Aptos"/>
-              <w:color w:val="000000"/>
-            </w:rPr>
-            <w:t/>
-          </w:r>
-        </w:p>
-        <w:bookmarkEnd w:id="7"/>
-        <w:p>
-          <w:pPr>
-            <w:spacing w:line="480" w:lineRule="auto"/>
-            <w:rPr>
-              <w:color w:val="000000"/>
-            </w:rPr>
-          </w:pPr>
-        </w:p>
-        <w:p>
-          <w:pPr>
-            <w:spacing w:line="480" w:lineRule="auto"/>
-            <w:rPr>
-              <w:color w:val="000000"/>
-            </w:rPr>
-          </w:pPr>
-          <w:r>
-            <w:rPr>
-              <w:rFonts w:ascii="Aptos" w:hAnsi="Aptos" w:eastAsia="Aptos" w:cs="Aptos"/>
-              <w:color w:val="000000"/>
-            </w:rPr>
-            <w:t/>
-          </w:r>
-        </w:p>
-        <w:p>
-          <w:pPr>
-            <w:spacing w:line="480" w:lineRule="auto"/>
-            <w:rPr>
-              <w:del w:id="13" w:author="Anna Seaman" w:date="2026-08-07T15:24:00Z" w16du:dateUtc="2026-08-07T20:24:00Z"/>
-              <w:color w:val="000000"/>
-            </w:rPr>
-          </w:pPr>
-          <w:ins w:id="14" w:author="Anna Seaman" w:date="2026-08-07T15:24:00Z">
-            <w:r>
-              <w:rPr>
-                <w:rFonts w:ascii="Aptos" w:hAnsi="Aptos" w:eastAsia="Aptos" w:cs="Aptos"/>
-                <w:color w:val="000000"/>
-              </w:rPr>
-              <w:t xml:space="preserve"/>
-            </w:r>
-            <w:proofErr w:type="spellStart"/>
-            <w:r>
-              <w:rPr>
-                <w:rFonts w:ascii="Aptos" w:hAnsi="Aptos" w:eastAsia="Aptos" w:cs="Aptos"/>
-                <w:color w:val="000000"/>
-              </w:rPr>
-              <w:t/>
-            </w:r>
-          </w:ins>
-          <w:ins w:id="15" w:author="Anna Seaman" w:date="2026-08-12T13:06:00Z" w16du:dateUtc="2026-08-12T18:06:00Z">
-            <w:r>
-              <w:rPr>
-                <w:rFonts w:ascii="Aptos" w:hAnsi="Aptos" w:eastAsia="Aptos" w:cs="Aptos"/>
-                <w:color w:val="000000"/>
-              </w:rPr>
-              <w:t/>
-            </w:r>
-          </w:ins>
-          <w:ins w:id="16" w:author="Anna Seaman" w:date="2026-08-07T15:24:00Z">
-            <w:r>
-              <w:rPr>
-                <w:rFonts w:ascii="Aptos" w:hAnsi="Aptos" w:eastAsia="Aptos" w:cs="Aptos"/>
-                <w:color w:val="000000"/>
-              </w:rPr>
-              <w:t/>
-            </w:r>
-            <w:proofErr w:type="spellEnd"/>
-            <w:r>
-              <w:rPr>
-                <w:rFonts w:ascii="Aptos" w:hAnsi="Aptos" w:eastAsia="Aptos" w:cs="Aptos"/>
-                <w:color w:val="000000"/>
-              </w:rPr>
-              <w:t xml:space="preserve"/>
-            </w:r>
-          </w:ins>
-          <w:del w:id="17" w:author="Anna Seaman" w:date="2026-08-07T15:24:00Z" w16du:dateUtc="2026-08-07T20:24:00Z">
-            <w:r>
-              <w:rPr>
-                <w:color w:val="000000"/>
-                <w:rPrChange w:id="18" w:author="Anna Seaman" w:date="2026-08-07T15:24:00Z" w16du:dateUtc="2026-08-07T20:24:00Z">
-                  <w:rPr>
-                    <w:b/>
-                    <w:bCs/>
-                    <w:color w:val="000000"/>
-                  </w:rPr>
-                </w:rPrChange>
-              </w:rPr>
-              <w:delText>\qq</w:delText>
-            </w:r>
-            <w:r>
-              <w:rPr>
-                <w:color w:val="000000"/>
-                <w:rPrChange w:id="19" w:author="Anna Seaman" w:date="2026-08-07T15:24:00Z" w16du:dateUtc="2026-08-07T20:24:00Z">
-                  <w:rPr>
-                    <w:b/>
-                    <w:bCs/>
-                    <w:color w:val="000000"/>
-                  </w:rPr>
-                </w:rPrChange>
-              </w:rPr>
-              <w:delText>PSM</w:delText>
-            </w:r>
-            <w:r>
-              <w:rPr>
-                <w:color w:val="000000"/>
-                <w:rPrChange w:id="20" w:author="Anna Seaman" w:date="2026-08-07T15:24:00Z" w16du:dateUtc="2026-08-07T20:24:00Z">
-                  <w:rPr>
-                    <w:b/>
-                    <w:bCs/>
-                    <w:color w:val="000000"/>
-                  </w:rPr>
-                </w:rPrChange>
-              </w:rPr>
-              <w:delText xml:space="preserve">: Copy from the student </w:delText>
-            </w:r>
-            <w:r>
-              <w:rPr>
-                <w:color w:val="000000"/>
-                <w:rPrChange w:id="21" w:author="Anna Seaman" w:date="2026-08-07T15:24:00Z" w16du:dateUtc="2026-08-07T20:24:00Z">
-                  <w:rPr>
-                    <w:b/>
-                    <w:bCs/>
-                    <w:color w:val="000000"/>
-                  </w:rPr>
-                </w:rPrChange>
-              </w:rPr>
-              <w:delText>ebook\</w:delText>
-            </w:r>
-          </w:del>
-        </w:p>
-        <w:p>
-          <w:pPr>
-            <w:spacing w:line="480" w:lineRule="auto"/>
-            <w:rPr>
-              <w:ins w:id="22" w:author="Anna Seaman" w:date="2026-08-07T15:24:00Z" w16du:dateUtc="2026-08-07T20:24:00Z"/>
-              <w:color w:val="000000"/>
-              <w:rPrChange w:id="23" w:author="Anna Seaman" w:date="2026-08-07T15:24:00Z" w16du:dateUtc="2026-08-07T20:24:00Z">
-                <w:rPr>
-                  <w:ins w:id="24" w:author="Anna Seaman" w:date="2026-08-07T15:24:00Z" w16du:dateUtc="2026-08-07T20:24:00Z"/>
-                  <w:b/>
-                  <w:bCs/>
-                  <w:color w:val="000000"/>
-                </w:rPr>
-              </w:rPrChange>
-            </w:rPr>
-          </w:pPr>
-        </w:p>
-        <w:p>
-          <w:pPr>
-            <w:spacing w:line="480" w:lineRule="auto"/>
-            <w:rPr>
-              <w:color w:val="000000"/>
-            </w:rPr>
-          </w:pPr>
-        </w:p>
-        <w:p>
-          <w:pPr>
-            <w:spacing w:line="480" w:lineRule="auto"/>
-            <w:rPr>
-              <w:color w:val="000000"/>
-            </w:rPr>
-          </w:pPr>
-          <w:r>
-            <w:rPr>
-              <w:rFonts w:ascii="Aptos" w:hAnsi="Aptos" w:eastAsia="Aptos" w:cs="Aptos"/>
-              <w:color w:val="000000"/>
-            </w:rPr>
-            <w:t/>
-          </w:r>
-        </w:p>
-        <w:p>
-          <w:pPr>
-            <w:spacing w:line="480" w:lineRule="auto"/>
-            <w:rPr>
-              <w:color w:val="000000"/>
-            </w:rPr>
-          </w:pPr>
-          <w:r>
-            <w:rPr>
-              <w:rFonts w:ascii="Aptos" w:hAnsi="Aptos" w:eastAsia="Aptos" w:cs="Aptos"/>
-              <w:color w:val="000000"/>
-            </w:rPr>
-            <w:t xml:space="preserve"/>
-          </w:r>
-          <w:r>
-            <w:rPr>
-              <w:rFonts w:ascii="Aptos" w:hAnsi="Aptos" w:eastAsia="Aptos" w:cs="Aptos"/>
-              <w:color w:val="000000"/>
-            </w:rPr>
-            <w:t/>
-          </w:r>
-          <w:r>
-            <w:rPr>
-              <w:rFonts w:ascii="Aptos" w:hAnsi="Aptos" w:eastAsia="Aptos" w:cs="Aptos"/>
-              <w:color w:val="000000"/>
-            </w:rPr>
-            <w:t xml:space="preserve"/>
-          </w:r>
-          <w:r>
-            <w:rPr>
-              <w:rFonts w:ascii="Aptos" w:hAnsi="Aptos" w:eastAsia="Aptos" w:cs="Aptos"/>
-              <w:color w:val="000000"/>
-            </w:rPr>
-            <w:t xml:space="preserve"/>
-          </w:r>
-          <w:r>
-            <w:rPr>
-              <w:rFonts w:ascii="Aptos" w:hAnsi="Aptos" w:eastAsia="Aptos" w:cs="Aptos"/>
-              <w:color w:val="000000"/>
-            </w:rPr>
-            <w:t/>
-          </w:r>
-          <w:r>
-            <w:rPr>
-              <w:rFonts w:ascii="Aptos" w:hAnsi="Aptos" w:eastAsia="Aptos" w:cs="Aptos"/>
-              <w:color w:val="000000"/>
-            </w:rPr>
-            <w:t xml:space="preserve"/>
-          </w:r>
-          <w:r>
-            <w:rPr>
-              <w:rFonts w:ascii="Aptos" w:hAnsi="Aptos" w:eastAsia="Aptos" w:cs="Aptos"/>
-              <w:color w:val="000000"/>
-            </w:rPr>
-            <w:t/>
-          </w:r>
-          <w:r>
-            <w:rPr>
-              <w:rFonts w:ascii="Aptos" w:hAnsi="Aptos" w:eastAsia="Aptos" w:cs="Aptos"/>
-              <w:color w:val="000000"/>
-            </w:rPr>
-            <w:t/>
-          </w:r>
-          <w:r>
-            <w:rPr>
-              <w:rFonts w:ascii="Aptos" w:hAnsi="Aptos" w:eastAsia="Aptos" w:cs="Aptos"/>
-              <w:color w:val="000000"/>
-            </w:rPr>
-            <w:t/>
-          </w:r>
-          <w:r>
-            <w:rPr>
-              <w:rFonts w:ascii="Aptos" w:hAnsi="Aptos" w:eastAsia="Aptos" w:cs="Aptos"/>
-              <w:color w:val="000000"/>
-            </w:rPr>
-            <w:t xml:space="preserve"/>
-          </w:r>
-          <w:r>
-            <w:rPr>
-              <w:rFonts w:ascii="Aptos" w:hAnsi="Aptos" w:eastAsia="Aptos" w:cs="Aptos"/>
-              <w:color w:val="000000"/>
-            </w:rPr>
-            <w:t xml:space="preserve"/>
-          </w:r>
-          <w:r>
-            <w:rPr>
-              <w:rFonts w:ascii="Aptos" w:hAnsi="Aptos" w:eastAsia="Aptos" w:cs="Aptos"/>
-              <w:color w:val="000000"/>
-            </w:rPr>
-            <w:t/>
-          </w:r>
-          <w:r>
-            <w:rPr>
-              <w:rFonts w:ascii="Aptos" w:hAnsi="Aptos" w:eastAsia="Aptos" w:cs="Aptos"/>
-              <w:color w:val="000000"/>
-            </w:rPr>
-            <w:t/>
-          </w:r>
-          <w:r>
-            <w:rPr>
-              <w:rFonts w:ascii="Aptos" w:hAnsi="Aptos" w:eastAsia="Aptos" w:cs="Aptos"/>
-              <w:color w:val="000000"/>
-            </w:rPr>
-            <w:t xml:space="preserve"/>
-          </w:r>
-          <w:r>
-            <w:rPr>
-              <w:rFonts w:ascii="Aptos" w:hAnsi="Aptos" w:eastAsia="Aptos" w:cs="Aptos"/>
-              <w:color w:val="000000"/>
-            </w:rPr>
-            <w:t/>
-          </w:r>
-          <w:r>
-            <w:rPr>
-              <w:rFonts w:ascii="Aptos" w:hAnsi="Aptos" w:eastAsia="Aptos" w:cs="Aptos"/>
-              <w:color w:val="000000"/>
-            </w:rPr>
-            <w:t/>
-          </w:r>
-          <w:r>
-            <w:rPr>
-              <w:rFonts w:ascii="Aptos" w:hAnsi="Aptos" w:eastAsia="Aptos" w:cs="Aptos"/>
-              <w:color w:val="000000"/>
-            </w:rPr>
-            <w:t xml:space="preserve"/>
-          </w:r>
-          <w:r>
-            <w:rPr>
-              <w:rFonts w:ascii="Aptos" w:hAnsi="Aptos" w:eastAsia="Aptos" w:cs="Aptos"/>
-              <w:color w:val="000000"/>
-            </w:rPr>
-            <w:t xml:space="preserve"/>
-          </w:r>
-          <w:r>
-            <w:rPr>
-              <w:rFonts w:ascii="Aptos" w:hAnsi="Aptos" w:eastAsia="Aptos" w:cs="Aptos"/>
-              <w:color w:val="000000"/>
-            </w:rPr>
-            <w:t/>
-          </w:r>
-          <w:r>
-            <w:rPr>
-              <w:rFonts w:ascii="Aptos" w:hAnsi="Aptos" w:eastAsia="Aptos" w:cs="Aptos"/>
-              <w:color w:val="000000"/>
-            </w:rPr>
-            <w:t xml:space="preserve"/>
-          </w:r>
-          <w:r>
-            <w:rPr>
-              <w:rFonts w:ascii="Aptos" w:hAnsi="Aptos" w:eastAsia="Aptos" w:cs="Aptos"/>
-              <w:color w:val="000000"/>
-            </w:rPr>
-            <w:t xml:space="preserve"/>
-          </w:r>
-          <w:r>
-            <w:rPr>
-              <w:rFonts w:ascii="Aptos" w:hAnsi="Aptos" w:eastAsia="Aptos" w:cs="Aptos"/>
-              <w:color w:val="000000"/>
-            </w:rPr>
-            <w:t/>
-          </w:r>
-          <w:r>
-            <w:rPr>
-              <w:rFonts w:ascii="Aptos" w:hAnsi="Aptos" w:eastAsia="Aptos" w:cs="Aptos"/>
-              <w:color w:val="000000"/>
-            </w:rPr>
-            <w:t xml:space="preserve"/>
-          </w:r>
-          <w:r>
-            <w:rPr>
-              <w:rFonts w:ascii="Aptos" w:hAnsi="Aptos" w:eastAsia="Aptos" w:cs="Aptos"/>
-              <w:color w:val="000000"/>
-            </w:rPr>
-            <w:t/>
-          </w:r>
-          <w:r>
-            <w:rPr>
-              <w:rFonts w:ascii="Aptos" w:hAnsi="Aptos" w:eastAsia="Aptos" w:cs="Aptos"/>
-              <w:color w:val="000000"/>
-            </w:rPr>
-            <w:t xml:space="preserve"/>
-          </w:r>
-          <w:r>
-            <w:rPr>
-              <w:rFonts w:ascii="Aptos" w:hAnsi="Aptos" w:eastAsia="Aptos" w:cs="Aptos"/>
-              <w:color w:val="000000"/>
-            </w:rPr>
-            <w:t xml:space="preserve"/>
-          </w:r>
-          <w:r>
-            <w:rPr>
-              <w:rFonts w:ascii="Aptos" w:hAnsi="Aptos" w:eastAsia="Aptos" w:cs="Aptos"/>
-              <w:color w:val="000000"/>
-            </w:rPr>
-            <w:t/>
-          </w:r>
-          <w:r>
-            <w:rPr>
-              <w:rFonts w:ascii="Aptos" w:hAnsi="Aptos" w:eastAsia="Aptos" w:cs="Aptos"/>
-              <w:color w:val="000000"/>
-            </w:rPr>
-            <w:t/>
-          </w:r>
-          <w:r>
-            <w:rPr>
-              <w:rFonts w:ascii="Aptos" w:hAnsi="Aptos" w:eastAsia="Aptos" w:cs="Aptos"/>
-              <w:color w:val="000000"/>
-            </w:rPr>
-            <w:t xml:space="preserve"/>
-          </w:r>
-          <w:r>
-            <w:rPr>
-              <w:rFonts w:ascii="Aptos" w:hAnsi="Aptos" w:eastAsia="Aptos" w:cs="Aptos"/>
-              <w:color w:val="000000"/>
-            </w:rPr>
-            <w:t/>
-          </w:r>
-          <w:r>
-            <w:rPr>
-              <w:rFonts w:ascii="Aptos" w:hAnsi="Aptos" w:eastAsia="Aptos" w:cs="Aptos"/>
-              <w:color w:val="000000"/>
-            </w:rPr>
-            <w:t xml:space="preserve"/>
-          </w:r>
-          <w:r>
-            <w:rPr>
-              <w:rFonts w:ascii="Aptos" w:hAnsi="Aptos" w:eastAsia="Aptos" w:cs="Aptos"/>
-              <w:color w:val="000000"/>
-            </w:rPr>
-            <w:t xml:space="preserve"/>
-          </w:r>
-          <w:r>
-            <w:rPr>
-              <w:rFonts w:ascii="Aptos" w:hAnsi="Aptos" w:eastAsia="Aptos" w:cs="Aptos"/>
-              <w:color w:val="000000"/>
-            </w:rPr>
-            <w:t xml:space="preserve"/>
-          </w:r>
-          <w:r>
-            <w:rPr>
-              <w:rFonts w:ascii="Aptos" w:hAnsi="Aptos" w:eastAsia="Aptos" w:cs="Aptos"/>
-              <w:color w:val="000000"/>
-            </w:rPr>
-            <w:t/>
-          </w:r>
-          <w:r>
-            <w:rPr>
-              <w:rFonts w:ascii="Aptos" w:hAnsi="Aptos" w:eastAsia="Aptos" w:cs="Aptos"/>
-              <w:color w:val="000000"/>
-            </w:rPr>
-            <w:t xml:space="preserve"/>
-          </w:r>
-          <w:r>
-            <w:rPr>
-              <w:rFonts w:ascii="Aptos" w:hAnsi="Aptos" w:eastAsia="Aptos" w:cs="Aptos"/>
-              <w:color w:val="000000"/>
-            </w:rPr>
-            <w:t xml:space="preserve"/>
-          </w:r>
-        </w:p>
-        <w:p>
-          <w:pPr>
-            <w:spacing w:line="480" w:lineRule="auto"/>
-            <w:rPr>
-              <w:color w:val="000000"/>
-            </w:rPr>
-          </w:pPr>
-        </w:p>
-        <w:p>
-          <w:pPr>
-            <w:spacing w:line="480" w:lineRule="auto"/>
-            <w:rPr>
-              <w:color w:val="000000"/>
-            </w:rPr>
-          </w:pPr>
-          <w:r>
-            <w:rPr>
-              <w:rFonts w:ascii="Aptos" w:hAnsi="Aptos" w:eastAsia="Aptos" w:cs="Aptos"/>
-              <w:color w:val="000000"/>
-            </w:rPr>
-            <w:t/>
-          </w:r>
-          <w:r>
-            <w:rPr>
-              <w:rFonts w:ascii="Aptos" w:hAnsi="Aptos" w:eastAsia="Aptos" w:cs="Aptos"/>
-              <w:color w:val="000000"/>
-            </w:rPr>
-            <w:t/>
-          </w:r>
-        </w:p>
-        <w:p>
-          <w:pPr>
-            <w:spacing w:line="480" w:lineRule="auto"/>
-            <w:rPr>
-              <w:del w:id="25" w:author="Anna Seaman" w:date="2026-08-07T15:25:00Z" w16du:dateUtc="2026-08-07T20:25:00Z"/>
-              <w:color w:val="000000"/>
-            </w:rPr>
-          </w:pPr>
-          <w:ins w:id="26" w:author="Anna Seaman" w:date="2026-08-07T15:25:00Z">
-            <w:r>
-              <w:rPr>
-                <w:rFonts w:ascii="Aptos" w:hAnsi="Aptos" w:eastAsia="Aptos" w:cs="Aptos"/>
-                <w:color w:val="000000"/>
-              </w:rPr>
-              <w:t/>
-            </w:r>
-          </w:ins>
-          <w:del w:id="27" w:author="Anna Seaman" w:date="2026-08-07T15:25:00Z" w16du:dateUtc="2026-08-07T20:25:00Z">
-            <w:r>
-              <w:rPr>
-                <w:color w:val="000000"/>
-                <w:rPrChange w:id="28" w:author="Anna Seaman" w:date="2026-08-07T15:25:00Z" w16du:dateUtc="2026-08-07T20:25:00Z">
-                  <w:rPr>
-                    <w:b/>
-                    <w:bCs/>
-                    <w:color w:val="000000"/>
-                  </w:rPr>
-                </w:rPrChange>
-              </w:rPr>
-              <w:delText>\qq</w:delText>
-            </w:r>
-            <w:r>
-              <w:rPr>
-                <w:color w:val="000000"/>
-                <w:rPrChange w:id="29" w:author="Anna Seaman" w:date="2026-08-07T15:25:00Z" w16du:dateUtc="2026-08-07T20:25:00Z">
-                  <w:rPr>
-                    <w:b/>
-                    <w:bCs/>
-                    <w:color w:val="000000"/>
-                  </w:rPr>
-                </w:rPrChange>
-              </w:rPr>
-              <w:delText>PSM</w:delText>
-            </w:r>
-            <w:r>
-              <w:rPr>
-                <w:color w:val="000000"/>
-                <w:rPrChange w:id="30" w:author="Anna Seaman" w:date="2026-08-07T15:25:00Z" w16du:dateUtc="2026-08-07T20:25:00Z">
-                  <w:rPr>
-                    <w:b/>
-                    <w:bCs/>
-                    <w:color w:val="000000"/>
-                  </w:rPr>
-                </w:rPrChange>
-              </w:rPr>
-              <w:delText xml:space="preserve">: Copy from the student </w:delText>
-            </w:r>
-            <w:r>
-              <w:rPr>
-                <w:color w:val="000000"/>
-                <w:rPrChange w:id="31" w:author="Anna Seaman" w:date="2026-08-07T15:25:00Z" w16du:dateUtc="2026-08-07T20:25:00Z">
-                  <w:rPr>
-                    <w:b/>
-                    <w:bCs/>
-                    <w:color w:val="000000"/>
-                  </w:rPr>
-                </w:rPrChange>
-              </w:rPr>
-              <w:delText>ebook</w:delText>
-            </w:r>
-            <w:r>
-              <w:rPr>
-                <w:color w:val="000000"/>
-                <w:rPrChange w:id="32" w:author="Anna Seaman" w:date="2026-08-07T15:25:00Z" w16du:dateUtc="2026-08-07T20:25:00Z">
-                  <w:rPr>
-                    <w:b/>
-                    <w:bCs/>
-                    <w:color w:val="000000"/>
-                  </w:rPr>
-                </w:rPrChange>
-              </w:rPr>
-              <w:delText>\</w:delText>
-            </w:r>
-          </w:del>
-        </w:p>
-        <w:p>
-          <w:pPr>
-            <w:spacing w:line="480" w:lineRule="auto"/>
-            <w:rPr>
-              <w:ins w:id="33" w:author="Anna Seaman" w:date="2026-08-07T15:25:00Z" w16du:dateUtc="2026-08-07T20:25:00Z"/>
-              <w:color w:val="000000"/>
-              <w:rPrChange w:id="34" w:author="Anna Seaman" w:date="2026-08-07T15:25:00Z" w16du:dateUtc="2026-08-07T20:25:00Z">
-                <w:rPr>
-                  <w:ins w:id="35" w:author="Anna Seaman" w:date="2026-08-07T15:25:00Z" w16du:dateUtc="2026-08-07T20:25:00Z"/>
-                  <w:b/>
-                  <w:bCs/>
-                  <w:color w:val="000000"/>
-                </w:rPr>
-              </w:rPrChange>
-            </w:rPr>
-          </w:pPr>
-        </w:p>
-        <w:p>
-          <w:pPr>
-            <w:spacing w:line="480" w:lineRule="auto"/>
-            <w:rPr>
-              <w:color w:val="000000"/>
-            </w:rPr>
-          </w:pPr>
-        </w:p>
-        <w:p>
-          <w:pPr>
-            <w:spacing w:line="480" w:lineRule="auto"/>
-            <w:rPr>
-              <w:color w:val="000000"/>
-            </w:rPr>
-          </w:pPr>
-          <w:r>
-            <w:rPr>
-              <w:rFonts w:ascii="Aptos" w:hAnsi="Aptos" w:eastAsia="Aptos" w:cs="Aptos"/>
-              <w:color w:val="000000"/>
-            </w:rPr>
-            <w:t/>
-          </w:r>
-          <w:r>
-            <w:rPr>
-              <w:rFonts w:ascii="Aptos" w:hAnsi="Aptos" w:eastAsia="Aptos" w:cs="Aptos"/>
-              <w:color w:val="000000"/>
-            </w:rPr>
-            <w:t/>
-          </w:r>
-        </w:p>
-        <w:p>
-          <w:pPr>
-            <w:spacing w:line="480" w:lineRule="auto"/>
-            <w:rPr>
-              <w:del w:id="36" w:author="Anna Seaman" w:date="2026-08-07T15:25:00Z" w16du:dateUtc="2026-08-07T20:25:00Z"/>
-              <w:color w:val="000000"/>
-            </w:rPr>
-          </w:pPr>
-          <w:ins w:id="37" w:author="Anna Seaman" w:date="2026-08-07T15:25:00Z">
-            <w:r>
-              <w:rPr>
-                <w:rFonts w:ascii="Aptos" w:hAnsi="Aptos" w:eastAsia="Aptos" w:cs="Aptos"/>
-                <w:color w:val="000000"/>
-              </w:rPr>
-              <w:t/>
-            </w:r>
-          </w:ins>
-          <w:del w:id="38" w:author="Anna Seaman" w:date="2026-08-07T15:25:00Z" w16du:dateUtc="2026-08-07T20:25:00Z">
-            <w:r>
-              <w:rPr>
-                <w:color w:val="000000"/>
-                <w:rPrChange w:id="39" w:author="Anna Seaman" w:date="2026-08-07T15:25:00Z" w16du:dateUtc="2026-08-07T20:25:00Z">
-                  <w:rPr>
-                    <w:b/>
-                    <w:bCs/>
-                    <w:color w:val="000000"/>
-                  </w:rPr>
-                </w:rPrChange>
-              </w:rPr>
-              <w:delText>\qqPSM: Copy from the student ebook\</w:delText>
-            </w:r>
-          </w:del>
-        </w:p>
-        <w:p>
-          <w:pPr>
-            <w:spacing w:line="480" w:lineRule="auto"/>
-            <w:rPr>
-              <w:ins w:id="40" w:author="Anna Seaman" w:date="2026-08-07T15:25:00Z" w16du:dateUtc="2026-08-07T20:25:00Z"/>
-              <w:color w:val="000000"/>
-              <w:rPrChange w:id="41" w:author="Anna Seaman" w:date="2026-08-07T15:25:00Z" w16du:dateUtc="2026-08-07T20:25:00Z">
-                <w:rPr>
-                  <w:ins w:id="42" w:author="Anna Seaman" w:date="2026-08-07T15:25:00Z" w16du:dateUtc="2026-08-07T20:25:00Z"/>
-                  <w:b/>
-                  <w:bCs/>
-                  <w:color w:val="000000"/>
-                </w:rPr>
-              </w:rPrChange>
-            </w:rPr>
-          </w:pPr>
-        </w:p>
-        <w:p>
-          <w:pPr>
-            <w:spacing w:line="480" w:lineRule="auto"/>
-            <w:rPr>
-              <w:color w:val="000000"/>
-            </w:rPr>
-          </w:pPr>
-        </w:p>
-        <w:p>
-          <w:pPr>
-            <w:spacing w:line="480" w:lineRule="auto"/>
-            <w:rPr>
-              <w:color w:val="000000"/>
-            </w:rPr>
-          </w:pPr>
-          <w:r>
-            <w:rPr>
-              <w:rFonts w:ascii="Aptos" w:hAnsi="Aptos" w:eastAsia="Aptos" w:cs="Aptos"/>
-              <w:color w:val="000000"/>
-            </w:rPr>
-            <w:t/>
-          </w:r>
-          <w:r>
-            <w:rPr>
-              <w:rFonts w:ascii="Aptos" w:hAnsi="Aptos" w:eastAsia="Aptos" w:cs="Aptos"/>
-              <w:color w:val="000000"/>
-            </w:rPr>
-            <w:t xml:space="preserve"/>
-          </w:r>
-          <w:r>
-            <w:rPr>
-              <w:rFonts w:ascii="Aptos" w:hAnsi="Aptos" w:eastAsia="Aptos" w:cs="Aptos"/>
-              <w:color w:val="000000"/>
-            </w:rPr>
-            <w:t/>
-          </w:r>
-          <w:r>
-            <w:rPr>
-              <w:rFonts w:ascii="Aptos" w:hAnsi="Aptos" w:eastAsia="Aptos" w:cs="Aptos"/>
-              <w:color w:val="000000"/>
-            </w:rPr>
-            <w:t/>
-          </w:r>
-        </w:p>
-        <w:p>
-          <w:pPr>
-            <w:pStyle w:val="ListParagraph"/>
-            <w:numPr>
-              <w:ilvl w:val="0"/>
-              <w:numId w:val="31"/>
-            </w:numPr>
-            <w:spacing w:line="480" w:lineRule="auto"/>
-            <w:rPr>
-              <w:ins w:id="43" w:author="Anna Seaman" w:date="2026-08-07T15:26:00Z"/>
-              <w:color w:val="000000"/>
-              <w:rPrChange w:id="44" w:author="Anna Seaman" w:date="2026-08-07T15:26:00Z" w16du:dateUtc="2026-08-07T20:26:00Z">
-                <w:rPr>
-                  <w:ins w:id="45" w:author="Anna Seaman" w:date="2026-08-07T15:26:00Z"/>
-                </w:rPr>
-              </w:rPrChange>
-            </w:rPr>
-            <w:pPrChange w:id="46" w:author="Anna Seaman" w:date="2026-08-07T15:26:00Z" w16du:dateUtc="2026-08-07T20:26:00Z">
-              <w:pPr>
-                <w:numPr>
-                  <w:numId w:val="30"/>
-                </w:numPr>
-                <w:spacing w:line="480" w:lineRule="auto"/>
-              </w:pPr>
-            </w:pPrChange>
-          </w:pPr>
-          <w:bookmarkStart w:id="47" w:name="_Hlk159226159"/>
-          <w:ins w:id="48" w:author="Anna Seaman" w:date="2026-08-07T15:26:00Z">
-            <w:r>
-              <w:rPr>
-                <w:rFonts w:ascii="Aptos" w:hAnsi="Aptos" w:eastAsia="Aptos" w:cs="Aptos"/>
-                <w:color w:val="000000"/>
-                <w:rPrChange w:id="49" w:author="Anna Seaman" w:date="2026-08-07T15:26:00Z" w16du:dateUtc="2026-08-07T20:26:00Z">
-                  <w:rPr/>
-                </w:rPrChange>
-              </w:rPr>
-              <w:t/>
-            </w:r>
-          </w:ins>
-        </w:p>
-        <w:p>
-          <w:pPr>
-            <w:pStyle w:val="ListParagraph"/>
-            <w:numPr>
-              <w:ilvl w:val="0"/>
-              <w:numId w:val="31"/>
-            </w:numPr>
-            <w:spacing w:line="480" w:lineRule="auto"/>
-            <w:rPr>
-              <w:ins w:id="50" w:author="Anna Seaman" w:date="2026-08-07T15:26:00Z"/>
-              <w:color w:val="000000"/>
-              <w:rPrChange w:id="51" w:author="Anna Seaman" w:date="2026-08-07T15:26:00Z" w16du:dateUtc="2026-08-07T20:26:00Z">
-                <w:rPr>
-                  <w:ins w:id="52" w:author="Anna Seaman" w:date="2026-08-07T15:26:00Z"/>
-                </w:rPr>
-              </w:rPrChange>
-            </w:rPr>
-            <w:pPrChange w:id="53" w:author="Anna Seaman" w:date="2026-08-07T15:26:00Z" w16du:dateUtc="2026-08-07T20:26:00Z">
-              <w:pPr>
-                <w:numPr>
-                  <w:numId w:val="30"/>
-                </w:numPr>
-                <w:spacing w:line="480" w:lineRule="auto"/>
-              </w:pPr>
-            </w:pPrChange>
-          </w:pPr>
-          <w:ins w:id="54" w:author="Anna Seaman" w:date="2026-08-07T15:26:00Z">
-            <w:r>
-              <w:rPr>
-                <w:rFonts w:ascii="Aptos" w:hAnsi="Aptos" w:eastAsia="Aptos" w:cs="Aptos"/>
-                <w:color w:val="000000"/>
-                <w:rPrChange w:id="55" w:author="Anna Seaman" w:date="2026-08-07T15:26:00Z" w16du:dateUtc="2026-08-07T20:26:00Z">
-                  <w:rPr/>
-                </w:rPrChange>
-              </w:rPr>
-              <w:t/>
-            </w:r>
-          </w:ins>
-        </w:p>
-        <w:p>
-          <w:pPr>
-            <w:pStyle w:val="ListParagraph"/>
-            <w:numPr>
-              <w:ilvl w:val="0"/>
-              <w:numId w:val="31"/>
-            </w:numPr>
-            <w:spacing w:line="480" w:lineRule="auto"/>
-            <w:rPr>
-              <w:ins w:id="56" w:author="Anna Seaman" w:date="2026-08-07T15:26:00Z"/>
-              <w:color w:val="000000"/>
-              <w:rPrChange w:id="57" w:author="Anna Seaman" w:date="2026-08-07T15:26:00Z" w16du:dateUtc="2026-08-07T20:26:00Z">
-                <w:rPr>
-                  <w:ins w:id="58" w:author="Anna Seaman" w:date="2026-08-07T15:26:00Z"/>
-                </w:rPr>
-              </w:rPrChange>
-            </w:rPr>
-            <w:pPrChange w:id="59" w:author="Anna Seaman" w:date="2026-08-07T15:26:00Z" w16du:dateUtc="2026-08-07T20:26:00Z">
-              <w:pPr>
-                <w:numPr>
-                  <w:numId w:val="30"/>
-                </w:numPr>
-                <w:spacing w:line="480" w:lineRule="auto"/>
-              </w:pPr>
-            </w:pPrChange>
-          </w:pPr>
-          <w:ins w:id="60" w:author="Anna Seaman" w:date="2026-08-07T15:26:00Z">
-            <w:r>
-              <w:rPr>
-                <w:rFonts w:ascii="Aptos" w:hAnsi="Aptos" w:eastAsia="Aptos" w:cs="Aptos"/>
-                <w:color w:val="000000"/>
-                <w:rPrChange w:id="61" w:author="Anna Seaman" w:date="2026-08-07T15:26:00Z" w16du:dateUtc="2026-08-07T20:26:00Z">
-                  <w:rPr/>
-                </w:rPrChange>
-              </w:rPr>
-              <w:t/>
-            </w:r>
-            <w:r>
-              <w:rPr>
-                <w:rFonts w:ascii="Aptos" w:hAnsi="Aptos" w:eastAsia="Aptos" w:cs="Aptos"/>
-                <w:color w:val="000000"/>
-                <w:rPrChange w:id="62" w:author="Anna Seaman" w:date="2026-08-07T15:26:00Z" w16du:dateUtc="2026-08-07T20:26:00Z">
-                  <w:rPr/>
-                </w:rPrChange>
-              </w:rPr>
-              <w:softHyphen/>
-              <w:t/>
-            </w:r>
-          </w:ins>
-        </w:p>
-        <w:p>
-          <w:pPr>
-            <w:pStyle w:val="ListParagraph"/>
-            <w:numPr>
-              <w:ilvl w:val="0"/>
-              <w:numId w:val="31"/>
-            </w:numPr>
-            <w:spacing w:line="480" w:lineRule="auto"/>
-            <w:rPr>
-              <w:ins w:id="63" w:author="Anna Seaman" w:date="2026-08-07T15:26:00Z"/>
-              <w:color w:val="000000"/>
-              <w:rPrChange w:id="64" w:author="Anna Seaman" w:date="2026-08-07T15:26:00Z" w16du:dateUtc="2026-08-07T20:26:00Z">
-                <w:rPr>
-                  <w:ins w:id="65" w:author="Anna Seaman" w:date="2026-08-07T15:26:00Z"/>
-                </w:rPr>
-              </w:rPrChange>
-            </w:rPr>
-            <w:pPrChange w:id="66" w:author="Anna Seaman" w:date="2026-08-07T15:26:00Z" w16du:dateUtc="2026-08-07T20:26:00Z">
-              <w:pPr>
-                <w:numPr>
-                  <w:numId w:val="30"/>
-                </w:numPr>
-                <w:spacing w:line="480" w:lineRule="auto"/>
-              </w:pPr>
-            </w:pPrChange>
-          </w:pPr>
-          <w:ins w:id="67" w:author="Anna Seaman" w:date="2026-08-07T15:26:00Z">
-            <w:r>
-              <w:rPr>
-                <w:rFonts w:ascii="Aptos" w:hAnsi="Aptos" w:eastAsia="Aptos" w:cs="Aptos"/>
-                <w:color w:val="000000"/>
-                <w:rPrChange w:id="68" w:author="Anna Seaman" w:date="2026-08-07T15:26:00Z" w16du:dateUtc="2026-08-07T20:26:00Z">
-                  <w:rPr/>
-                </w:rPrChange>
-              </w:rPr>
-              <w:t/>
-            </w:r>
-          </w:ins>
-        </w:p>
-        <w:p>
-          <w:pPr>
-            <w:pStyle w:val="ListParagraph"/>
-            <w:numPr>
-              <w:ilvl w:val="0"/>
-              <w:numId w:val="31"/>
-            </w:numPr>
-            <w:spacing w:line="480" w:lineRule="auto"/>
-            <w:rPr>
-              <w:ins w:id="69" w:author="Anna Seaman" w:date="2026-08-07T15:26:00Z"/>
-              <w:color w:val="000000"/>
-              <w:rPrChange w:id="70" w:author="Anna Seaman" w:date="2026-08-07T15:26:00Z" w16du:dateUtc="2026-08-07T20:26:00Z">
-                <w:rPr>
-                  <w:ins w:id="71" w:author="Anna Seaman" w:date="2026-08-07T15:26:00Z"/>
-                </w:rPr>
-              </w:rPrChange>
-            </w:rPr>
-            <w:pPrChange w:id="72" w:author="Anna Seaman" w:date="2026-08-07T15:26:00Z" w16du:dateUtc="2026-08-07T20:26:00Z">
-              <w:pPr>
-                <w:numPr>
-                  <w:numId w:val="30"/>
-                </w:numPr>
-                <w:spacing w:line="480" w:lineRule="auto"/>
-              </w:pPr>
-            </w:pPrChange>
-          </w:pPr>
-          <w:ins w:id="73" w:author="Anna Seaman" w:date="2026-08-07T15:26:00Z">
-            <w:r>
-              <w:rPr>
-                <w:rFonts w:ascii="Aptos" w:hAnsi="Aptos" w:eastAsia="Aptos" w:cs="Aptos"/>
-                <w:color w:val="000000"/>
-                <w:rPrChange w:id="74" w:author="Anna Seaman" w:date="2026-08-07T15:26:00Z" w16du:dateUtc="2026-08-07T20:26:00Z">
-                  <w:rPr/>
-                </w:rPrChange>
-              </w:rPr>
-              <w:t/>
-            </w:r>
-          </w:ins>
-        </w:p>
-        <w:p>
-          <w:pPr>
-            <w:spacing w:line="480" w:lineRule="auto"/>
-            <w:rPr>
-              <w:del w:id="75" w:author="Anna Seaman" w:date="2026-08-07T15:26:00Z" w16du:dateUtc="2026-08-07T20:26:00Z"/>
-              <w:color w:val="000000"/>
-              <w:rPrChange w:id="76" w:author="Anna Seaman" w:date="2026-08-07T15:26:00Z" w16du:dateUtc="2026-08-07T20:26:00Z">
-                <w:rPr>
-                  <w:del w:id="77" w:author="Anna Seaman" w:date="2026-08-07T15:26:00Z" w16du:dateUtc="2026-08-07T20:26:00Z"/>
-                  <w:b/>
-                  <w:bCs/>
-                  <w:color w:val="000000"/>
-                </w:rPr>
-              </w:rPrChange>
-            </w:rPr>
-          </w:pPr>
-          <w:del w:id="78" w:author="Anna Seaman" w:date="2026-08-07T15:26:00Z" w16du:dateUtc="2026-08-07T20:26:00Z">
-            <w:r>
-              <w:rPr>
-                <w:color w:val="000000"/>
-                <w:rPrChange w:id="79" w:author="Anna Seaman" w:date="2026-08-07T15:26:00Z" w16du:dateUtc="2026-08-07T20:26:00Z">
-                  <w:rPr>
-                    <w:b/>
-                    <w:bCs/>
-                    <w:color w:val="000000"/>
-                  </w:rPr>
-                </w:rPrChange>
-              </w:rPr>
-              <w:lastRenderedPageBreak/>
-              <w:delText>\qqPSM: Copy from the student ebook\</w:delText>
-            </w:r>
-          </w:del>
-        </w:p>
-        <w:p>
-          <w:pPr>
-            <w:spacing w:line="480" w:lineRule="auto"/>
-            <w:rPr>
-              <w:color w:val="000000"/>
-            </w:rPr>
-          </w:pPr>
-        </w:p>
-        <w:p>
-          <w:pPr>
-            <w:spacing w:line="480" w:lineRule="auto"/>
-            <w:rPr>
-              <w:ins w:id="80" w:author="Anna Seaman" w:date="2026-08-12T12:57:00Z" w16du:dateUtc="2026-08-12T17:57:00Z"/>
-              <w:color w:val="000000"/>
-            </w:rPr>
-          </w:pPr>
-          <w:r>
-            <w:rPr>
-              <w:rFonts w:ascii="Aptos" w:hAnsi="Aptos" w:eastAsia="Aptos" w:cs="Aptos"/>
-              <w:color w:val="000000"/>
-            </w:rPr>
-            <w:t/>
-          </w:r>
-          <w:r>
-            <w:rPr>
-              <w:rFonts w:ascii="Aptos" w:hAnsi="Aptos" w:eastAsia="Aptos" w:cs="Aptos"/>
-              <w:color w:val="000000"/>
-            </w:rPr>
-            <w:t/>
-          </w:r>
-        </w:p>
-        <w:p>
-          <w:pPr>
-            <w:spacing w:line="480" w:lineRule="auto"/>
-            <w:rPr>
-              <w:b/>
-              <w:bCs/>
-              <w:color w:val="000000"/>
-              <w:rPrChange w:id="81" w:author="Anna Seaman" w:date="2026-08-12T12:58:00Z" w16du:dateUtc="2026-08-12T17:58:00Z">
-                <w:rPr>
-                  <w:color w:val="000000"/>
-                </w:rPr>
-              </w:rPrChange>
-            </w:rPr>
-          </w:pPr>
-          <w:ins w:id="82" w:author="Anna Seaman" w:date="2026-08-12T12:58:00Z" w16du:dateUtc="2026-08-12T17:58:00Z">
-            <w:r>
-              <w:rPr>
-                <w:rFonts w:ascii="Aptos" w:hAnsi="Aptos" w:eastAsia="Aptos" w:cs="Aptos"/>
-                <w:b/>
-                <w:bCs/>
-                <w:color w:val="000000"/>
-              </w:rPr>
-              <w:t/>
-            </w:r>
-            <w:proofErr w:type="spellStart"/>
-            <w:r>
-              <w:rPr>
-                <w:rFonts w:ascii="Aptos" w:hAnsi="Aptos" w:eastAsia="Aptos" w:cs="Aptos"/>
-                <w:b/>
-                <w:bCs/>
-                <w:color w:val="000000"/>
-              </w:rPr>
-              <w:t/>
-            </w:r>
-            <w:proofErr w:type="spellEnd"/>
-            <w:r>
-              <w:rPr>
-                <w:rFonts w:ascii="Aptos" w:hAnsi="Aptos" w:eastAsia="Aptos" w:cs="Aptos"/>
-                <w:b/>
-                <w:bCs/>
-                <w:color w:val="000000"/>
-              </w:rPr>
-              <w:t xml:space="preserve"/>
-            </w:r>
-            <w:proofErr w:type="spellStart"/>
-            <w:r>
-              <w:rPr>
-                <w:rFonts w:ascii="Aptos" w:hAnsi="Aptos" w:eastAsia="Aptos" w:cs="Aptos"/>
-                <w:b/>
-                <w:bCs/>
-                <w:color w:val="000000"/>
-              </w:rPr>
-              <w:t/>
-            </w:r>
-            <w:proofErr w:type="spellEnd"/>
-            <w:r>
-              <w:rPr>
-                <w:rFonts w:ascii="Aptos" w:hAnsi="Aptos" w:eastAsia="Aptos" w:cs="Aptos"/>
-                <w:b/>
-                <w:bCs/>
-                <w:color w:val="000000"/>
-              </w:rPr>
-              <w:t/>
-            </w:r>
-          </w:ins>
-        </w:p>
-        <w:p>
-          <w:pPr>
-            <w:pStyle w:val="ListParagraph"/>
-            <w:numPr>
-              <w:ilvl w:val="0"/>
-              <w:numId w:val="32"/>
-            </w:numPr>
-            <w:spacing w:line="480" w:lineRule="auto"/>
-            <w:rPr>
-              <w:ins w:id="83" w:author="Anna Seaman" w:date="2026-08-07T15:28:00Z" w16du:dateUtc="2026-08-07T20:28:00Z"/>
-              <w:rFonts w:eastAsiaTheme="minorHAnsi"/>
-              <w:color w:val="000000"/>
-            </w:rPr>
-          </w:pPr>
-          <w:ins w:id="84" w:author="Anna Seaman" w:date="2026-08-07T15:28:00Z" w16du:dateUtc="2026-08-07T20:28:00Z">
-            <w:r>
-              <w:rPr>
-                <w:rFonts w:ascii="Aptos" w:hAnsi="Aptos" w:eastAsia="Aptos" w:cs="Aptos"/>
-                <w:color w:val="000000"/>
-              </w:rPr>
-              <w:t/>
-            </w:r>
-            <w:r>
-              <w:rPr>
-                <w:rFonts w:ascii="Aptos" w:hAnsi="Aptos" w:eastAsia="Aptos" w:cs="Aptos"/>
-                <w:color w:val="000000"/>
-              </w:rPr>
-              <w:t/>
-            </w:r>
-          </w:ins>
-        </w:p>
-        <w:p>
-          <w:pPr>
-            <w:pStyle w:val="ListParagraph"/>
-            <w:numPr>
-              <w:ilvl w:val="0"/>
-              <w:numId w:val="32"/>
-            </w:numPr>
-            <w:spacing w:line="480" w:lineRule="auto"/>
-            <w:rPr>
-              <w:ins w:id="85" w:author="Anna Seaman" w:date="2026-08-07T15:28:00Z" w16du:dateUtc="2026-08-07T20:28:00Z"/>
-              <w:rFonts w:eastAsiaTheme="minorHAnsi"/>
-              <w:color w:val="000000"/>
-            </w:rPr>
-          </w:pPr>
-          <w:ins w:id="86" w:author="Anna Seaman" w:date="2026-08-07T15:28:00Z" w16du:dateUtc="2026-08-07T20:28:00Z">
-            <w:r>
-              <w:rPr>
-                <w:rFonts w:ascii="Aptos" w:hAnsi="Aptos" w:eastAsia="Aptos" w:cs="Aptos"/>
-                <w:color w:val="000000"/>
-              </w:rPr>
-              <w:t xml:space="preserve"/>
-            </w:r>
-            <w:r>
-              <w:rPr>
-                <w:rFonts w:ascii="Aptos" w:hAnsi="Aptos" w:eastAsia="Aptos" w:cs="Aptos"/>
-                <w:color w:val="000000"/>
-              </w:rPr>
-              <w:t/>
-            </w:r>
-          </w:ins>
-        </w:p>
-        <w:p>
-          <w:pPr>
-            <w:pStyle w:val="ListParagraph"/>
-            <w:numPr>
-              <w:ilvl w:val="0"/>
-              <w:numId w:val="32"/>
-            </w:numPr>
-            <w:spacing w:line="480" w:lineRule="auto"/>
-            <w:rPr>
-              <w:ins w:id="87" w:author="Anna Seaman" w:date="2026-08-07T15:28:00Z" w16du:dateUtc="2026-08-07T20:28:00Z"/>
-              <w:rFonts w:eastAsiaTheme="minorHAnsi"/>
-              <w:color w:val="000000"/>
-            </w:rPr>
-          </w:pPr>
-          <w:ins w:id="88" w:author="Anna Seaman" w:date="2026-08-07T15:28:00Z" w16du:dateUtc="2026-08-07T20:28:00Z">
-            <w:r>
-              <w:rPr>
-                <w:rFonts w:ascii="Aptos" w:hAnsi="Aptos" w:eastAsia="Aptos" w:cs="Aptos"/>
-                <w:color w:val="000000"/>
-              </w:rPr>
-              <w:t xml:space="preserve"/>
-            </w:r>
-            <w:r>
-              <w:rPr>
-                <w:rFonts w:ascii="Aptos" w:hAnsi="Aptos" w:eastAsia="Aptos" w:cs="Aptos"/>
-                <w:color w:val="000000"/>
-              </w:rPr>
-              <w:t/>
-            </w:r>
-          </w:ins>
-        </w:p>
-        <w:p>
-          <w:pPr>
-            <w:pStyle w:val="ListParagraph"/>
-            <w:numPr>
-              <w:ilvl w:val="0"/>
-              <w:numId w:val="32"/>
-            </w:numPr>
-            <w:spacing w:line="480" w:lineRule="auto"/>
-            <w:rPr>
-              <w:ins w:id="89" w:author="Anna Seaman" w:date="2026-08-07T15:29:00Z" w16du:dateUtc="2026-08-07T20:29:00Z"/>
-              <w:rFonts w:eastAsiaTheme="minorHAnsi"/>
-              <w:color w:val="000000"/>
-            </w:rPr>
-          </w:pPr>
-          <w:ins w:id="90" w:author="Anna Seaman" w:date="2026-08-07T15:28:00Z" w16du:dateUtc="2026-08-07T20:28:00Z">
-            <w:r>
-              <w:rPr>
-                <w:rFonts w:ascii="Aptos" w:hAnsi="Aptos" w:eastAsia="Aptos" w:cs="Aptos"/>
-                <w:color w:val="000000"/>
-              </w:rPr>
-              <w:t/>
-            </w:r>
-          </w:ins>
-          <w:ins w:id="91" w:author="Anna Seaman" w:date="2026-08-07T15:29:00Z" w16du:dateUtc="2026-08-07T20:29:00Z">
-            <w:r>
-              <w:rPr>
-                <w:rFonts w:ascii="Aptos" w:hAnsi="Aptos" w:eastAsia="Aptos" w:cs="Aptos"/>
-                <w:color w:val="000000"/>
-              </w:rPr>
-              <w:t/>
-            </w:r>
-          </w:ins>
-        </w:p>
-        <w:p>
-          <w:pPr>
-            <w:pStyle w:val="ListParagraph"/>
-            <w:numPr>
-              <w:ilvl w:val="0"/>
-              <w:numId w:val="32"/>
-            </w:numPr>
-            <w:spacing w:line="480" w:lineRule="auto"/>
-            <w:rPr>
-              <w:ins w:id="92" w:author="Anna Seaman" w:date="2026-08-07T15:29:00Z" w16du:dateUtc="2026-08-07T20:29:00Z"/>
-              <w:rFonts w:eastAsiaTheme="minorHAnsi"/>
-              <w:color w:val="000000"/>
-            </w:rPr>
-          </w:pPr>
-          <w:ins w:id="93" w:author="Anna Seaman" w:date="2026-08-07T15:29:00Z" w16du:dateUtc="2026-08-07T20:29:00Z">
-            <w:r>
-              <w:rPr>
-                <w:rFonts w:ascii="Aptos" w:hAnsi="Aptos" w:eastAsia="Aptos" w:cs="Aptos"/>
-                <w:color w:val="000000"/>
-              </w:rPr>
-              <w:t/>
-            </w:r>
-          </w:ins>
-        </w:p>
-        <w:p>
-          <w:pPr>
-            <w:pStyle w:val="ListParagraph"/>
-            <w:numPr>
-              <w:ilvl w:val="0"/>
-              <w:numId w:val="32"/>
-            </w:numPr>
-            <w:spacing w:line="480" w:lineRule="auto"/>
-            <w:rPr>
-              <w:ins w:id="94" w:author="Anna Seaman" w:date="2026-08-07T15:29:00Z" w16du:dateUtc="2026-08-07T20:29:00Z"/>
-              <w:rFonts w:eastAsiaTheme="minorHAnsi"/>
-              <w:color w:val="000000"/>
-            </w:rPr>
-          </w:pPr>
-          <w:ins w:id="95" w:author="Anna Seaman" w:date="2026-08-07T15:29:00Z" w16du:dateUtc="2026-08-07T20:29:00Z">
-            <w:r>
-              <w:rPr>
-                <w:rFonts w:ascii="Aptos" w:hAnsi="Aptos" w:eastAsia="Aptos" w:cs="Aptos"/>
-                <w:color w:val="000000"/>
-              </w:rPr>
-              <w:t/>
-            </w:r>
-          </w:ins>
-        </w:p>
-        <w:p>
-          <w:pPr>
-            <w:pStyle w:val="ListParagraph"/>
-            <w:numPr>
-              <w:ilvl w:val="0"/>
-              <w:numId w:val="32"/>
-            </w:numPr>
-            <w:spacing w:line="480" w:lineRule="auto"/>
-            <w:rPr>
-              <w:ins w:id="96" w:author="Anna Seaman" w:date="2026-08-07T15:28:00Z" w16du:dateUtc="2026-08-07T20:28:00Z"/>
-              <w:rFonts w:eastAsiaTheme="minorHAnsi"/>
-              <w:color w:val="000000"/>
-            </w:rPr>
-          </w:pPr>
-          <w:ins w:id="97" w:author="Anna Seaman" w:date="2026-08-07T15:29:00Z" w16du:dateUtc="2026-08-07T20:29:00Z">
-            <w:r>
-              <w:rPr>
-                <w:rFonts w:ascii="Aptos" w:hAnsi="Aptos" w:eastAsia="Aptos" w:cs="Aptos"/>
-                <w:color w:val="000000"/>
-              </w:rPr>
-              <w:t/>
-            </w:r>
-          </w:ins>
-        </w:p>
-        <w:p>
-          <w:pPr>
-            <w:pStyle w:val="ListParagraph"/>
-            <w:spacing w:line="480" w:lineRule="auto"/>
-            <w:ind w:hanging="360"/>
-            <w:rPr>
-              <w:del w:id="98" w:author="Anna Seaman" w:date="2026-08-07T15:27:00Z" w16du:dateUtc="2026-08-07T20:27:00Z"/>
-              <w:rFonts w:eastAsiaTheme="minorHAnsi"/>
-              <w:color w:val="000000"/>
-              <w:kern w:val="2"/>
-              <w14:ligatures w14:val="standardContextual"/>
-              <w:rPrChange w:id="99" w:author="Anna Seaman" w:date="2026-08-07T15:28:00Z" w16du:dateUtc="2026-08-07T20:28:00Z">
-                <w:rPr>
-                  <w:del w:id="100" w:author="Anna Seaman" w:date="2026-08-07T15:27:00Z" w16du:dateUtc="2026-08-07T20:27:00Z"/>
-                  <w:b/>
-                  <w:bCs/>
-                  <w:color w:val="000000"/>
-                </w:rPr>
-              </w:rPrChange>
-            </w:rPr>
-            <w:pPrChange w:id="101" w:author="Anna Seaman" w:date="2026-08-07T15:28:00Z" w16du:dateUtc="2026-08-07T20:28:00Z">
-              <w:pPr>
-                <w:spacing w:line="480" w:lineRule="auto"/>
-              </w:pPr>
-            </w:pPrChange>
-          </w:pPr>
-          <w:del w:id="102" w:author="Anna Seaman" w:date="2026-08-07T15:27:00Z" w16du:dateUtc="2026-08-07T20:27:00Z">
-            <w:r>
-              <w:rPr>
-                <w:rFonts w:eastAsiaTheme="minorHAnsi"/>
-                <w:color w:val="000000"/>
-                <w:kern w:val="2"/>
-                <w14:ligatures w14:val="standardContextual"/>
-                <w:rPrChange w:id="103" w:author="Anna Seaman" w:date="2026-08-07T15:28:00Z" w16du:dateUtc="2026-08-07T20:28:00Z">
-                  <w:rPr>
-                    <w:b/>
-                    <w:bCs/>
-                    <w:color w:val="000000"/>
-                  </w:rPr>
-                </w:rPrChange>
-              </w:rPr>
-              <w:delText>\qqPSM: Copy from the student ebook\</w:delText>
-            </w:r>
-          </w:del>
-        </w:p>
-        <w:p>
-          <w:pPr>
-            <w:spacing w:line="480" w:lineRule="auto"/>
-            <w:rPr>
-              <w:color w:val="000000"/>
-            </w:rPr>
-          </w:pPr>
-        </w:p>
-        <w:p>
-          <w:pPr>
-            <w:spacing w:line="480" w:lineRule="auto"/>
-            <w:rPr>
-              <w:b/>
-              <w:bCs/>
-              <w:color w:val="000000"/>
-            </w:rPr>
-          </w:pPr>
-          <w:r>
-            <w:rPr>
-              <w:rFonts w:ascii="Aptos" w:hAnsi="Aptos" w:eastAsia="Aptos" w:cs="Aptos"/>
-              <w:b/>
-              <w:bCs/>
-              <w:color w:val="000000"/>
-            </w:rPr>
-            <w:t/>
-          </w:r>
-          <w:proofErr w:type="spellStart"/>
-          <w:r>
-            <w:rPr>
-              <w:rFonts w:ascii="Aptos" w:hAnsi="Aptos" w:eastAsia="Aptos" w:cs="Aptos"/>
-              <w:b/>
-              <w:bCs/>
-              <w:color w:val="000000"/>
-            </w:rPr>
-            <w:t/>
-          </w:r>
-          <w:proofErr w:type="spellEnd"/>
-          <w:r>
-            <w:rPr>
-              <w:rFonts w:ascii="Aptos" w:hAnsi="Aptos" w:eastAsia="Aptos" w:cs="Aptos"/>
-              <w:b/>
-              <w:bCs/>
-              <w:color w:val="000000"/>
-            </w:rPr>
-            <w:t xml:space="preserve"/>
-          </w:r>
-          <w:bookmarkStart w:id="104" w:name="_Hlk225267060"/>
-          <w:r>
-            <w:rPr>
-              <w:rFonts w:ascii="Aptos" w:hAnsi="Aptos" w:eastAsia="Aptos" w:cs="Aptos"/>
-              <w:b/>
-              <w:bCs/>
-              <w:color w:val="000000"/>
-            </w:rPr>
-            <w:t/>
-          </w:r>
-          <w:bookmarkEnd w:id="104"/>
-        </w:p>
-        <w:p>
-          <w:pPr>
-            <w:spacing w:line="480" w:lineRule="auto"/>
-            <w:rPr>
-              <w:color w:val="000000"/>
-            </w:rPr>
-          </w:pPr>
-          <w:bookmarkStart w:id="105" w:name="_Hlk225267070"/>
-          <w:r>
-            <w:rPr>
-              <w:rFonts w:ascii="Aptos" w:hAnsi="Aptos" w:eastAsia="Aptos" w:cs="Aptos"/>
-              <w:color w:val="000000"/>
-            </w:rPr>
-            <w:t/>
-          </w:r>
-          <w:r>
-            <w:rPr>
-              <w:rFonts w:ascii="Aptos" w:hAnsi="Aptos" w:eastAsia="Aptos" w:cs="Aptos"/>
-              <w:color w:val="000000"/>
-            </w:rPr>
-            <w:t/>
-          </w:r>
-          <w:r>
-            <w:rPr>
-              <w:rFonts w:ascii="Aptos" w:hAnsi="Aptos" w:eastAsia="Aptos" w:cs="Aptos"/>
-              <w:color w:val="000000"/>
-            </w:rPr>
-            <w:t/>
-          </w:r>
-          <w:r>
-            <w:rPr>
-              <w:rFonts w:ascii="Aptos" w:hAnsi="Aptos" w:eastAsia="Aptos" w:cs="Aptos"/>
-              <w:color w:val="000000"/>
-            </w:rPr>
-            <w:t>Simulation</w:t>
-          </w:r>
-          <w:r>
-            <w:rPr>
-              <w:rFonts w:ascii="Aptos" w:hAnsi="Aptos" w:eastAsia="Aptos" w:cs="Aptos"/>
-              <w:color w:val="000000"/>
-            </w:rPr>
-            <w:t xml:space="preserve"> Schedule</w:t>
-          </w:r>
-        </w:p>
-        <w:bookmarkEnd w:id="105"/>
-        <w:p>
-          <w:pPr>
-            <w:spacing w:line="480" w:lineRule="auto"/>
-            <w:rPr>
-              <w:color w:val="000000"/>
-            </w:rPr>
-          </w:pPr>
-          <w:r>
-            <w:rPr>
-              <w:rFonts w:ascii="Aptos" w:hAnsi="Aptos" w:eastAsia="Aptos" w:cs="Aptos"/>
-              <w:color w:val="000000"/>
-            </w:rPr>
-            <w:t>&lt;b&gt;Time</w:t>
-          </w:r>
-          <w:r>
-            <w:rPr>
-              <w:rFonts w:ascii="Aptos" w:hAnsi="Aptos" w:eastAsia="Aptos" w:cs="Aptos"/>
-              <w:color w:val="000000"/>
-            </w:rPr>
-            <w:t xml:space="preserve"> F</w:t>
-          </w:r>
-          <w:r>
-            <w:rPr>
-              <w:rFonts w:ascii="Aptos" w:hAnsi="Aptos" w:eastAsia="Aptos" w:cs="Aptos"/>
-              <w:color w:val="000000"/>
-            </w:rPr>
-            <w:t xml:space="preserve">rame </w:t>
-          </w:r>
-          <w:r>
-            <w:rPr>
-              <w:rFonts w:ascii="Aptos" w:hAnsi="Aptos" w:eastAsia="Aptos" w:cs="Aptos"/>
-              <w:color w:val="000000"/>
-            </w:rPr>
-            <w:t>for Simulation</w:t>
-          </w:r>
-        </w:p>
-        <w:bookmarkEnd w:id="47"/>
-        <w:p>
-          <w:pPr>
-            <w:spacing w:line="480" w:lineRule="auto"/>
-            <w:rPr>
-              <w:del w:id="106" w:author="Anna Seaman" w:date="2026-08-07T15:32:00Z" w16du:dateUtc="2026-08-07T20:32:00Z"/>
-              <w:color w:val="000000"/>
-              <w:rPrChange w:id="107" w:author="Anna Seaman" w:date="2026-08-07T15:32:00Z" w16du:dateUtc="2026-08-07T20:32:00Z">
-                <w:rPr>
-                  <w:del w:id="108" w:author="Anna Seaman" w:date="2026-08-07T15:32:00Z" w16du:dateUtc="2026-08-07T20:32:00Z"/>
-                  <w:b/>
-                  <w:bCs/>
-                  <w:color w:val="000000"/>
-                </w:rPr>
-              </w:rPrChange>
-            </w:rPr>
-          </w:pPr>
-          <w:ins w:id="109" w:author="Anna Seaman" w:date="2026-08-07T15:32:00Z">
-            <w:r>
-              <w:rPr>
-                <w:rFonts w:ascii="Aptos" w:hAnsi="Aptos" w:eastAsia="Aptos" w:cs="Aptos"/>
-                <w:color w:val="000000"/>
-                <w:rPrChange w:id="110" w:author="Anna Seaman" w:date="2026-08-07T15:32:00Z" w16du:dateUtc="2026-08-07T20:32:00Z">
-                  <w:rPr>
-                    <w:b/>
-                    <w:bCs/>
-                    <w:color w:val="000000"/>
-                  </w:rPr>
-                </w:rPrChange>
-              </w:rPr>
-              <w:t>15 minutes per interaction (video conferencing, call, or in-person), 5 minutes for proctor written feedback: 20 minutes total</w:t>
-            </w:r>
-          </w:ins>
-          <w:del w:id="111" w:author="Anna Seaman" w:date="2026-08-07T15:32:00Z" w16du:dateUtc="2026-08-07T20:32:00Z">
-            <w:r>
-              <w:rPr>
-                <w:color w:val="000000"/>
-                <w:rPrChange w:id="112" w:author="Anna Seaman" w:date="2026-08-07T15:32:00Z" w16du:dateUtc="2026-08-07T20:32:00Z">
-                  <w:rPr>
-                    <w:b/>
-                    <w:bCs/>
-                    <w:color w:val="000000"/>
-                  </w:rPr>
-                </w:rPrChange>
-              </w:rPr>
-              <w:delText>\qqPSM: Copy from the student ebook\</w:delText>
-            </w:r>
-          </w:del>
-        </w:p>
-        <w:p>
-          <w:pPr>
-            <w:spacing w:line="480" w:lineRule="auto"/>
-            <w:rPr>
-              <w:ins w:id="113" w:author="Anna Seaman" w:date="2026-08-07T15:32:00Z" w16du:dateUtc="2026-08-07T20:32:00Z"/>
-              <w:color w:val="000000"/>
-              <w:rPrChange w:id="114" w:author="Anna Seaman" w:date="2026-08-07T15:32:00Z" w16du:dateUtc="2026-08-07T20:32:00Z">
-                <w:rPr>
-                  <w:ins w:id="115" w:author="Anna Seaman" w:date="2026-08-07T15:32:00Z" w16du:dateUtc="2026-08-07T20:32:00Z"/>
-                  <w:b/>
-                  <w:bCs/>
-                  <w:color w:val="000000"/>
-                </w:rPr>
-              </w:rPrChange>
-            </w:rPr>
-          </w:pPr>
-        </w:p>
-        <w:p>
-          <w:pPr>
-            <w:spacing w:line="480" w:lineRule="auto"/>
-            <w:rPr>
-              <w:color w:val="000000"/>
-            </w:rPr>
-          </w:pPr>
-        </w:p>
-        <w:p>
-          <w:pPr>
-            <w:spacing w:line="480" w:lineRule="auto"/>
-            <w:rPr>
-              <w:color w:val="000000"/>
-            </w:rPr>
-          </w:pPr>
-          <w:r>
-            <w:rPr>
-              <w:rFonts w:ascii="Aptos" w:hAnsi="Aptos" w:eastAsia="Aptos" w:cs="Aptos"/>
-              <w:color w:val="000000"/>
-            </w:rPr>
-            <w:t>&lt;b&gt;Schedule Notes</w:t>
-          </w:r>
-        </w:p>
-        <w:p>
-          <w:pPr>
-            <w:spacing w:line="480" w:lineRule="auto"/>
-            <w:rPr>
-              <w:color w:val="000000"/>
-            </w:rPr>
-          </w:pPr>
-          <w:r>
-            <w:rPr>
-              <w:rFonts w:ascii="Aptos" w:hAnsi="Aptos" w:eastAsia="Aptos" w:cs="Aptos"/>
-              <w:color w:val="000000"/>
-            </w:rPr>
-            <w:t xml:space="preserve">This simulation is generally scheduled outside of class time. Usually, the coach provides a few </w:t>
-          </w:r>
-          <w:r>
-            <w:rPr>
-              <w:rFonts w:ascii="Aptos" w:hAnsi="Aptos" w:eastAsia="Aptos" w:cs="Aptos"/>
-              <w:color w:val="000000"/>
-            </w:rPr>
-            <w:t>one</w:t>
-          </w:r>
-          <w:r>
-            <w:rPr>
-              <w:rFonts w:ascii="Aptos" w:hAnsi="Aptos" w:eastAsia="Aptos" w:cs="Aptos"/>
-              <w:color w:val="000000"/>
-            </w:rPr>
-            <w:t>-hour time blocks</w:t>
-          </w:r>
-          <w:r>
-            <w:rPr>
-              <w:rFonts w:ascii="Aptos" w:hAnsi="Aptos" w:eastAsia="Aptos" w:cs="Aptos"/>
-              <w:color w:val="000000"/>
-            </w:rPr>
-            <w:t>,</w:t>
-          </w:r>
-          <w:r>
-            <w:rPr>
-              <w:rFonts w:ascii="Aptos" w:hAnsi="Aptos" w:eastAsia="Aptos" w:cs="Aptos"/>
-              <w:color w:val="000000"/>
-            </w:rPr>
-            <w:t xml:space="preserve"> and </w:t>
-          </w:r>
-          <w:r>
-            <w:rPr>
-              <w:rFonts w:ascii="Aptos" w:hAnsi="Aptos" w:eastAsia="Aptos" w:cs="Aptos"/>
-              <w:color w:val="000000"/>
-            </w:rPr>
-            <w:t xml:space="preserve">this is </w:t>
-          </w:r>
-          <w:r>
-            <w:rPr>
-              <w:rFonts w:ascii="Aptos" w:hAnsi="Aptos" w:eastAsia="Aptos" w:cs="Aptos"/>
-              <w:color w:val="000000"/>
-            </w:rPr>
-            <w:t>then coordinate</w:t>
-          </w:r>
-          <w:r>
-            <w:rPr>
-              <w:rFonts w:ascii="Aptos" w:hAnsi="Aptos" w:eastAsia="Aptos" w:cs="Aptos"/>
-              <w:color w:val="000000"/>
-            </w:rPr>
-            <w:t>d</w:t>
-          </w:r>
-          <w:r>
-            <w:rPr>
-              <w:rFonts w:ascii="Aptos" w:hAnsi="Aptos" w:eastAsia="Aptos" w:cs="Aptos"/>
-              <w:color w:val="000000"/>
-            </w:rPr>
-            <w:t xml:space="preserve"> with the student</w:t>
-          </w:r>
-          <w:r>
-            <w:rPr>
-              <w:rFonts w:ascii="Aptos" w:hAnsi="Aptos" w:eastAsia="Aptos" w:cs="Aptos"/>
-              <w:color w:val="000000"/>
-            </w:rPr>
-            <w:t>’s schedule</w:t>
-          </w:r>
-          <w:r>
-            <w:rPr>
-              <w:rFonts w:ascii="Aptos" w:hAnsi="Aptos" w:eastAsia="Aptos" w:cs="Aptos"/>
-              <w:color w:val="000000"/>
-            </w:rPr>
-            <w:t>.</w:t>
-          </w:r>
-          <w:r>
-            <w:rPr>
-              <w:rFonts w:ascii="Aptos" w:hAnsi="Aptos" w:eastAsia="Aptos" w:cs="Aptos"/>
-              <w:color w:val="000000"/>
-            </w:rPr>
-            <w:t xml:space="preserve"> </w:t>
-          </w:r>
-          <w:r>
-            <w:rPr>
-              <w:rFonts w:ascii="Aptos" w:hAnsi="Aptos" w:eastAsia="Aptos" w:cs="Aptos"/>
-              <w:color w:val="000000"/>
-            </w:rPr>
-            <w:t>This can be very useful when class time is needed for other things or when class is unable to meet. It also requires students to schedule and be available at an atypical time or location.</w:t>
-          </w:r>
-          <w:r>
-            <w:rPr>
-              <w:rFonts w:ascii="Aptos" w:hAnsi="Aptos" w:eastAsia="Aptos" w:cs="Aptos"/>
-              <w:color w:val="000000"/>
-            </w:rPr>
-            <w:t xml:space="preserve"> The schedule reflects two HCPs per interaction</w:t>
-          </w:r>
-          <w:r>
-            <w:rPr>
-              <w:rFonts w:ascii="Aptos" w:hAnsi="Aptos" w:eastAsia="Aptos" w:cs="Aptos"/>
-              <w:color w:val="000000"/>
-            </w:rPr>
-            <w:t>,</w:t>
-          </w:r>
-          <w:r>
-            <w:rPr>
-              <w:rFonts w:ascii="Aptos" w:hAnsi="Aptos" w:eastAsia="Aptos" w:cs="Aptos"/>
-              <w:color w:val="000000"/>
-            </w:rPr>
-            <w:t xml:space="preserve"> but it can </w:t>
-          </w:r>
-          <w:r>
-            <w:rPr>
-              <w:rFonts w:ascii="Aptos" w:hAnsi="Aptos" w:eastAsia="Aptos" w:cs="Aptos"/>
-              <w:color w:val="000000"/>
-            </w:rPr>
-            <w:t xml:space="preserve">also </w:t>
-          </w:r>
-          <w:r>
-            <w:rPr>
-              <w:rFonts w:ascii="Aptos" w:hAnsi="Aptos" w:eastAsia="Aptos" w:cs="Aptos"/>
-              <w:color w:val="000000"/>
-            </w:rPr>
-            <w:t>be schedule</w:t>
-          </w:r>
-          <w:r>
-            <w:rPr>
-              <w:rFonts w:ascii="Aptos" w:hAnsi="Aptos" w:eastAsia="Aptos" w:cs="Aptos"/>
-              <w:color w:val="000000"/>
-            </w:rPr>
-            <w:t>d</w:t>
-          </w:r>
-          <w:r>
-            <w:rPr>
-              <w:rFonts w:ascii="Aptos" w:hAnsi="Aptos" w:eastAsia="Aptos" w:cs="Aptos"/>
-              <w:color w:val="000000"/>
-            </w:rPr>
-            <w:t xml:space="preserve"> individually.</w:t>
-          </w:r>
-          <w:del w:id="116" w:author="Anna Seaman" w:date="2026-08-07T15:32:00Z" w16du:dateUtc="2026-08-07T20:32:00Z">
-            <w:r>
-              <w:rPr>
-                <w:color w:val="000000"/>
-              </w:rPr>
-              <w:delText xml:space="preserve"> </w:delText>
-            </w:r>
-          </w:del>
-        </w:p>
-      </w:sdtContent>
-    </w:sdt>
     <w:p>
       <w:pPr>
         <w:pStyle w:val="Heading1"/>
         <w:spacing w:line="480" w:lineRule="auto"/>
         <w:rPr>
-          <w:ins w:id="117" w:author="Anna Seaman" w:date="2026-08-07T15:33:00Z" w16du:dateUtc="2026-08-07T20:33:00Z"/>
           <w:color w:val="000000"/>
         </w:rPr>
       </w:pPr>
+      <w:bookmarkStart w:id="7" w:name="_Hlk225267070"/>
       <w:r>
         <w:rPr>
           <w:rFonts w:ascii="Aptos" w:hAnsi="Aptos" w:eastAsia="Aptos" w:cs="Aptos"/>
           <w:color w:val="000000"/>
           <w:sz w:val="40"/>
           <w:szCs w:val="40"/>
+        </w:rPr>
+        <w:t/>
+      </w:r>
+      <w:r>
+        <w:rPr>
+          <w:rFonts w:ascii="Aptos" w:hAnsi="Aptos" w:eastAsia="Aptos" w:cs="Aptos"/>
+          <w:color w:val="000000"/>
+          <w:sz w:val="40"/>
+          <w:szCs w:val="40"/>
+        </w:rPr>
+        <w:t/>
+      </w:r>
+      <w:r>
+        <w:rPr>
+          <w:rFonts w:ascii="Aptos" w:hAnsi="Aptos" w:eastAsia="Aptos" w:cs="Aptos"/>
+          <w:color w:val="000000"/>
+          <w:sz w:val="40"/>
+          <w:szCs w:val="40"/>
+        </w:rPr>
+        <w:t/>
+      </w:r>
+      <w:r>
+        <w:rPr>
+          <w:rFonts w:ascii="Aptos" w:hAnsi="Aptos" w:eastAsia="Aptos" w:cs="Aptos"/>
+          <w:color w:val="000000"/>
+          <w:sz w:val="40"/>
+          <w:szCs w:val="40"/>
+        </w:rPr>
+        <w:t>Simulation</w:t>
+      </w:r>
+      <w:r>
+        <w:rPr>
+          <w:rFonts w:ascii="Aptos" w:hAnsi="Aptos" w:eastAsia="Aptos" w:cs="Aptos"/>
+          <w:color w:val="000000"/>
+          <w:sz w:val="40"/>
+          <w:szCs w:val="40"/>
+        </w:rPr>
+        <w:t xml:space="preserve"> Schedule</w:t>
+      </w:r>
+    </w:p>
+    <w:p>
+      <w:pPr>
+        <w:spacing w:line="480" w:lineRule="auto"/>
+        <w:rPr>
+          <w:color w:val="000000"/>
+        </w:rPr>
+      </w:pPr>
+      <w:r>
+        <w:rPr>
+          <w:rFonts w:ascii="Aptos" w:hAnsi="Aptos" w:eastAsia="Aptos" w:cs="Aptos"/>
+          <w:color w:val="000000"/>
+        </w:rPr>
+        <w:t>Time</w:t>
+      </w:r>
+      <w:r>
+        <w:rPr>
+          <w:rFonts w:ascii="Aptos" w:hAnsi="Aptos" w:eastAsia="Aptos" w:cs="Aptos"/>
+          <w:color w:val="000000"/>
+        </w:rPr>
+        <w:t xml:space="preserve"> F</w:t>
+      </w:r>
+      <w:r>
+        <w:rPr>
+          <w:rFonts w:ascii="Aptos" w:hAnsi="Aptos" w:eastAsia="Aptos" w:cs="Aptos"/>
+          <w:color w:val="000000"/>
+        </w:rPr>
+        <w:t xml:space="preserve">rame </w:t>
+      </w:r>
+      <w:r>
+        <w:rPr>
+          <w:rFonts w:ascii="Aptos" w:hAnsi="Aptos" w:eastAsia="Aptos" w:cs="Aptos"/>
+          <w:color w:val="000000"/>
+        </w:rPr>
+        <w:t>for Simulation</w:t>
+      </w:r>
+    </w:p>
+    <w:p>
+      <w:pPr>
+        <w:spacing w:line="480" w:lineRule="auto"/>
+        <w:rPr>
+          <w:color w:val="000000"/>
+        </w:rPr>
+      </w:pPr>
+      <w:r>
+        <w:rPr>
+          <w:rFonts w:ascii="Aptos" w:hAnsi="Aptos" w:eastAsia="Aptos" w:cs="Aptos"/>
+          <w:color w:val="000000"/>
+        </w:rPr>
+        <w:t>15 minutes per interaction (video conferencing, call, or in-person), 5 minutes for proctor written feedback: 20 minutes total</w:t>
+      </w:r>
+    </w:p>
+    <w:p>
+      <w:pPr>
+        <w:spacing w:line="480" w:lineRule="auto"/>
+        <w:rPr>
+          <w:color w:val="000000"/>
+        </w:rPr>
+      </w:pPr>
+      <w:r>
+        <w:rPr>
+          <w:rFonts w:ascii="Aptos" w:hAnsi="Aptos" w:eastAsia="Aptos" w:cs="Aptos"/>
+          <w:color w:val="000000"/>
+        </w:rPr>
+        <w:t>Schedule Notes</w:t>
+      </w:r>
+    </w:p>
+    <w:p>
+      <w:pPr>
+        <w:spacing w:line="480" w:lineRule="auto"/>
+        <w:rPr>
+          <w:color w:val="000000"/>
+        </w:rPr>
+      </w:pPr>
+      <w:r>
+        <w:rPr>
+          <w:rFonts w:ascii="Aptos" w:hAnsi="Aptos" w:eastAsia="Aptos" w:cs="Aptos"/>
+          <w:color w:val="000000"/>
+        </w:rPr>
+        <w:t xml:space="preserve">This simulation is generally scheduled outside of class time. Usually, the coach provides a few </w:t>
+      </w:r>
+      <w:r>
+        <w:rPr>
+          <w:rFonts w:ascii="Aptos" w:hAnsi="Aptos" w:eastAsia="Aptos" w:cs="Aptos"/>
+          <w:color w:val="000000"/>
+        </w:rPr>
+        <w:t>one</w:t>
+      </w:r>
+      <w:r>
+        <w:rPr>
+          <w:rFonts w:ascii="Aptos" w:hAnsi="Aptos" w:eastAsia="Aptos" w:cs="Aptos"/>
+          <w:color w:val="000000"/>
+        </w:rPr>
+        <w:t>-hour time blocks</w:t>
+      </w:r>
+      <w:r>
+        <w:rPr>
+          <w:rFonts w:ascii="Aptos" w:hAnsi="Aptos" w:eastAsia="Aptos" w:cs="Aptos"/>
+          <w:color w:val="000000"/>
+        </w:rPr>
+        <w:t>,</w:t>
+      </w:r>
+      <w:r>
+        <w:rPr>
+          <w:rFonts w:ascii="Aptos" w:hAnsi="Aptos" w:eastAsia="Aptos" w:cs="Aptos"/>
+          <w:color w:val="000000"/>
+        </w:rPr>
+        <w:t xml:space="preserve"> and </w:t>
+      </w:r>
+      <w:r>
+        <w:rPr>
+          <w:rFonts w:ascii="Aptos" w:hAnsi="Aptos" w:eastAsia="Aptos" w:cs="Aptos"/>
+          <w:color w:val="000000"/>
+        </w:rPr>
+        <w:t xml:space="preserve">this is </w:t>
+      </w:r>
+      <w:r>
+        <w:rPr>
+          <w:rFonts w:ascii="Aptos" w:hAnsi="Aptos" w:eastAsia="Aptos" w:cs="Aptos"/>
+          <w:color w:val="000000"/>
+        </w:rPr>
+        <w:t>then coordinate</w:t>
+      </w:r>
+      <w:r>
+        <w:rPr>
+          <w:rFonts w:ascii="Aptos" w:hAnsi="Aptos" w:eastAsia="Aptos" w:cs="Aptos"/>
+          <w:color w:val="000000"/>
+        </w:rPr>
+        <w:t>d</w:t>
+      </w:r>
+      <w:r>
+        <w:rPr>
+          <w:rFonts w:ascii="Aptos" w:hAnsi="Aptos" w:eastAsia="Aptos" w:cs="Aptos"/>
+          <w:color w:val="000000"/>
+        </w:rPr>
+        <w:t xml:space="preserve"> with the student</w:t>
+      </w:r>
+      <w:r>
+        <w:rPr>
+          <w:rFonts w:ascii="Aptos" w:hAnsi="Aptos" w:eastAsia="Aptos" w:cs="Aptos"/>
+          <w:color w:val="000000"/>
+        </w:rPr>
+        <w:t>’s schedule</w:t>
+      </w:r>
+      <w:r>
+        <w:rPr>
+          <w:rFonts w:ascii="Aptos" w:hAnsi="Aptos" w:eastAsia="Aptos" w:cs="Aptos"/>
+          <w:color w:val="000000"/>
+        </w:rPr>
+        <w:t>.</w:t>
+      </w:r>
+      <w:r>
+        <w:rPr>
+          <w:rFonts w:ascii="Aptos" w:hAnsi="Aptos" w:eastAsia="Aptos" w:cs="Aptos"/>
+          <w:color w:val="000000"/>
+        </w:rPr>
+        <w:t xml:space="preserve"> </w:t>
+      </w:r>
+      <w:r>
+        <w:rPr>
+          <w:rFonts w:ascii="Aptos" w:hAnsi="Aptos" w:eastAsia="Aptos" w:cs="Aptos"/>
+          <w:color w:val="000000"/>
+        </w:rPr>
+        <w:t>This can be very useful when class time is needed for other things or when class is unable to meet. It also requires students to schedule and be available at an atypical time or location.</w:t>
+      </w:r>
+      <w:r>
+        <w:rPr>
+          <w:rFonts w:ascii="Aptos" w:hAnsi="Aptos" w:eastAsia="Aptos" w:cs="Aptos"/>
+          <w:color w:val="000000"/>
+        </w:rPr>
+        <w:t xml:space="preserve"> The schedule reflects two HCPs per interaction</w:t>
+      </w:r>
+      <w:r>
+        <w:rPr>
+          <w:rFonts w:ascii="Aptos" w:hAnsi="Aptos" w:eastAsia="Aptos" w:cs="Aptos"/>
+          <w:color w:val="000000"/>
+        </w:rPr>
+        <w:t>,</w:t>
+      </w:r>
+      <w:r>
+        <w:rPr>
+          <w:rFonts w:ascii="Aptos" w:hAnsi="Aptos" w:eastAsia="Aptos" w:cs="Aptos"/>
+          <w:color w:val="000000"/>
+        </w:rPr>
+        <w:t xml:space="preserve"> but it can </w:t>
+      </w:r>
+      <w:r>
+        <w:rPr>
+          <w:rFonts w:ascii="Aptos" w:hAnsi="Aptos" w:eastAsia="Aptos" w:cs="Aptos"/>
+          <w:color w:val="000000"/>
+        </w:rPr>
+        <w:t xml:space="preserve">also </w:t>
+      </w:r>
+      <w:r>
+        <w:rPr>
+          <w:rFonts w:ascii="Aptos" w:hAnsi="Aptos" w:eastAsia="Aptos" w:cs="Aptos"/>
+          <w:color w:val="000000"/>
+        </w:rPr>
+        <w:t>be schedule</w:t>
+      </w:r>
+      <w:r>
+        <w:rPr>
+          <w:rFonts w:ascii="Aptos" w:hAnsi="Aptos" w:eastAsia="Aptos" w:cs="Aptos"/>
+          <w:color w:val="000000"/>
+        </w:rPr>
+        <w:t>d</w:t>
+      </w:r>
+      <w:r>
+        <w:rPr>
+          <w:rFonts w:ascii="Aptos" w:hAnsi="Aptos" w:eastAsia="Aptos" w:cs="Aptos"/>
+          <w:color w:val="000000"/>
+        </w:rPr>
+        <w:t xml:space="preserve"> individually.</w:t>
+      </w:r>
+    </w:p>
+    <w:p>
+      <w:pPr>
+        <w:spacing w:line="480" w:lineRule="auto"/>
+        <w:rPr>
+          <w:color w:val="000000"/>
+        </w:rPr>
+      </w:pPr>
+      <w:r>
+        <w:rPr>
+          <w:rFonts w:ascii="Aptos" w:hAnsi="Aptos" w:eastAsia="Aptos" w:cs="Aptos"/>
+          <w:color w:val="000000"/>
         </w:rPr>
         <w:t>Sample Simulation Schedule</w:t>
       </w:r>
@@ -2405,41 +300,16 @@
           <w:right w:w="0" w:type="dxa"/>
         </w:tblCellMar>
         <w:tblLook w:val="04A0" w:firstRow="1" w:lastRow="0" w:firstColumn="1" w:lastColumn="0" w:noHBand="0" w:noVBand="1"/>
-        <w:tblPrChange w:id="118" w:author="Anna Seaman" w:date="2026-08-07T16:13:00Z" w16du:dateUtc="2026-08-07T21:13:00Z">
-          <w:tblPr>
-            <w:tblW w:w="5000" w:type="pct"/>
-            <w:tblBorders>
-              <w:top w:val="outset" w:sz="6" w:space="0" w:color="auto"/>
-              <w:left w:val="outset" w:sz="6" w:space="0" w:color="auto"/>
-              <w:bottom w:val="outset" w:sz="6" w:space="0" w:color="auto"/>
-              <w:right w:val="outset" w:sz="6" w:space="0" w:color="auto"/>
-            </w:tblBorders>
-            <w:tblCellMar>
-              <w:left w:w="0" w:type="dxa"/>
-              <w:right w:w="0" w:type="dxa"/>
-            </w:tblCellMar>
-            <w:tblLook w:val="04A0" w:firstRow="1" w:lastRow="0" w:firstColumn="1" w:lastColumn="0" w:noHBand="0" w:noVBand="1"/>
-          </w:tblPr>
-        </w:tblPrChange>
       </w:tblPr>
       <w:tblGrid>
         <w:gridCol w:w="1715"/>
         <w:gridCol w:w="2205"/>
         <w:gridCol w:w="2205"/>
         <w:gridCol w:w="3245"/>
-        <w:tblGridChange w:id="119">
-          <w:tblGrid>
-            <w:gridCol w:w="1715"/>
-            <w:gridCol w:w="2205"/>
-            <w:gridCol w:w="2205"/>
-            <w:gridCol w:w="3245"/>
-          </w:tblGrid>
-        </w:tblGridChange>
       </w:tblGrid>
       <w:tr>
         <w:trPr>
           <w:trHeight w:val="432"/>
-          <w:ins w:id="120" w:author="Anna Seaman" w:date="2026-08-07T15:33:00Z"/>
         </w:trPr>
         <w:tc>
           <w:tcPr>
@@ -2451,41 +321,26 @@
               <w:right w:val="single" w:sz="4" w:space="0" w:color="auto"/>
             </w:tcBorders>
             <w:shd w:val="clear" w:color="auto" w:fill="A73023"/>
-            <w:tcPrChange w:id="121" w:author="Anna Seaman" w:date="2026-08-07T16:13:00Z" w16du:dateUtc="2026-08-07T21:13:00Z">
-              <w:tcPr>
-                <w:tcW w:w="1715" w:type="dxa"/>
-                <w:tcBorders>
-                  <w:top w:val="single" w:sz="4" w:space="0" w:color="auto"/>
-                  <w:left w:val="single" w:sz="4" w:space="0" w:color="auto"/>
-                  <w:bottom w:val="single" w:sz="4" w:space="0" w:color="auto"/>
-                  <w:right w:val="single" w:sz="4" w:space="0" w:color="auto"/>
-                </w:tcBorders>
-                <w:shd w:val="clear" w:color="auto" w:fill="A73023"/>
-              </w:tcPr>
-            </w:tcPrChange>
           </w:tcPr>
           <w:p>
             <w:pPr>
               <w:spacing w:line="480" w:lineRule="auto"/>
               <w:jc w:val="center"/>
               <w:rPr>
-                <w:ins w:id="122" w:author="Anna Seaman" w:date="2026-08-07T15:33:00Z" w16du:dateUtc="2026-08-07T20:33:00Z"/>
                 <w:b/>
                 <w:bCs/>
                 <w:color w:val="FFFFFF" w:themeColor="background1"/>
               </w:rPr>
             </w:pPr>
-            <w:ins w:id="123" w:author="Anna Seaman" w:date="2026-08-07T15:33:00Z" w16du:dateUtc="2026-08-07T20:33:00Z">
-              <w:r>
-                <w:rPr>
-                  <w:rFonts w:ascii="Aptos" w:hAnsi="Aptos" w:eastAsia="Aptos" w:cs="Aptos"/>
-                  <w:b/>
-                  <w:bCs/>
-                  <w:color w:val="FFFFFF" w:themeColor="background1"/>
-                </w:rPr>
-                <w:t>STUDENTS</w:t>
-              </w:r>
-            </w:ins>
+            <w:r>
+              <w:rPr>
+                <w:rFonts w:ascii="Aptos" w:hAnsi="Aptos" w:eastAsia="Aptos" w:cs="Aptos"/>
+                <w:b/>
+                <w:bCs/>
+                <w:color w:val="FFFFFF" w:themeColor="background1"/>
+              </w:rPr>
+              <w:t>STUDENTS</w:t>
+            </w:r>
           </w:p>
         </w:tc>
         <w:tc>
@@ -2498,41 +353,26 @@
               <w:right w:val="single" w:sz="4" w:space="0" w:color="auto"/>
             </w:tcBorders>
             <w:shd w:val="clear" w:color="auto" w:fill="A73023"/>
-            <w:tcPrChange w:id="124" w:author="Anna Seaman" w:date="2026-08-07T16:13:00Z" w16du:dateUtc="2026-08-07T21:13:00Z">
-              <w:tcPr>
-                <w:tcW w:w="2205" w:type="dxa"/>
-                <w:tcBorders>
-                  <w:top w:val="single" w:sz="4" w:space="0" w:color="auto"/>
-                  <w:left w:val="single" w:sz="4" w:space="0" w:color="auto"/>
-                  <w:bottom w:val="single" w:sz="4" w:space="0" w:color="auto"/>
-                  <w:right w:val="single" w:sz="4" w:space="0" w:color="auto"/>
-                </w:tcBorders>
-                <w:shd w:val="clear" w:color="auto" w:fill="A73023"/>
-              </w:tcPr>
-            </w:tcPrChange>
           </w:tcPr>
           <w:p>
             <w:pPr>
               <w:spacing w:line="480" w:lineRule="auto"/>
               <w:jc w:val="center"/>
               <w:rPr>
-                <w:ins w:id="125" w:author="Anna Seaman" w:date="2026-08-07T15:33:00Z" w16du:dateUtc="2026-08-07T20:33:00Z"/>
                 <w:b/>
                 <w:bCs/>
                 <w:color w:val="FFFFFF" w:themeColor="background1"/>
               </w:rPr>
             </w:pPr>
-            <w:ins w:id="126" w:author="Anna Seaman" w:date="2026-08-07T15:33:00Z" w16du:dateUtc="2026-08-07T20:33:00Z">
-              <w:r>
-                <w:rPr>
-                  <w:rFonts w:ascii="Aptos" w:hAnsi="Aptos" w:eastAsia="Aptos" w:cs="Aptos"/>
-                  <w:b/>
-                  <w:bCs/>
-                  <w:color w:val="FFFFFF" w:themeColor="background1"/>
-                </w:rPr>
-                <w:t>TIME FRAMES</w:t>
-              </w:r>
-            </w:ins>
+            <w:r>
+              <w:rPr>
+                <w:rFonts w:ascii="Aptos" w:hAnsi="Aptos" w:eastAsia="Aptos" w:cs="Aptos"/>
+                <w:b/>
+                <w:bCs/>
+                <w:color w:val="FFFFFF" w:themeColor="background1"/>
+              </w:rPr>
+              <w:t>TIME FRAMES</w:t>
+            </w:r>
           </w:p>
         </w:tc>
         <w:tc>
@@ -2545,41 +385,26 @@
               <w:right w:val="single" w:sz="4" w:space="0" w:color="auto"/>
             </w:tcBorders>
             <w:shd w:val="clear" w:color="auto" w:fill="A73023"/>
-            <w:tcPrChange w:id="127" w:author="Anna Seaman" w:date="2026-08-07T16:13:00Z" w16du:dateUtc="2026-08-07T21:13:00Z">
-              <w:tcPr>
-                <w:tcW w:w="2205" w:type="dxa"/>
-                <w:tcBorders>
-                  <w:top w:val="single" w:sz="4" w:space="0" w:color="auto"/>
-                  <w:left w:val="single" w:sz="4" w:space="0" w:color="auto"/>
-                  <w:bottom w:val="single" w:sz="4" w:space="0" w:color="auto"/>
-                  <w:right w:val="single" w:sz="4" w:space="0" w:color="auto"/>
-                </w:tcBorders>
-                <w:shd w:val="clear" w:color="auto" w:fill="A73023"/>
-              </w:tcPr>
-            </w:tcPrChange>
           </w:tcPr>
           <w:p>
             <w:pPr>
               <w:spacing w:line="480" w:lineRule="auto"/>
               <w:jc w:val="center"/>
               <w:rPr>
-                <w:ins w:id="128" w:author="Anna Seaman" w:date="2026-08-07T15:33:00Z" w16du:dateUtc="2026-08-07T20:33:00Z"/>
                 <w:b/>
                 <w:bCs/>
                 <w:color w:val="FFFFFF" w:themeColor="background1"/>
               </w:rPr>
             </w:pPr>
-            <w:ins w:id="129" w:author="Anna Seaman" w:date="2026-08-07T15:33:00Z" w16du:dateUtc="2026-08-07T20:33:00Z">
-              <w:r>
-                <w:rPr>
-                  <w:rFonts w:ascii="Aptos" w:hAnsi="Aptos" w:eastAsia="Aptos" w:cs="Aptos"/>
-                  <w:b/>
-                  <w:bCs/>
-                  <w:color w:val="FFFFFF" w:themeColor="background1"/>
-                </w:rPr>
-                <w:t>ACTUAL TIMES</w:t>
-              </w:r>
-            </w:ins>
+            <w:r>
+              <w:rPr>
+                <w:rFonts w:ascii="Aptos" w:hAnsi="Aptos" w:eastAsia="Aptos" w:cs="Aptos"/>
+                <w:b/>
+                <w:bCs/>
+                <w:color w:val="FFFFFF" w:themeColor="background1"/>
+              </w:rPr>
+              <w:t>ACTUAL TIMES</w:t>
+            </w:r>
           </w:p>
         </w:tc>
         <w:tc>
@@ -2592,48 +417,32 @@
               <w:right w:val="single" w:sz="4" w:space="0" w:color="auto"/>
             </w:tcBorders>
             <w:shd w:val="clear" w:color="auto" w:fill="A73023"/>
-            <w:tcPrChange w:id="130" w:author="Anna Seaman" w:date="2026-08-07T16:13:00Z" w16du:dateUtc="2026-08-07T21:13:00Z">
-              <w:tcPr>
-                <w:tcW w:w="3245" w:type="dxa"/>
-                <w:tcBorders>
-                  <w:top w:val="single" w:sz="4" w:space="0" w:color="auto"/>
-                  <w:left w:val="single" w:sz="4" w:space="0" w:color="auto"/>
-                  <w:bottom w:val="single" w:sz="4" w:space="0" w:color="auto"/>
-                  <w:right w:val="single" w:sz="4" w:space="0" w:color="auto"/>
-                </w:tcBorders>
-                <w:shd w:val="clear" w:color="auto" w:fill="A73023"/>
-              </w:tcPr>
-            </w:tcPrChange>
           </w:tcPr>
           <w:p>
             <w:pPr>
               <w:spacing w:line="480" w:lineRule="auto"/>
               <w:jc w:val="center"/>
               <w:rPr>
-                <w:ins w:id="131" w:author="Anna Seaman" w:date="2026-08-07T15:33:00Z" w16du:dateUtc="2026-08-07T20:33:00Z"/>
                 <w:b/>
                 <w:bCs/>
                 <w:color w:val="FFFFFF" w:themeColor="background1"/>
               </w:rPr>
             </w:pPr>
-            <w:ins w:id="132" w:author="Anna Seaman" w:date="2026-08-07T15:33:00Z" w16du:dateUtc="2026-08-07T20:33:00Z">
-              <w:r>
-                <w:rPr>
-                  <w:rFonts w:ascii="Aptos" w:hAnsi="Aptos" w:eastAsia="Aptos" w:cs="Aptos"/>
-                  <w:b/>
-                  <w:bCs/>
-                  <w:color w:val="FFFFFF" w:themeColor="background1"/>
-                </w:rPr>
-                <w:t>LOCATION</w:t>
-              </w:r>
-            </w:ins>
+            <w:r>
+              <w:rPr>
+                <w:rFonts w:ascii="Aptos" w:hAnsi="Aptos" w:eastAsia="Aptos" w:cs="Aptos"/>
+                <w:b/>
+                <w:bCs/>
+                <w:color w:val="FFFFFF" w:themeColor="background1"/>
+              </w:rPr>
+              <w:t>LOCATION</w:t>
+            </w:r>
           </w:p>
         </w:tc>
       </w:tr>
       <w:tr>
         <w:trPr>
           <w:trHeight w:val="432"/>
-          <w:ins w:id="133" w:author="Anna Seaman" w:date="2026-08-07T15:33:00Z"/>
         </w:trPr>
         <w:tc>
           <w:tcPr>
@@ -2644,35 +453,21 @@
               <w:bottom w:val="single" w:sz="6" w:space="0" w:color="auto"/>
               <w:right w:val="single" w:sz="6" w:space="0" w:color="auto"/>
             </w:tcBorders>
-            <w:tcPrChange w:id="134" w:author="Anna Seaman" w:date="2026-08-07T16:13:00Z" w16du:dateUtc="2026-08-07T21:13:00Z">
-              <w:tcPr>
-                <w:tcW w:w="1715" w:type="dxa"/>
-                <w:tcBorders>
-                  <w:top w:val="single" w:sz="4" w:space="0" w:color="auto"/>
-                  <w:left w:val="single" w:sz="6" w:space="0" w:color="auto"/>
-                  <w:bottom w:val="single" w:sz="6" w:space="0" w:color="auto"/>
-                  <w:right w:val="single" w:sz="6" w:space="0" w:color="auto"/>
-                </w:tcBorders>
-              </w:tcPr>
-            </w:tcPrChange>
           </w:tcPr>
           <w:p>
             <w:pPr>
               <w:spacing w:line="480" w:lineRule="auto"/>
               <w:rPr>
-                <w:ins w:id="135" w:author="Anna Seaman" w:date="2026-08-07T15:33:00Z" w16du:dateUtc="2026-08-07T20:33:00Z"/>
                 <w:color w:val="000000"/>
               </w:rPr>
             </w:pPr>
-            <w:ins w:id="136" w:author="Anna Seaman" w:date="2026-08-07T15:33:00Z" w16du:dateUtc="2026-08-07T20:33:00Z">
-              <w:r>
-                <w:rPr>
-                  <w:rFonts w:ascii="Aptos" w:hAnsi="Aptos" w:eastAsia="Aptos" w:cs="Aptos"/>
-                  <w:color w:val="000000"/>
-                </w:rPr>
-                <w:t>1-2</w:t>
-              </w:r>
-            </w:ins>
+            <w:r>
+              <w:rPr>
+                <w:rFonts w:ascii="Aptos" w:hAnsi="Aptos" w:eastAsia="Aptos" w:cs="Aptos"/>
+                <w:color w:val="000000"/>
+              </w:rPr>
+              <w:t>1-2</w:t>
+            </w:r>
           </w:p>
         </w:tc>
         <w:tc>
@@ -2685,36 +480,21 @@
               <w:right w:val="single" w:sz="4" w:space="0" w:color="auto"/>
             </w:tcBorders>
             <w:hideMark/>
-            <w:tcPrChange w:id="137" w:author="Anna Seaman" w:date="2026-08-07T16:13:00Z" w16du:dateUtc="2026-08-07T21:13:00Z">
-              <w:tcPr>
-                <w:tcW w:w="2205" w:type="dxa"/>
-                <w:tcBorders>
-                  <w:top w:val="single" w:sz="4" w:space="0" w:color="auto"/>
-                  <w:left w:val="single" w:sz="6" w:space="0" w:color="auto"/>
-                  <w:bottom w:val="single" w:sz="6" w:space="0" w:color="auto"/>
-                  <w:right w:val="single" w:sz="4" w:space="0" w:color="auto"/>
-                </w:tcBorders>
-                <w:hideMark/>
-              </w:tcPr>
-            </w:tcPrChange>
           </w:tcPr>
           <w:p>
             <w:pPr>
               <w:spacing w:line="480" w:lineRule="auto"/>
               <w:rPr>
-                <w:ins w:id="138" w:author="Anna Seaman" w:date="2026-08-07T15:33:00Z" w16du:dateUtc="2026-08-07T20:33:00Z"/>
                 <w:color w:val="000000"/>
               </w:rPr>
             </w:pPr>
-            <w:ins w:id="139" w:author="Anna Seaman" w:date="2026-08-07T15:33:00Z" w16du:dateUtc="2026-08-07T20:33:00Z">
-              <w:r>
-                <w:rPr>
-                  <w:rFonts w:ascii="Aptos" w:hAnsi="Aptos" w:eastAsia="Aptos" w:cs="Aptos"/>
-                  <w:color w:val="000000"/>
-                </w:rPr>
-                <w:t>00-20</w:t>
-              </w:r>
-            </w:ins>
+            <w:r>
+              <w:rPr>
+                <w:rFonts w:ascii="Aptos" w:hAnsi="Aptos" w:eastAsia="Aptos" w:cs="Aptos"/>
+                <w:color w:val="000000"/>
+              </w:rPr>
+              <w:t>00-20</w:t>
+            </w:r>
           </w:p>
         </w:tc>
         <w:tc>
@@ -2726,63 +506,49 @@
               <w:bottom w:val="single" w:sz="4" w:space="0" w:color="auto"/>
               <w:right w:val="single" w:sz="4" w:space="0" w:color="auto"/>
             </w:tcBorders>
-            <w:tcPrChange w:id="140" w:author="Anna Seaman" w:date="2026-08-07T16:13:00Z" w16du:dateUtc="2026-08-07T21:13:00Z">
-              <w:tcPr>
-                <w:tcW w:w="2205" w:type="dxa"/>
-                <w:tcBorders>
-                  <w:top w:val="single" w:sz="4" w:space="0" w:color="auto"/>
-                  <w:left w:val="single" w:sz="4" w:space="0" w:color="auto"/>
-                  <w:bottom w:val="single" w:sz="4" w:space="0" w:color="auto"/>
-                  <w:right w:val="single" w:sz="4" w:space="0" w:color="auto"/>
-                </w:tcBorders>
-              </w:tcPr>
-            </w:tcPrChange>
           </w:tcPr>
           <w:p>
             <w:pPr>
               <w:spacing w:line="480" w:lineRule="auto"/>
               <w:rPr>
-                <w:ins w:id="141" w:author="Anna Seaman" w:date="2026-08-07T15:33:00Z" w16du:dateUtc="2026-08-07T20:33:00Z"/>
                 <w:color w:val="000000"/>
               </w:rPr>
             </w:pPr>
-            <w:ins w:id="142" w:author="Anna Seaman" w:date="2026-08-07T15:34:00Z" w16du:dateUtc="2026-08-07T20:34:00Z">
-              <w:r>
-                <w:rPr>
-                  <w:rFonts w:ascii="Aptos" w:hAnsi="Aptos" w:eastAsia="Aptos" w:cs="Aptos"/>
-                  <w:color w:val="000000"/>
-                </w:rPr>
-                <w:t>10</w:t>
-              </w:r>
-              <w:r>
-                <w:rPr>
-                  <w:rFonts w:ascii="Aptos" w:hAnsi="Aptos" w:eastAsia="Aptos" w:cs="Aptos"/>
-                  <w:color w:val="000000"/>
-                </w:rPr>
-                <w:t>:</w:t>
-              </w:r>
-              <w:r>
-                <w:rPr>
-                  <w:rFonts w:ascii="Aptos" w:hAnsi="Aptos" w:eastAsia="Aptos" w:cs="Aptos"/>
-                  <w:color w:val="000000"/>
-                </w:rPr>
-                <w:t>30-10</w:t>
-              </w:r>
-              <w:r>
-                <w:rPr>
-                  <w:rFonts w:ascii="Aptos" w:hAnsi="Aptos" w:eastAsia="Aptos" w:cs="Aptos"/>
-                  <w:color w:val="000000"/>
-                </w:rPr>
-                <w:t>:</w:t>
-              </w:r>
-              <w:r>
-                <w:rPr>
-                  <w:rFonts w:ascii="Aptos" w:hAnsi="Aptos" w:eastAsia="Aptos" w:cs="Aptos"/>
-                  <w:color w:val="000000"/>
-                </w:rPr>
-                <w:t>50</w:t>
-              </w:r>
-            </w:ins>
+            <w:r>
+              <w:rPr>
+                <w:rFonts w:ascii="Aptos" w:hAnsi="Aptos" w:eastAsia="Aptos" w:cs="Aptos"/>
+                <w:color w:val="000000"/>
+              </w:rPr>
+              <w:t>10</w:t>
+            </w:r>
+            <w:r>
+              <w:rPr>
+                <w:rFonts w:ascii="Aptos" w:hAnsi="Aptos" w:eastAsia="Aptos" w:cs="Aptos"/>
+                <w:color w:val="000000"/>
+              </w:rPr>
+              <w:t>:</w:t>
+            </w:r>
+            <w:r>
+              <w:rPr>
+                <w:rFonts w:ascii="Aptos" w:hAnsi="Aptos" w:eastAsia="Aptos" w:cs="Aptos"/>
+                <w:color w:val="000000"/>
+              </w:rPr>
+              <w:t>30-10</w:t>
+            </w:r>
+            <w:r>
+              <w:rPr>
+                <w:rFonts w:ascii="Aptos" w:hAnsi="Aptos" w:eastAsia="Aptos" w:cs="Aptos"/>
+                <w:color w:val="000000"/>
+              </w:rPr>
+              <w:t>:</w:t>
+            </w:r>
+            <w:r>
+              <w:rPr>
+                <w:rFonts w:ascii="Aptos" w:hAnsi="Aptos" w:eastAsia="Aptos" w:cs="Aptos"/>
+                <w:color w:val="000000"/>
+              </w:rPr>
+              <w:t>50</w:t>
+            </w:r>
           </w:p>
         </w:tc>
         <w:tc>
@@ -2795,71 +561,55 @@
               <w:right w:val="single" w:sz="6" w:space="0" w:color="auto"/>
             </w:tcBorders>
             <w:hideMark/>
-            <w:tcPrChange w:id="143" w:author="Anna Seaman" w:date="2026-08-07T16:13:00Z" w16du:dateUtc="2026-08-07T21:13:00Z">
-              <w:tcPr>
-                <w:tcW w:w="3245" w:type="dxa"/>
-                <w:tcBorders>
-                  <w:top w:val="single" w:sz="4" w:space="0" w:color="auto"/>
-                  <w:left w:val="single" w:sz="4" w:space="0" w:color="auto"/>
-                  <w:bottom w:val="single" w:sz="6" w:space="0" w:color="auto"/>
-                  <w:right w:val="single" w:sz="6" w:space="0" w:color="auto"/>
-                </w:tcBorders>
-                <w:hideMark/>
-              </w:tcPr>
-            </w:tcPrChange>
           </w:tcPr>
           <w:p>
             <w:pPr>
               <w:spacing w:line="480" w:lineRule="auto"/>
               <w:rPr>
-                <w:ins w:id="144" w:author="Anna Seaman" w:date="2026-08-07T15:33:00Z" w16du:dateUtc="2026-08-07T20:33:00Z"/>
                 <w:color w:val="000000"/>
               </w:rPr>
             </w:pPr>
-            <w:ins w:id="145" w:author="Anna Seaman" w:date="2026-08-07T15:34:00Z" w16du:dateUtc="2026-08-07T20:34:00Z">
-              <w:r>
-                <w:rPr>
-                  <w:rFonts w:ascii="Aptos" w:hAnsi="Aptos" w:eastAsia="Aptos" w:cs="Aptos"/>
-                  <w:color w:val="000000"/>
-                </w:rPr>
-                <w:t xml:space="preserve">Remote or </w:t>
-              </w:r>
-              <w:r>
-                <w:rPr>
-                  <w:rFonts w:ascii="Aptos" w:hAnsi="Aptos" w:eastAsia="Aptos" w:cs="Aptos"/>
-                  <w:color w:val="000000"/>
-                </w:rPr>
-                <w:t>i</w:t>
-              </w:r>
-              <w:r>
-                <w:rPr>
-                  <w:rFonts w:ascii="Aptos" w:hAnsi="Aptos" w:eastAsia="Aptos" w:cs="Aptos"/>
-                  <w:color w:val="000000"/>
-                </w:rPr>
-                <w:t>n</w:t>
-              </w:r>
-              <w:r>
-                <w:rPr>
-                  <w:rFonts w:ascii="Aptos" w:hAnsi="Aptos" w:eastAsia="Aptos" w:cs="Aptos"/>
-                  <w:color w:val="000000"/>
-                </w:rPr>
-                <w:t xml:space="preserve"> </w:t>
-              </w:r>
-              <w:r>
-                <w:rPr>
-                  <w:rFonts w:ascii="Aptos" w:hAnsi="Aptos" w:eastAsia="Aptos" w:cs="Aptos"/>
-                  <w:color w:val="000000"/>
-                </w:rPr>
-                <w:t>person</w:t>
-              </w:r>
-            </w:ins>
+            <w:r>
+              <w:rPr>
+                <w:rFonts w:ascii="Aptos" w:hAnsi="Aptos" w:eastAsia="Aptos" w:cs="Aptos"/>
+                <w:color w:val="000000"/>
+              </w:rPr>
+              <w:t xml:space="preserve">Remote or </w:t>
+            </w:r>
+            <w:r>
+              <w:rPr>
+                <w:rFonts w:ascii="Aptos" w:hAnsi="Aptos" w:eastAsia="Aptos" w:cs="Aptos"/>
+                <w:color w:val="000000"/>
+              </w:rPr>
+              <w:t>i</w:t>
+            </w:r>
+            <w:r>
+              <w:rPr>
+                <w:rFonts w:ascii="Aptos" w:hAnsi="Aptos" w:eastAsia="Aptos" w:cs="Aptos"/>
+                <w:color w:val="000000"/>
+              </w:rPr>
+              <w:t>n</w:t>
+            </w:r>
+            <w:r>
+              <w:rPr>
+                <w:rFonts w:ascii="Aptos" w:hAnsi="Aptos" w:eastAsia="Aptos" w:cs="Aptos"/>
+                <w:color w:val="000000"/>
+              </w:rPr>
+              <w:t xml:space="preserve"> </w:t>
+            </w:r>
+            <w:r>
+              <w:rPr>
+                <w:rFonts w:ascii="Aptos" w:hAnsi="Aptos" w:eastAsia="Aptos" w:cs="Aptos"/>
+                <w:color w:val="000000"/>
+              </w:rPr>
+              <w:t>person</w:t>
+            </w:r>
           </w:p>
         </w:tc>
       </w:tr>
       <w:tr>
         <w:trPr>
           <w:trHeight w:val="432"/>
-          <w:ins w:id="146" w:author="Anna Seaman" w:date="2026-08-07T15:33:00Z"/>
         </w:trPr>
         <w:tc>
           <w:tcPr>
@@ -2870,35 +620,21 @@
               <w:bottom w:val="single" w:sz="6" w:space="0" w:color="auto"/>
               <w:right w:val="single" w:sz="6" w:space="0" w:color="auto"/>
             </w:tcBorders>
-            <w:tcPrChange w:id="147" w:author="Anna Seaman" w:date="2026-08-07T16:13:00Z" w16du:dateUtc="2026-08-07T21:13:00Z">
-              <w:tcPr>
-                <w:tcW w:w="1715" w:type="dxa"/>
-                <w:tcBorders>
-                  <w:top w:val="nil"/>
-                  <w:left w:val="single" w:sz="6" w:space="0" w:color="auto"/>
-                  <w:bottom w:val="single" w:sz="6" w:space="0" w:color="auto"/>
-                  <w:right w:val="single" w:sz="6" w:space="0" w:color="auto"/>
-                </w:tcBorders>
-              </w:tcPr>
-            </w:tcPrChange>
           </w:tcPr>
           <w:p>
             <w:pPr>
               <w:spacing w:line="480" w:lineRule="auto"/>
               <w:rPr>
-                <w:ins w:id="148" w:author="Anna Seaman" w:date="2026-08-07T15:33:00Z" w16du:dateUtc="2026-08-07T20:33:00Z"/>
                 <w:color w:val="000000"/>
               </w:rPr>
             </w:pPr>
-            <w:ins w:id="149" w:author="Anna Seaman" w:date="2026-08-07T15:33:00Z" w16du:dateUtc="2026-08-07T20:33:00Z">
-              <w:r>
-                <w:rPr>
-                  <w:rFonts w:ascii="Aptos" w:hAnsi="Aptos" w:eastAsia="Aptos" w:cs="Aptos"/>
-                  <w:color w:val="000000"/>
-                </w:rPr>
-                <w:t>2-3</w:t>
-              </w:r>
-            </w:ins>
+            <w:r>
+              <w:rPr>
+                <w:rFonts w:ascii="Aptos" w:hAnsi="Aptos" w:eastAsia="Aptos" w:cs="Aptos"/>
+                <w:color w:val="000000"/>
+              </w:rPr>
+              <w:t>2-3</w:t>
+            </w:r>
           </w:p>
         </w:tc>
         <w:tc>
@@ -2911,36 +647,21 @@
               <w:right w:val="single" w:sz="4" w:space="0" w:color="auto"/>
             </w:tcBorders>
             <w:hideMark/>
-            <w:tcPrChange w:id="150" w:author="Anna Seaman" w:date="2026-08-07T16:13:00Z" w16du:dateUtc="2026-08-07T21:13:00Z">
-              <w:tcPr>
-                <w:tcW w:w="2205" w:type="dxa"/>
-                <w:tcBorders>
-                  <w:top w:val="nil"/>
-                  <w:left w:val="single" w:sz="6" w:space="0" w:color="auto"/>
-                  <w:bottom w:val="single" w:sz="6" w:space="0" w:color="auto"/>
-                  <w:right w:val="single" w:sz="4" w:space="0" w:color="auto"/>
-                </w:tcBorders>
-                <w:hideMark/>
-              </w:tcPr>
-            </w:tcPrChange>
           </w:tcPr>
           <w:p>
             <w:pPr>
               <w:spacing w:line="480" w:lineRule="auto"/>
               <w:rPr>
-                <w:ins w:id="151" w:author="Anna Seaman" w:date="2026-08-07T15:33:00Z" w16du:dateUtc="2026-08-07T20:33:00Z"/>
                 <w:color w:val="000000"/>
               </w:rPr>
             </w:pPr>
-            <w:ins w:id="152" w:author="Anna Seaman" w:date="2026-08-07T15:33:00Z" w16du:dateUtc="2026-08-07T20:33:00Z">
-              <w:r>
-                <w:rPr>
-                  <w:rFonts w:ascii="Aptos" w:hAnsi="Aptos" w:eastAsia="Aptos" w:cs="Aptos"/>
-                  <w:color w:val="000000"/>
-                </w:rPr>
-                <w:t>20-40</w:t>
-              </w:r>
-            </w:ins>
+            <w:r>
+              <w:rPr>
+                <w:rFonts w:ascii="Aptos" w:hAnsi="Aptos" w:eastAsia="Aptos" w:cs="Aptos"/>
+                <w:color w:val="000000"/>
+              </w:rPr>
+              <w:t>20-40</w:t>
+            </w:r>
           </w:p>
         </w:tc>
         <w:tc>
@@ -2952,63 +673,49 @@
               <w:bottom w:val="single" w:sz="4" w:space="0" w:color="auto"/>
               <w:right w:val="single" w:sz="4" w:space="0" w:color="auto"/>
             </w:tcBorders>
-            <w:tcPrChange w:id="153" w:author="Anna Seaman" w:date="2026-08-07T16:13:00Z" w16du:dateUtc="2026-08-07T21:13:00Z">
-              <w:tcPr>
-                <w:tcW w:w="2205" w:type="dxa"/>
-                <w:tcBorders>
-                  <w:top w:val="single" w:sz="4" w:space="0" w:color="auto"/>
-                  <w:left w:val="single" w:sz="4" w:space="0" w:color="auto"/>
-                  <w:bottom w:val="single" w:sz="4" w:space="0" w:color="auto"/>
-                  <w:right w:val="single" w:sz="4" w:space="0" w:color="auto"/>
-                </w:tcBorders>
-              </w:tcPr>
-            </w:tcPrChange>
           </w:tcPr>
           <w:p>
             <w:pPr>
               <w:spacing w:line="480" w:lineRule="auto"/>
               <w:rPr>
-                <w:ins w:id="154" w:author="Anna Seaman" w:date="2026-08-07T15:33:00Z" w16du:dateUtc="2026-08-07T20:33:00Z"/>
                 <w:color w:val="000000"/>
               </w:rPr>
             </w:pPr>
-            <w:ins w:id="155" w:author="Anna Seaman" w:date="2026-08-07T15:34:00Z" w16du:dateUtc="2026-08-07T20:34:00Z">
-              <w:r>
-                <w:rPr>
-                  <w:rFonts w:ascii="Aptos" w:hAnsi="Aptos" w:eastAsia="Aptos" w:cs="Aptos"/>
-                  <w:color w:val="000000"/>
-                </w:rPr>
-                <w:t>10</w:t>
-              </w:r>
-              <w:r>
-                <w:rPr>
-                  <w:rFonts w:ascii="Aptos" w:hAnsi="Aptos" w:eastAsia="Aptos" w:cs="Aptos"/>
-                  <w:color w:val="000000"/>
-                </w:rPr>
-                <w:t>:</w:t>
-              </w:r>
-              <w:r>
-                <w:rPr>
-                  <w:rFonts w:ascii="Aptos" w:hAnsi="Aptos" w:eastAsia="Aptos" w:cs="Aptos"/>
-                  <w:color w:val="000000"/>
-                </w:rPr>
-                <w:t>50-11</w:t>
-              </w:r>
-              <w:r>
-                <w:rPr>
-                  <w:rFonts w:ascii="Aptos" w:hAnsi="Aptos" w:eastAsia="Aptos" w:cs="Aptos"/>
-                  <w:color w:val="000000"/>
-                </w:rPr>
-                <w:t>:</w:t>
-              </w:r>
-              <w:r>
-                <w:rPr>
-                  <w:rFonts w:ascii="Aptos" w:hAnsi="Aptos" w:eastAsia="Aptos" w:cs="Aptos"/>
-                  <w:color w:val="000000"/>
-                </w:rPr>
-                <w:t>10</w:t>
-              </w:r>
-            </w:ins>
+            <w:r>
+              <w:rPr>
+                <w:rFonts w:ascii="Aptos" w:hAnsi="Aptos" w:eastAsia="Aptos" w:cs="Aptos"/>
+                <w:color w:val="000000"/>
+              </w:rPr>
+              <w:t>10</w:t>
+            </w:r>
+            <w:r>
+              <w:rPr>
+                <w:rFonts w:ascii="Aptos" w:hAnsi="Aptos" w:eastAsia="Aptos" w:cs="Aptos"/>
+                <w:color w:val="000000"/>
+              </w:rPr>
+              <w:t>:</w:t>
+            </w:r>
+            <w:r>
+              <w:rPr>
+                <w:rFonts w:ascii="Aptos" w:hAnsi="Aptos" w:eastAsia="Aptos" w:cs="Aptos"/>
+                <w:color w:val="000000"/>
+              </w:rPr>
+              <w:t>50-11</w:t>
+            </w:r>
+            <w:r>
+              <w:rPr>
+                <w:rFonts w:ascii="Aptos" w:hAnsi="Aptos" w:eastAsia="Aptos" w:cs="Aptos"/>
+                <w:color w:val="000000"/>
+              </w:rPr>
+              <w:t>:</w:t>
+            </w:r>
+            <w:r>
+              <w:rPr>
+                <w:rFonts w:ascii="Aptos" w:hAnsi="Aptos" w:eastAsia="Aptos" w:cs="Aptos"/>
+                <w:color w:val="000000"/>
+              </w:rPr>
+              <w:t>10</w:t>
+            </w:r>
           </w:p>
         </w:tc>
         <w:tc>
@@ -3021,71 +728,55 @@
               <w:right w:val="single" w:sz="6" w:space="0" w:color="auto"/>
             </w:tcBorders>
             <w:hideMark/>
-            <w:tcPrChange w:id="156" w:author="Anna Seaman" w:date="2026-08-07T16:13:00Z" w16du:dateUtc="2026-08-07T21:13:00Z">
-              <w:tcPr>
-                <w:tcW w:w="3245" w:type="dxa"/>
-                <w:tcBorders>
-                  <w:top w:val="nil"/>
-                  <w:left w:val="single" w:sz="4" w:space="0" w:color="auto"/>
-                  <w:bottom w:val="single" w:sz="6" w:space="0" w:color="auto"/>
-                  <w:right w:val="single" w:sz="6" w:space="0" w:color="auto"/>
-                </w:tcBorders>
-                <w:hideMark/>
-              </w:tcPr>
-            </w:tcPrChange>
           </w:tcPr>
           <w:p>
             <w:pPr>
               <w:spacing w:line="480" w:lineRule="auto"/>
               <w:rPr>
-                <w:ins w:id="157" w:author="Anna Seaman" w:date="2026-08-07T15:33:00Z" w16du:dateUtc="2026-08-07T20:33:00Z"/>
                 <w:color w:val="000000"/>
               </w:rPr>
             </w:pPr>
-            <w:ins w:id="158" w:author="Anna Seaman" w:date="2026-08-07T15:34:00Z" w16du:dateUtc="2026-08-07T20:34:00Z">
-              <w:r>
-                <w:rPr>
-                  <w:rFonts w:ascii="Aptos" w:hAnsi="Aptos" w:eastAsia="Aptos" w:cs="Aptos"/>
-                  <w:color w:val="000000"/>
-                </w:rPr>
-                <w:t xml:space="preserve">Remote or </w:t>
-              </w:r>
-              <w:r>
-                <w:rPr>
-                  <w:rFonts w:ascii="Aptos" w:hAnsi="Aptos" w:eastAsia="Aptos" w:cs="Aptos"/>
-                  <w:color w:val="000000"/>
-                </w:rPr>
-                <w:t>i</w:t>
-              </w:r>
-              <w:r>
-                <w:rPr>
-                  <w:rFonts w:ascii="Aptos" w:hAnsi="Aptos" w:eastAsia="Aptos" w:cs="Aptos"/>
-                  <w:color w:val="000000"/>
-                </w:rPr>
-                <w:t>n</w:t>
-              </w:r>
-              <w:r>
-                <w:rPr>
-                  <w:rFonts w:ascii="Aptos" w:hAnsi="Aptos" w:eastAsia="Aptos" w:cs="Aptos"/>
-                  <w:color w:val="000000"/>
-                </w:rPr>
-                <w:t xml:space="preserve"> </w:t>
-              </w:r>
-              <w:r>
-                <w:rPr>
-                  <w:rFonts w:ascii="Aptos" w:hAnsi="Aptos" w:eastAsia="Aptos" w:cs="Aptos"/>
-                  <w:color w:val="000000"/>
-                </w:rPr>
-                <w:t>person</w:t>
-              </w:r>
-            </w:ins>
+            <w:r>
+              <w:rPr>
+                <w:rFonts w:ascii="Aptos" w:hAnsi="Aptos" w:eastAsia="Aptos" w:cs="Aptos"/>
+                <w:color w:val="000000"/>
+              </w:rPr>
+              <w:t xml:space="preserve">Remote or </w:t>
+            </w:r>
+            <w:r>
+              <w:rPr>
+                <w:rFonts w:ascii="Aptos" w:hAnsi="Aptos" w:eastAsia="Aptos" w:cs="Aptos"/>
+                <w:color w:val="000000"/>
+              </w:rPr>
+              <w:t>i</w:t>
+            </w:r>
+            <w:r>
+              <w:rPr>
+                <w:rFonts w:ascii="Aptos" w:hAnsi="Aptos" w:eastAsia="Aptos" w:cs="Aptos"/>
+                <w:color w:val="000000"/>
+              </w:rPr>
+              <w:t>n</w:t>
+            </w:r>
+            <w:r>
+              <w:rPr>
+                <w:rFonts w:ascii="Aptos" w:hAnsi="Aptos" w:eastAsia="Aptos" w:cs="Aptos"/>
+                <w:color w:val="000000"/>
+              </w:rPr>
+              <w:t xml:space="preserve"> </w:t>
+            </w:r>
+            <w:r>
+              <w:rPr>
+                <w:rFonts w:ascii="Aptos" w:hAnsi="Aptos" w:eastAsia="Aptos" w:cs="Aptos"/>
+                <w:color w:val="000000"/>
+              </w:rPr>
+              <w:t>person</w:t>
+            </w:r>
           </w:p>
         </w:tc>
       </w:tr>
       <w:tr>
         <w:trPr>
           <w:trHeight w:val="432"/>
-          <w:ins w:id="159" w:author="Anna Seaman" w:date="2026-08-07T15:33:00Z"/>
         </w:trPr>
         <w:tc>
           <w:tcPr>
@@ -3096,35 +787,21 @@
               <w:bottom w:val="single" w:sz="6" w:space="0" w:color="auto"/>
               <w:right w:val="single" w:sz="6" w:space="0" w:color="auto"/>
             </w:tcBorders>
-            <w:tcPrChange w:id="160" w:author="Anna Seaman" w:date="2026-08-07T16:13:00Z" w16du:dateUtc="2026-08-07T21:13:00Z">
-              <w:tcPr>
-                <w:tcW w:w="1715" w:type="dxa"/>
-                <w:tcBorders>
-                  <w:top w:val="nil"/>
-                  <w:left w:val="single" w:sz="6" w:space="0" w:color="auto"/>
-                  <w:bottom w:val="single" w:sz="6" w:space="0" w:color="auto"/>
-                  <w:right w:val="single" w:sz="6" w:space="0" w:color="auto"/>
-                </w:tcBorders>
-              </w:tcPr>
-            </w:tcPrChange>
           </w:tcPr>
           <w:p>
             <w:pPr>
               <w:spacing w:line="480" w:lineRule="auto"/>
               <w:rPr>
-                <w:ins w:id="161" w:author="Anna Seaman" w:date="2026-08-07T15:33:00Z" w16du:dateUtc="2026-08-07T20:33:00Z"/>
                 <w:color w:val="000000"/>
               </w:rPr>
             </w:pPr>
-            <w:ins w:id="162" w:author="Anna Seaman" w:date="2026-08-07T15:33:00Z" w16du:dateUtc="2026-08-07T20:33:00Z">
-              <w:r>
-                <w:rPr>
-                  <w:rFonts w:ascii="Aptos" w:hAnsi="Aptos" w:eastAsia="Aptos" w:cs="Aptos"/>
-                  <w:color w:val="000000"/>
-                </w:rPr>
-                <w:t>4-5</w:t>
-              </w:r>
-            </w:ins>
+            <w:r>
+              <w:rPr>
+                <w:rFonts w:ascii="Aptos" w:hAnsi="Aptos" w:eastAsia="Aptos" w:cs="Aptos"/>
+                <w:color w:val="000000"/>
+              </w:rPr>
+              <w:t>4-5</w:t>
+            </w:r>
           </w:p>
         </w:tc>
         <w:tc>
@@ -3137,36 +814,21 @@
               <w:right w:val="single" w:sz="4" w:space="0" w:color="auto"/>
             </w:tcBorders>
             <w:hideMark/>
-            <w:tcPrChange w:id="163" w:author="Anna Seaman" w:date="2026-08-07T16:13:00Z" w16du:dateUtc="2026-08-07T21:13:00Z">
-              <w:tcPr>
-                <w:tcW w:w="2205" w:type="dxa"/>
-                <w:tcBorders>
-                  <w:top w:val="nil"/>
-                  <w:left w:val="single" w:sz="6" w:space="0" w:color="auto"/>
-                  <w:bottom w:val="single" w:sz="6" w:space="0" w:color="auto"/>
-                  <w:right w:val="single" w:sz="4" w:space="0" w:color="auto"/>
-                </w:tcBorders>
-                <w:hideMark/>
-              </w:tcPr>
-            </w:tcPrChange>
           </w:tcPr>
           <w:p>
             <w:pPr>
               <w:spacing w:line="480" w:lineRule="auto"/>
               <w:rPr>
-                <w:ins w:id="164" w:author="Anna Seaman" w:date="2026-08-07T15:33:00Z" w16du:dateUtc="2026-08-07T20:33:00Z"/>
                 <w:color w:val="000000"/>
               </w:rPr>
             </w:pPr>
-            <w:ins w:id="165" w:author="Anna Seaman" w:date="2026-08-07T15:33:00Z" w16du:dateUtc="2026-08-07T20:33:00Z">
-              <w:r>
-                <w:rPr>
-                  <w:rFonts w:ascii="Aptos" w:hAnsi="Aptos" w:eastAsia="Aptos" w:cs="Aptos"/>
-                  <w:color w:val="000000"/>
-                </w:rPr>
-                <w:t>40-00</w:t>
-              </w:r>
-            </w:ins>
+            <w:r>
+              <w:rPr>
+                <w:rFonts w:ascii="Aptos" w:hAnsi="Aptos" w:eastAsia="Aptos" w:cs="Aptos"/>
+                <w:color w:val="000000"/>
+              </w:rPr>
+              <w:t>40-00</w:t>
+            </w:r>
           </w:p>
         </w:tc>
         <w:tc>
@@ -3178,63 +840,49 @@
               <w:bottom w:val="single" w:sz="4" w:space="0" w:color="auto"/>
               <w:right w:val="single" w:sz="4" w:space="0" w:color="auto"/>
             </w:tcBorders>
-            <w:tcPrChange w:id="166" w:author="Anna Seaman" w:date="2026-08-07T16:13:00Z" w16du:dateUtc="2026-08-07T21:13:00Z">
-              <w:tcPr>
-                <w:tcW w:w="2205" w:type="dxa"/>
-                <w:tcBorders>
-                  <w:top w:val="single" w:sz="4" w:space="0" w:color="auto"/>
-                  <w:left w:val="single" w:sz="4" w:space="0" w:color="auto"/>
-                  <w:bottom w:val="single" w:sz="4" w:space="0" w:color="auto"/>
-                  <w:right w:val="single" w:sz="4" w:space="0" w:color="auto"/>
-                </w:tcBorders>
-              </w:tcPr>
-            </w:tcPrChange>
           </w:tcPr>
           <w:p>
             <w:pPr>
               <w:spacing w:line="480" w:lineRule="auto"/>
               <w:rPr>
-                <w:ins w:id="167" w:author="Anna Seaman" w:date="2026-08-07T15:33:00Z" w16du:dateUtc="2026-08-07T20:33:00Z"/>
                 <w:color w:val="000000"/>
               </w:rPr>
             </w:pPr>
-            <w:ins w:id="168" w:author="Anna Seaman" w:date="2026-08-07T15:34:00Z" w16du:dateUtc="2026-08-07T20:34:00Z">
-              <w:r>
-                <w:rPr>
-                  <w:rFonts w:ascii="Aptos" w:hAnsi="Aptos" w:eastAsia="Aptos" w:cs="Aptos"/>
-                  <w:color w:val="000000"/>
-                </w:rPr>
-                <w:t>11</w:t>
-              </w:r>
-              <w:r>
-                <w:rPr>
-                  <w:rFonts w:ascii="Aptos" w:hAnsi="Aptos" w:eastAsia="Aptos" w:cs="Aptos"/>
-                  <w:color w:val="000000"/>
-                </w:rPr>
-                <w:t>:</w:t>
-              </w:r>
-              <w:r>
-                <w:rPr>
-                  <w:rFonts w:ascii="Aptos" w:hAnsi="Aptos" w:eastAsia="Aptos" w:cs="Aptos"/>
-                  <w:color w:val="000000"/>
-                </w:rPr>
-                <w:t>10-11</w:t>
-              </w:r>
-              <w:r>
-                <w:rPr>
-                  <w:rFonts w:ascii="Aptos" w:hAnsi="Aptos" w:eastAsia="Aptos" w:cs="Aptos"/>
-                  <w:color w:val="000000"/>
-                </w:rPr>
-                <w:t>:</w:t>
-              </w:r>
-              <w:r>
-                <w:rPr>
-                  <w:rFonts w:ascii="Aptos" w:hAnsi="Aptos" w:eastAsia="Aptos" w:cs="Aptos"/>
-                  <w:color w:val="000000"/>
-                </w:rPr>
-                <w:t>30</w:t>
-              </w:r>
-            </w:ins>
+            <w:r>
+              <w:rPr>
+                <w:rFonts w:ascii="Aptos" w:hAnsi="Aptos" w:eastAsia="Aptos" w:cs="Aptos"/>
+                <w:color w:val="000000"/>
+              </w:rPr>
+              <w:t>11</w:t>
+            </w:r>
+            <w:r>
+              <w:rPr>
+                <w:rFonts w:ascii="Aptos" w:hAnsi="Aptos" w:eastAsia="Aptos" w:cs="Aptos"/>
+                <w:color w:val="000000"/>
+              </w:rPr>
+              <w:t>:</w:t>
+            </w:r>
+            <w:r>
+              <w:rPr>
+                <w:rFonts w:ascii="Aptos" w:hAnsi="Aptos" w:eastAsia="Aptos" w:cs="Aptos"/>
+                <w:color w:val="000000"/>
+              </w:rPr>
+              <w:t>10-11</w:t>
+            </w:r>
+            <w:r>
+              <w:rPr>
+                <w:rFonts w:ascii="Aptos" w:hAnsi="Aptos" w:eastAsia="Aptos" w:cs="Aptos"/>
+                <w:color w:val="000000"/>
+              </w:rPr>
+              <w:t>:</w:t>
+            </w:r>
+            <w:r>
+              <w:rPr>
+                <w:rFonts w:ascii="Aptos" w:hAnsi="Aptos" w:eastAsia="Aptos" w:cs="Aptos"/>
+                <w:color w:val="000000"/>
+              </w:rPr>
+              <w:t>30</w:t>
+            </w:r>
           </w:p>
         </w:tc>
         <w:tc>
@@ -3247,71 +895,55 @@
               <w:right w:val="single" w:sz="6" w:space="0" w:color="auto"/>
             </w:tcBorders>
             <w:hideMark/>
-            <w:tcPrChange w:id="169" w:author="Anna Seaman" w:date="2026-08-07T16:13:00Z" w16du:dateUtc="2026-08-07T21:13:00Z">
-              <w:tcPr>
-                <w:tcW w:w="3245" w:type="dxa"/>
-                <w:tcBorders>
-                  <w:top w:val="nil"/>
-                  <w:left w:val="single" w:sz="4" w:space="0" w:color="auto"/>
-                  <w:bottom w:val="single" w:sz="6" w:space="0" w:color="auto"/>
-                  <w:right w:val="single" w:sz="6" w:space="0" w:color="auto"/>
-                </w:tcBorders>
-                <w:hideMark/>
-              </w:tcPr>
-            </w:tcPrChange>
           </w:tcPr>
           <w:p>
             <w:pPr>
               <w:spacing w:line="480" w:lineRule="auto"/>
               <w:rPr>
-                <w:ins w:id="170" w:author="Anna Seaman" w:date="2026-08-07T15:33:00Z" w16du:dateUtc="2026-08-07T20:33:00Z"/>
                 <w:color w:val="000000"/>
               </w:rPr>
             </w:pPr>
-            <w:ins w:id="171" w:author="Anna Seaman" w:date="2026-08-07T15:34:00Z" w16du:dateUtc="2026-08-07T20:34:00Z">
-              <w:r>
-                <w:rPr>
-                  <w:rFonts w:ascii="Aptos" w:hAnsi="Aptos" w:eastAsia="Aptos" w:cs="Aptos"/>
-                  <w:color w:val="000000"/>
-                </w:rPr>
-                <w:t xml:space="preserve">Remote or </w:t>
-              </w:r>
-              <w:r>
-                <w:rPr>
-                  <w:rFonts w:ascii="Aptos" w:hAnsi="Aptos" w:eastAsia="Aptos" w:cs="Aptos"/>
-                  <w:color w:val="000000"/>
-                </w:rPr>
-                <w:t>i</w:t>
-              </w:r>
-              <w:r>
-                <w:rPr>
-                  <w:rFonts w:ascii="Aptos" w:hAnsi="Aptos" w:eastAsia="Aptos" w:cs="Aptos"/>
-                  <w:color w:val="000000"/>
-                </w:rPr>
-                <w:t>n</w:t>
-              </w:r>
-              <w:r>
-                <w:rPr>
-                  <w:rFonts w:ascii="Aptos" w:hAnsi="Aptos" w:eastAsia="Aptos" w:cs="Aptos"/>
-                  <w:color w:val="000000"/>
-                </w:rPr>
-                <w:t xml:space="preserve"> </w:t>
-              </w:r>
-              <w:r>
-                <w:rPr>
-                  <w:rFonts w:ascii="Aptos" w:hAnsi="Aptos" w:eastAsia="Aptos" w:cs="Aptos"/>
-                  <w:color w:val="000000"/>
-                </w:rPr>
-                <w:t>person</w:t>
-              </w:r>
-            </w:ins>
+            <w:r>
+              <w:rPr>
+                <w:rFonts w:ascii="Aptos" w:hAnsi="Aptos" w:eastAsia="Aptos" w:cs="Aptos"/>
+                <w:color w:val="000000"/>
+              </w:rPr>
+              <w:t xml:space="preserve">Remote or </w:t>
+            </w:r>
+            <w:r>
+              <w:rPr>
+                <w:rFonts w:ascii="Aptos" w:hAnsi="Aptos" w:eastAsia="Aptos" w:cs="Aptos"/>
+                <w:color w:val="000000"/>
+              </w:rPr>
+              <w:t>i</w:t>
+            </w:r>
+            <w:r>
+              <w:rPr>
+                <w:rFonts w:ascii="Aptos" w:hAnsi="Aptos" w:eastAsia="Aptos" w:cs="Aptos"/>
+                <w:color w:val="000000"/>
+              </w:rPr>
+              <w:t>n</w:t>
+            </w:r>
+            <w:r>
+              <w:rPr>
+                <w:rFonts w:ascii="Aptos" w:hAnsi="Aptos" w:eastAsia="Aptos" w:cs="Aptos"/>
+                <w:color w:val="000000"/>
+              </w:rPr>
+              <w:t xml:space="preserve"> </w:t>
+            </w:r>
+            <w:r>
+              <w:rPr>
+                <w:rFonts w:ascii="Aptos" w:hAnsi="Aptos" w:eastAsia="Aptos" w:cs="Aptos"/>
+                <w:color w:val="000000"/>
+              </w:rPr>
+              <w:t>person</w:t>
+            </w:r>
           </w:p>
         </w:tc>
       </w:tr>
       <w:tr>
         <w:trPr>
           <w:trHeight w:val="432"/>
-          <w:ins w:id="172" w:author="Anna Seaman" w:date="2026-08-07T15:33:00Z"/>
         </w:trPr>
         <w:tc>
           <w:tcPr>
@@ -3323,776 +955,28 @@
               <w:bottom w:val="single" w:sz="4" w:space="0" w:color="auto"/>
               <w:right w:val="single" w:sz="4" w:space="0" w:color="auto"/>
             </w:tcBorders>
-            <w:tcPrChange w:id="173" w:author="Anna Seaman" w:date="2026-08-07T16:13:00Z" w16du:dateUtc="2026-08-07T21:13:00Z">
-              <w:tcPr>
-                <w:tcW w:w="9370" w:type="dxa"/>
-                <w:gridSpan w:val="4"/>
-                <w:tcBorders>
-                  <w:top w:val="single" w:sz="4" w:space="0" w:color="auto"/>
-                  <w:left w:val="single" w:sz="4" w:space="0" w:color="auto"/>
-                  <w:bottom w:val="single" w:sz="4" w:space="0" w:color="auto"/>
-                  <w:right w:val="single" w:sz="4" w:space="0" w:color="auto"/>
-                </w:tcBorders>
-              </w:tcPr>
-            </w:tcPrChange>
           </w:tcPr>
           <w:p>
             <w:pPr>
               <w:spacing w:line="480" w:lineRule="auto"/>
               <w:rPr>
-                <w:ins w:id="174" w:author="Anna Seaman" w:date="2026-08-07T15:33:00Z" w16du:dateUtc="2026-08-07T20:33:00Z"/>
                 <w:color w:val="000000"/>
               </w:rPr>
             </w:pPr>
-            <w:ins w:id="175" w:author="Anna Seaman" w:date="2026-08-07T15:33:00Z" w16du:dateUtc="2026-08-07T20:33:00Z">
-              <w:r>
-                <w:rPr>
-                  <w:rFonts w:ascii="Aptos" w:hAnsi="Aptos" w:eastAsia="Aptos" w:cs="Aptos"/>
-                  <w:color w:val="000000"/>
-                </w:rPr>
-                <w:t>Debrief: ≥</w:t>
-              </w:r>
-              <w:r>
-                <w:rPr>
-                  <w:rFonts w:ascii="Aptos" w:hAnsi="Aptos" w:eastAsia="Aptos" w:cs="Aptos"/>
-                  <w:color w:val="000000"/>
-                </w:rPr>
-                <w:t>30 min</w:t>
-              </w:r>
-            </w:ins>
-          </w:p>
-        </w:tc>
-      </w:tr>
-    </w:tbl>
-    <w:tbl>
-      <w:tblPr>
-        <w:tblW w:w="8980" w:type="dxa"/>
-        <w:tblBorders>
-          <w:top w:val="outset" w:sz="6" w:space="0" w:color="auto"/>
-          <w:left w:val="outset" w:sz="6" w:space="0" w:color="auto"/>
-          <w:bottom w:val="outset" w:sz="6" w:space="0" w:color="auto"/>
-          <w:right w:val="outset" w:sz="6" w:space="0" w:color="auto"/>
-        </w:tblBorders>
-        <w:tblCellMar>
-          <w:left w:w="0" w:type="dxa"/>
-          <w:right w:w="0" w:type="dxa"/>
-        </w:tblCellMar>
-        <w:tblLook w:val="04A0" w:firstRow="1" w:lastRow="0" w:firstColumn="1" w:lastColumn="0" w:noHBand="0" w:noVBand="1"/>
-      </w:tblPr>
-      <w:tblGrid>
-        <w:gridCol w:w="1072"/>
-        <w:gridCol w:w="1350"/>
-        <w:gridCol w:w="4469"/>
-        <w:gridCol w:w="2089"/>
-      </w:tblGrid>
-      <w:tr>
-        <w:trPr>
-          <w:del w:id="177" w:author="Anna Seaman" w:date="2026-08-07T15:34:00Z"/>
-        </w:trPr>
-        <w:tc>
-          <w:tcPr>
-            <w:tcW w:w="1072" w:type="dxa"/>
-            <w:tcBorders>
-              <w:top w:val="single" w:sz="6" w:space="0" w:color="auto"/>
-              <w:left w:val="single" w:sz="6" w:space="0" w:color="auto"/>
-              <w:bottom w:val="single" w:sz="6" w:space="0" w:color="auto"/>
-              <w:right w:val="single" w:sz="6" w:space="0" w:color="auto"/>
-            </w:tcBorders>
-          </w:tcPr>
-          <w:p>
-            <w:pPr>
-              <w:spacing w:line="480" w:lineRule="auto"/>
-              <w:textAlignment w:val="baseline"/>
+            <w:r>
               <w:rPr>
-                <w:del w:id="178" w:author="Anna Seaman" w:date="2026-08-07T15:34:00Z" w16du:dateUtc="2026-08-07T20:34:00Z"/>
+                <w:rFonts w:ascii="Aptos" w:hAnsi="Aptos" w:eastAsia="Aptos" w:cs="Aptos"/>
                 <w:color w:val="000000"/>
               </w:rPr>
-            </w:pPr>
-            <w:del w:id="179" w:author="Anna Seaman" w:date="2026-08-07T15:34:00Z" w16du:dateUtc="2026-08-07T20:34:00Z">
-              <w:r>
-                <w:rPr>
-                  <w:color w:val="000000"/>
-                </w:rPr>
-                <w:delText>Students</w:delText>
-              </w:r>
-            </w:del>
-          </w:p>
-        </w:tc>
-        <w:tc>
-          <w:tcPr>
-            <w:tcW w:w="1350" w:type="dxa"/>
-            <w:tcBorders>
-              <w:top w:val="single" w:sz="6" w:space="0" w:color="auto"/>
-              <w:left w:val="single" w:sz="6" w:space="0" w:color="auto"/>
-              <w:bottom w:val="single" w:sz="6" w:space="0" w:color="auto"/>
-              <w:right w:val="single" w:sz="6" w:space="0" w:color="auto"/>
-            </w:tcBorders>
-          </w:tcPr>
-          <w:p>
-            <w:pPr>
-              <w:spacing w:line="480" w:lineRule="auto"/>
-              <w:textAlignment w:val="baseline"/>
+              <w:t>Debrief: ≥</w:t>
+            </w:r>
+            <w:r>
               <w:rPr>
-                <w:del w:id="180" w:author="Anna Seaman" w:date="2026-08-07T15:34:00Z" w16du:dateUtc="2026-08-07T20:34:00Z"/>
+                <w:rFonts w:ascii="Aptos" w:hAnsi="Aptos" w:eastAsia="Aptos" w:cs="Aptos"/>
                 <w:color w:val="000000"/>
               </w:rPr>
-            </w:pPr>
-            <w:del w:id="181" w:author="Anna Seaman" w:date="2026-08-07T15:34:00Z" w16du:dateUtc="2026-08-07T20:34:00Z">
-              <w:r>
-                <w:rPr>
-                  <w:color w:val="000000"/>
-                </w:rPr>
-                <w:delText>Time</w:delText>
-              </w:r>
-              <w:r>
-                <w:rPr>
-                  <w:color w:val="000000"/>
-                </w:rPr>
-                <w:delText xml:space="preserve"> </w:delText>
-              </w:r>
-              <w:r>
-                <w:rPr>
-                  <w:color w:val="000000"/>
-                </w:rPr>
-                <w:delText>frames</w:delText>
-              </w:r>
-            </w:del>
-          </w:p>
-        </w:tc>
-        <w:tc>
-          <w:tcPr>
-            <w:tcW w:w="4469" w:type="dxa"/>
-            <w:tcBorders>
-              <w:top w:val="single" w:sz="6" w:space="0" w:color="auto"/>
-              <w:left w:val="nil"/>
-              <w:bottom w:val="single" w:sz="4" w:space="0" w:color="auto"/>
-              <w:right w:val="nil"/>
-            </w:tcBorders>
-          </w:tcPr>
-          <w:p>
-            <w:pPr>
-              <w:spacing w:line="480" w:lineRule="auto"/>
-              <w:textAlignment w:val="baseline"/>
-              <w:rPr>
-                <w:del w:id="182" w:author="Anna Seaman" w:date="2026-08-07T15:34:00Z" w16du:dateUtc="2026-08-07T20:34:00Z"/>
-                <w:color w:val="000000"/>
-              </w:rPr>
-            </w:pPr>
-            <w:del w:id="183" w:author="Anna Seaman" w:date="2026-08-07T15:34:00Z" w16du:dateUtc="2026-08-07T20:34:00Z">
-              <w:r>
-                <w:rPr>
-                  <w:color w:val="000000"/>
-                </w:rPr>
-                <w:delText xml:space="preserve">Actual </w:delText>
-              </w:r>
-              <w:r>
-                <w:rPr>
-                  <w:color w:val="000000"/>
-                </w:rPr>
-                <w:delText>t</w:delText>
-              </w:r>
-              <w:r>
-                <w:rPr>
-                  <w:color w:val="000000"/>
-                </w:rPr>
-                <w:delText>imes</w:delText>
-              </w:r>
-            </w:del>
-          </w:p>
-        </w:tc>
-        <w:tc>
-          <w:tcPr>
-            <w:tcW w:w="2089" w:type="dxa"/>
-            <w:tcBorders>
-              <w:top w:val="single" w:sz="6" w:space="0" w:color="auto"/>
-              <w:left w:val="nil"/>
-              <w:bottom w:val="single" w:sz="6" w:space="0" w:color="auto"/>
-              <w:right w:val="single" w:sz="6" w:space="0" w:color="auto"/>
-            </w:tcBorders>
-          </w:tcPr>
-          <w:p>
-            <w:pPr>
-              <w:spacing w:line="480" w:lineRule="auto"/>
-              <w:textAlignment w:val="baseline"/>
-              <w:rPr>
-                <w:del w:id="184" w:author="Anna Seaman" w:date="2026-08-07T15:34:00Z" w16du:dateUtc="2026-08-07T20:34:00Z"/>
-                <w:color w:val="000000"/>
-              </w:rPr>
-            </w:pPr>
-            <w:del w:id="185" w:author="Anna Seaman" w:date="2026-08-07T15:34:00Z" w16du:dateUtc="2026-08-07T20:34:00Z">
-              <w:r>
-                <w:rPr>
-                  <w:color w:val="000000"/>
-                </w:rPr>
-                <w:delText xml:space="preserve">Location </w:delText>
-              </w:r>
-              <w:r>
-                <w:rPr>
-                  <w:color w:val="000000"/>
-                </w:rPr>
-                <w:delText>1</w:delText>
-              </w:r>
-            </w:del>
-          </w:p>
-        </w:tc>
-      </w:tr>
-      <w:tr>
-        <w:trPr>
-          <w:del w:id="186" w:author="Anna Seaman" w:date="2026-08-07T15:34:00Z"/>
-        </w:trPr>
-        <w:tc>
-          <w:tcPr>
-            <w:tcW w:w="1072" w:type="dxa"/>
-            <w:tcBorders>
-              <w:top w:val="single" w:sz="6" w:space="0" w:color="auto"/>
-              <w:left w:val="single" w:sz="6" w:space="0" w:color="auto"/>
-              <w:bottom w:val="single" w:sz="6" w:space="0" w:color="auto"/>
-              <w:right w:val="single" w:sz="6" w:space="0" w:color="auto"/>
-            </w:tcBorders>
-          </w:tcPr>
-          <w:p>
-            <w:pPr>
-              <w:spacing w:line="480" w:lineRule="auto"/>
-              <w:textAlignment w:val="baseline"/>
-              <w:rPr>
-                <w:del w:id="187" w:author="Anna Seaman" w:date="2026-08-07T15:34:00Z" w16du:dateUtc="2026-08-07T20:34:00Z"/>
-                <w:color w:val="000000"/>
-              </w:rPr>
-            </w:pPr>
-            <w:del w:id="188" w:author="Anna Seaman" w:date="2026-08-07T15:34:00Z" w16du:dateUtc="2026-08-07T20:34:00Z">
-              <w:r>
-                <w:rPr>
-                  <w:color w:val="000000"/>
-                </w:rPr>
-                <w:delText>1-2</w:delText>
-              </w:r>
-            </w:del>
-          </w:p>
-        </w:tc>
-        <w:tc>
-          <w:tcPr>
-            <w:tcW w:w="1350" w:type="dxa"/>
-            <w:tcBorders>
-              <w:top w:val="single" w:sz="6" w:space="0" w:color="auto"/>
-              <w:left w:val="single" w:sz="6" w:space="0" w:color="auto"/>
-              <w:bottom w:val="single" w:sz="6" w:space="0" w:color="auto"/>
-              <w:right w:val="single" w:sz="4" w:space="0" w:color="auto"/>
-            </w:tcBorders>
-            <w:hideMark/>
-          </w:tcPr>
-          <w:p>
-            <w:pPr>
-              <w:spacing w:line="480" w:lineRule="auto"/>
-              <w:textAlignment w:val="baseline"/>
-              <w:rPr>
-                <w:del w:id="189" w:author="Anna Seaman" w:date="2026-08-07T15:34:00Z" w16du:dateUtc="2026-08-07T20:34:00Z"/>
-                <w:color w:val="000000"/>
-              </w:rPr>
-            </w:pPr>
-            <w:del w:id="190" w:author="Anna Seaman" w:date="2026-08-07T15:34:00Z" w16du:dateUtc="2026-08-07T20:34:00Z">
-              <w:r>
-                <w:rPr>
-                  <w:color w:val="000000"/>
-                </w:rPr>
-                <w:delText>00-20</w:delText>
-              </w:r>
-            </w:del>
-          </w:p>
-        </w:tc>
-        <w:tc>
-          <w:tcPr>
-            <w:tcW w:w="4469" w:type="dxa"/>
-            <w:tcBorders>
-              <w:top w:val="single" w:sz="4" w:space="0" w:color="auto"/>
-              <w:left w:val="single" w:sz="4" w:space="0" w:color="auto"/>
-              <w:bottom w:val="single" w:sz="4" w:space="0" w:color="auto"/>
-              <w:right w:val="single" w:sz="4" w:space="0" w:color="auto"/>
-            </w:tcBorders>
-          </w:tcPr>
-          <w:p>
-            <w:pPr>
-              <w:spacing w:line="480" w:lineRule="auto"/>
-              <w:textAlignment w:val="baseline"/>
-              <w:rPr>
-                <w:del w:id="191" w:author="Anna Seaman" w:date="2026-08-07T15:34:00Z" w16du:dateUtc="2026-08-07T20:34:00Z"/>
-                <w:color w:val="000000"/>
-              </w:rPr>
-            </w:pPr>
-            <w:del w:id="192" w:author="Anna Seaman" w:date="2026-08-07T15:34:00Z" w16du:dateUtc="2026-08-07T20:34:00Z">
-              <w:r>
-                <w:rPr>
-                  <w:color w:val="000000"/>
-                </w:rPr>
-                <w:delText>10</w:delText>
-              </w:r>
-              <w:r>
-                <w:rPr>
-                  <w:color w:val="000000"/>
-                </w:rPr>
-                <w:delText>:</w:delText>
-              </w:r>
-              <w:r>
-                <w:rPr>
-                  <w:color w:val="000000"/>
-                </w:rPr>
-                <w:delText>30-10</w:delText>
-              </w:r>
-              <w:r>
-                <w:rPr>
-                  <w:color w:val="000000"/>
-                </w:rPr>
-                <w:delText>:</w:delText>
-              </w:r>
-              <w:r>
-                <w:rPr>
-                  <w:color w:val="000000"/>
-                </w:rPr>
-                <w:delText>50</w:delText>
-              </w:r>
-            </w:del>
-          </w:p>
-        </w:tc>
-        <w:tc>
-          <w:tcPr>
-            <w:tcW w:w="2089" w:type="dxa"/>
-            <w:tcBorders>
-              <w:top w:val="single" w:sz="6" w:space="0" w:color="auto"/>
-              <w:left w:val="single" w:sz="4" w:space="0" w:color="auto"/>
-              <w:bottom w:val="single" w:sz="6" w:space="0" w:color="auto"/>
-              <w:right w:val="single" w:sz="6" w:space="0" w:color="auto"/>
-            </w:tcBorders>
-            <w:hideMark/>
-          </w:tcPr>
-          <w:p>
-            <w:pPr>
-              <w:spacing w:line="480" w:lineRule="auto"/>
-              <w:textAlignment w:val="baseline"/>
-              <w:rPr>
-                <w:del w:id="193" w:author="Anna Seaman" w:date="2026-08-07T15:34:00Z" w16du:dateUtc="2026-08-07T20:34:00Z"/>
-                <w:color w:val="000000"/>
-              </w:rPr>
-            </w:pPr>
-            <w:del w:id="194" w:author="Anna Seaman" w:date="2026-08-07T15:34:00Z" w16du:dateUtc="2026-08-07T20:34:00Z">
-              <w:r>
-                <w:rPr>
-                  <w:color w:val="000000"/>
-                </w:rPr>
-                <w:delText xml:space="preserve">Remote or </w:delText>
-              </w:r>
-              <w:r>
-                <w:rPr>
-                  <w:color w:val="000000"/>
-                </w:rPr>
-                <w:delText>i</w:delText>
-              </w:r>
-              <w:r>
-                <w:rPr>
-                  <w:color w:val="000000"/>
-                </w:rPr>
-                <w:delText>n</w:delText>
-              </w:r>
-              <w:r>
-                <w:rPr>
-                  <w:color w:val="000000"/>
-                </w:rPr>
-                <w:delText xml:space="preserve"> </w:delText>
-              </w:r>
-              <w:r>
-                <w:rPr>
-                  <w:color w:val="000000"/>
-                </w:rPr>
-                <w:delText>person</w:delText>
-              </w:r>
-            </w:del>
-          </w:p>
-        </w:tc>
-      </w:tr>
-      <w:tr>
-        <w:trPr>
-          <w:del w:id="195" w:author="Anna Seaman" w:date="2026-08-07T15:34:00Z"/>
-        </w:trPr>
-        <w:tc>
-          <w:tcPr>
-            <w:tcW w:w="1072" w:type="dxa"/>
-            <w:tcBorders>
-              <w:top w:val="nil"/>
-              <w:left w:val="single" w:sz="6" w:space="0" w:color="auto"/>
-              <w:bottom w:val="single" w:sz="6" w:space="0" w:color="auto"/>
-              <w:right w:val="single" w:sz="6" w:space="0" w:color="auto"/>
-            </w:tcBorders>
-          </w:tcPr>
-          <w:p>
-            <w:pPr>
-              <w:spacing w:line="480" w:lineRule="auto"/>
-              <w:textAlignment w:val="baseline"/>
-              <w:rPr>
-                <w:del w:id="196" w:author="Anna Seaman" w:date="2026-08-07T15:34:00Z" w16du:dateUtc="2026-08-07T20:34:00Z"/>
-                <w:color w:val="000000"/>
-              </w:rPr>
-            </w:pPr>
-            <w:del w:id="197" w:author="Anna Seaman" w:date="2026-08-07T15:34:00Z" w16du:dateUtc="2026-08-07T20:34:00Z">
-              <w:r>
-                <w:rPr>
-                  <w:color w:val="000000"/>
-                </w:rPr>
-                <w:delText>2-3</w:delText>
-              </w:r>
-            </w:del>
-          </w:p>
-        </w:tc>
-        <w:tc>
-          <w:tcPr>
-            <w:tcW w:w="1350" w:type="dxa"/>
-            <w:tcBorders>
-              <w:top w:val="nil"/>
-              <w:left w:val="single" w:sz="6" w:space="0" w:color="auto"/>
-              <w:bottom w:val="single" w:sz="6" w:space="0" w:color="auto"/>
-              <w:right w:val="single" w:sz="4" w:space="0" w:color="auto"/>
-            </w:tcBorders>
-            <w:hideMark/>
-          </w:tcPr>
-          <w:p>
-            <w:pPr>
-              <w:spacing w:line="480" w:lineRule="auto"/>
-              <w:textAlignment w:val="baseline"/>
-              <w:rPr>
-                <w:del w:id="198" w:author="Anna Seaman" w:date="2026-08-07T15:34:00Z" w16du:dateUtc="2026-08-07T20:34:00Z"/>
-                <w:color w:val="000000"/>
-              </w:rPr>
-            </w:pPr>
-            <w:del w:id="199" w:author="Anna Seaman" w:date="2026-08-07T15:34:00Z" w16du:dateUtc="2026-08-07T20:34:00Z">
-              <w:r>
-                <w:rPr>
-                  <w:color w:val="000000"/>
-                </w:rPr>
-                <w:delText>20-40</w:delText>
-              </w:r>
-            </w:del>
-          </w:p>
-        </w:tc>
-        <w:tc>
-          <w:tcPr>
-            <w:tcW w:w="4469" w:type="dxa"/>
-            <w:tcBorders>
-              <w:top w:val="single" w:sz="4" w:space="0" w:color="auto"/>
-              <w:left w:val="single" w:sz="4" w:space="0" w:color="auto"/>
-              <w:bottom w:val="single" w:sz="4" w:space="0" w:color="auto"/>
-              <w:right w:val="single" w:sz="4" w:space="0" w:color="auto"/>
-            </w:tcBorders>
-          </w:tcPr>
-          <w:p>
-            <w:pPr>
-              <w:spacing w:line="480" w:lineRule="auto"/>
-              <w:textAlignment w:val="baseline"/>
-              <w:rPr>
-                <w:del w:id="200" w:author="Anna Seaman" w:date="2026-08-07T15:34:00Z" w16du:dateUtc="2026-08-07T20:34:00Z"/>
-                <w:color w:val="000000"/>
-              </w:rPr>
-            </w:pPr>
-            <w:del w:id="201" w:author="Anna Seaman" w:date="2026-08-07T15:34:00Z" w16du:dateUtc="2026-08-07T20:34:00Z">
-              <w:r>
-                <w:rPr>
-                  <w:color w:val="000000"/>
-                </w:rPr>
-                <w:delText>10</w:delText>
-              </w:r>
-              <w:r>
-                <w:rPr>
-                  <w:color w:val="000000"/>
-                </w:rPr>
-                <w:delText>:</w:delText>
-              </w:r>
-              <w:r>
-                <w:rPr>
-                  <w:color w:val="000000"/>
-                </w:rPr>
-                <w:delText>50-11</w:delText>
-              </w:r>
-              <w:r>
-                <w:rPr>
-                  <w:color w:val="000000"/>
-                </w:rPr>
-                <w:delText>:</w:delText>
-              </w:r>
-              <w:r>
-                <w:rPr>
-                  <w:color w:val="000000"/>
-                </w:rPr>
-                <w:delText>10</w:delText>
-              </w:r>
-            </w:del>
-          </w:p>
-        </w:tc>
-        <w:tc>
-          <w:tcPr>
-            <w:tcW w:w="2089" w:type="dxa"/>
-            <w:tcBorders>
-              <w:top w:val="nil"/>
-              <w:left w:val="single" w:sz="4" w:space="0" w:color="auto"/>
-              <w:bottom w:val="single" w:sz="6" w:space="0" w:color="auto"/>
-              <w:right w:val="single" w:sz="6" w:space="0" w:color="auto"/>
-            </w:tcBorders>
-            <w:hideMark/>
-          </w:tcPr>
-          <w:p>
-            <w:pPr>
-              <w:spacing w:line="480" w:lineRule="auto"/>
-              <w:textAlignment w:val="baseline"/>
-              <w:rPr>
-                <w:del w:id="202" w:author="Anna Seaman" w:date="2026-08-07T15:34:00Z" w16du:dateUtc="2026-08-07T20:34:00Z"/>
-                <w:color w:val="000000"/>
-              </w:rPr>
-            </w:pPr>
-            <w:del w:id="203" w:author="Anna Seaman" w:date="2026-08-07T15:34:00Z" w16du:dateUtc="2026-08-07T20:34:00Z">
-              <w:r>
-                <w:rPr>
-                  <w:color w:val="000000"/>
-                </w:rPr>
-                <w:delText xml:space="preserve">Remote or </w:delText>
-              </w:r>
-              <w:r>
-                <w:rPr>
-                  <w:color w:val="000000"/>
-                </w:rPr>
-                <w:delText>i</w:delText>
-              </w:r>
-              <w:r>
-                <w:rPr>
-                  <w:color w:val="000000"/>
-                </w:rPr>
-                <w:delText>n</w:delText>
-              </w:r>
-              <w:r>
-                <w:rPr>
-                  <w:color w:val="000000"/>
-                </w:rPr>
-                <w:delText xml:space="preserve"> </w:delText>
-              </w:r>
-              <w:r>
-                <w:rPr>
-                  <w:color w:val="000000"/>
-                </w:rPr>
-                <w:delText>person</w:delText>
-              </w:r>
-            </w:del>
-          </w:p>
-        </w:tc>
-      </w:tr>
-      <w:tr>
-        <w:trPr>
-          <w:del w:id="204" w:author="Anna Seaman" w:date="2026-08-07T15:34:00Z"/>
-        </w:trPr>
-        <w:tc>
-          <w:tcPr>
-            <w:tcW w:w="1072" w:type="dxa"/>
-            <w:tcBorders>
-              <w:top w:val="nil"/>
-              <w:left w:val="single" w:sz="6" w:space="0" w:color="auto"/>
-              <w:bottom w:val="single" w:sz="4" w:space="0" w:color="auto"/>
-              <w:right w:val="single" w:sz="6" w:space="0" w:color="auto"/>
-            </w:tcBorders>
-          </w:tcPr>
-          <w:p>
-            <w:pPr>
-              <w:spacing w:line="480" w:lineRule="auto"/>
-              <w:textAlignment w:val="baseline"/>
-              <w:rPr>
-                <w:del w:id="205" w:author="Anna Seaman" w:date="2026-08-07T15:34:00Z" w16du:dateUtc="2026-08-07T20:34:00Z"/>
-                <w:color w:val="000000"/>
-              </w:rPr>
-            </w:pPr>
-            <w:del w:id="206" w:author="Anna Seaman" w:date="2026-08-07T15:34:00Z" w16du:dateUtc="2026-08-07T20:34:00Z">
-              <w:r>
-                <w:rPr>
-                  <w:color w:val="000000"/>
-                </w:rPr>
-                <w:delText>4-5</w:delText>
-              </w:r>
-            </w:del>
-          </w:p>
-        </w:tc>
-        <w:tc>
-          <w:tcPr>
-            <w:tcW w:w="1350" w:type="dxa"/>
-            <w:tcBorders>
-              <w:top w:val="nil"/>
-              <w:left w:val="single" w:sz="6" w:space="0" w:color="auto"/>
-              <w:bottom w:val="single" w:sz="4" w:space="0" w:color="auto"/>
-              <w:right w:val="single" w:sz="4" w:space="0" w:color="auto"/>
-            </w:tcBorders>
-            <w:hideMark/>
-          </w:tcPr>
-          <w:p>
-            <w:pPr>
-              <w:spacing w:line="480" w:lineRule="auto"/>
-              <w:textAlignment w:val="baseline"/>
-              <w:rPr>
-                <w:del w:id="207" w:author="Anna Seaman" w:date="2026-08-07T15:34:00Z" w16du:dateUtc="2026-08-07T20:34:00Z"/>
-                <w:color w:val="000000"/>
-              </w:rPr>
-            </w:pPr>
-            <w:del w:id="208" w:author="Anna Seaman" w:date="2026-08-07T15:34:00Z" w16du:dateUtc="2026-08-07T20:34:00Z">
-              <w:r>
-                <w:rPr>
-                  <w:color w:val="000000"/>
-                </w:rPr>
-                <w:delText>40-00</w:delText>
-              </w:r>
-            </w:del>
-          </w:p>
-        </w:tc>
-        <w:tc>
-          <w:tcPr>
-            <w:tcW w:w="4469" w:type="dxa"/>
-            <w:tcBorders>
-              <w:top w:val="single" w:sz="4" w:space="0" w:color="auto"/>
-              <w:left w:val="single" w:sz="4" w:space="0" w:color="auto"/>
-              <w:bottom w:val="single" w:sz="4" w:space="0" w:color="auto"/>
-              <w:right w:val="single" w:sz="4" w:space="0" w:color="auto"/>
-            </w:tcBorders>
-          </w:tcPr>
-          <w:p>
-            <w:pPr>
-              <w:spacing w:line="480" w:lineRule="auto"/>
-              <w:textAlignment w:val="baseline"/>
-              <w:rPr>
-                <w:del w:id="209" w:author="Anna Seaman" w:date="2026-08-07T15:34:00Z" w16du:dateUtc="2026-08-07T20:34:00Z"/>
-                <w:color w:val="000000"/>
-              </w:rPr>
-            </w:pPr>
-            <w:del w:id="210" w:author="Anna Seaman" w:date="2026-08-07T15:34:00Z" w16du:dateUtc="2026-08-07T20:34:00Z">
-              <w:r>
-                <w:rPr>
-                  <w:color w:val="000000"/>
-                </w:rPr>
-                <w:delText>11</w:delText>
-              </w:r>
-              <w:r>
-                <w:rPr>
-                  <w:color w:val="000000"/>
-                </w:rPr>
-                <w:delText>:</w:delText>
-              </w:r>
-              <w:r>
-                <w:rPr>
-                  <w:color w:val="000000"/>
-                </w:rPr>
-                <w:delText>10-11</w:delText>
-              </w:r>
-              <w:r>
-                <w:rPr>
-                  <w:color w:val="000000"/>
-                </w:rPr>
-                <w:delText>:</w:delText>
-              </w:r>
-              <w:r>
-                <w:rPr>
-                  <w:color w:val="000000"/>
-                </w:rPr>
-                <w:delText>30</w:delText>
-              </w:r>
-            </w:del>
-          </w:p>
-        </w:tc>
-        <w:tc>
-          <w:tcPr>
-            <w:tcW w:w="2089" w:type="dxa"/>
-            <w:tcBorders>
-              <w:top w:val="nil"/>
-              <w:left w:val="single" w:sz="4" w:space="0" w:color="auto"/>
-              <w:bottom w:val="single" w:sz="4" w:space="0" w:color="auto"/>
-              <w:right w:val="single" w:sz="6" w:space="0" w:color="auto"/>
-            </w:tcBorders>
-            <w:hideMark/>
-          </w:tcPr>
-          <w:p>
-            <w:pPr>
-              <w:spacing w:line="480" w:lineRule="auto"/>
-              <w:textAlignment w:val="baseline"/>
-              <w:rPr>
-                <w:del w:id="211" w:author="Anna Seaman" w:date="2026-08-07T15:34:00Z" w16du:dateUtc="2026-08-07T20:34:00Z"/>
-                <w:color w:val="000000"/>
-              </w:rPr>
-            </w:pPr>
-            <w:del w:id="212" w:author="Anna Seaman" w:date="2026-08-07T15:34:00Z" w16du:dateUtc="2026-08-07T20:34:00Z">
-              <w:r>
-                <w:rPr>
-                  <w:color w:val="000000"/>
-                </w:rPr>
-                <w:delText xml:space="preserve">Remote or </w:delText>
-              </w:r>
-              <w:r>
-                <w:rPr>
-                  <w:color w:val="000000"/>
-                </w:rPr>
-                <w:delText>i</w:delText>
-              </w:r>
-              <w:r>
-                <w:rPr>
-                  <w:color w:val="000000"/>
-                </w:rPr>
-                <w:delText>n</w:delText>
-              </w:r>
-              <w:r>
-                <w:rPr>
-                  <w:color w:val="000000"/>
-                </w:rPr>
-                <w:delText xml:space="preserve"> </w:delText>
-              </w:r>
-              <w:r>
-                <w:rPr>
-                  <w:color w:val="000000"/>
-                </w:rPr>
-                <w:delText>person</w:delText>
-              </w:r>
-            </w:del>
-          </w:p>
-        </w:tc>
-      </w:tr>
-      <w:tr>
-        <w:trPr>
-          <w:del w:id="213" w:author="Anna Seaman" w:date="2026-08-07T15:34:00Z"/>
-        </w:trPr>
-        <w:tc>
-          <w:tcPr>
-            <w:tcW w:w="8980" w:type="dxa"/>
-            <w:gridSpan w:val="4"/>
-            <w:tcBorders>
-              <w:top w:val="single" w:sz="4" w:space="0" w:color="auto"/>
-              <w:left w:val="single" w:sz="4" w:space="0" w:color="auto"/>
-              <w:bottom w:val="single" w:sz="4" w:space="0" w:color="auto"/>
-              <w:right w:val="single" w:sz="4" w:space="0" w:color="auto"/>
-            </w:tcBorders>
-          </w:tcPr>
-          <w:p>
-            <w:pPr>
-              <w:spacing w:line="480" w:lineRule="auto"/>
-              <w:textAlignment w:val="baseline"/>
-              <w:rPr>
-                <w:del w:id="214" w:author="Anna Seaman" w:date="2026-08-07T15:34:00Z" w16du:dateUtc="2026-08-07T20:34:00Z"/>
-                <w:color w:val="000000"/>
-              </w:rPr>
-            </w:pPr>
-            <w:del w:id="215" w:author="Anna Seaman" w:date="2026-08-07T15:34:00Z" w16du:dateUtc="2026-08-07T20:34:00Z">
-              <w:r>
-                <w:rPr>
-                  <w:color w:val="000000"/>
-                </w:rPr>
-                <w:delText xml:space="preserve">Debrief: </w:delText>
-              </w:r>
-              <w:r>
-                <w:rPr>
-                  <w:color w:val="000000"/>
-                </w:rPr>
-                <w:delText>\gte\</w:delText>
-              </w:r>
-              <w:r>
-                <w:rPr>
-                  <w:color w:val="000000"/>
-                </w:rPr>
-                <w:delText>30 min</w:delText>
-              </w:r>
-            </w:del>
+              <w:t>30 min</w:t>
+            </w:r>
           </w:p>
         </w:tc>
       </w:tr>
@@ -4111,7 +995,7 @@
 </file>
 
 <file path=word/endnotes.xml><?xml version="1.0" encoding="utf-8"?>
-<w:endnotes xmlns:wpc="http://schemas.microsoft.com/office/word/2010/wordprocessingCanvas" xmlns:cx="http://schemas.microsoft.com/office/drawing/2014/chartex" xmlns:cx1="http://schemas.microsoft.com/office/drawing/2015/9/8/chartex" xmlns:cx2="http://schemas.microsoft.com/office/drawing/2015/10/21/chartex" xmlns:cx3="http://schemas.microsoft.com/office/drawing/2016/5/9/chartex" xmlns:cx4="http://schemas.microsoft.com/office/drawing/2016/5/10/chartex" xmlns:cx5="http://schemas.microsoft.com/office/drawing/2016/5/11/chartex" xmlns:cx6="http://schemas.microsoft.com/office/drawing/2016/5/12/chartex" xmlns:cx7="http://schemas.microsoft.com/office/drawing/2016/5/13/chartex" xmlns:cx8="http://schemas.microsoft.com/office/drawing/2016/5/14/chartex" xmlns:mc="http://schemas.openxmlformats.org/markup-compatibility/2006" xmlns:aink="http://schemas.microsoft.com/office/drawing/2016/ink" xmlns:am3d="http://schemas.microsoft.com/office/drawing/2017/model3d" xmlns:o="urn:schemas-microsoft-com:office:office" xmlns:oel="http://schemas.microsoft.com/office/2019/extlst" xmlns:r="http://schemas.openxmlformats.org/officeDocument/2006/relationships" xmlns:m="http://schemas.openxmlformats.org/officeDocument/2006/math" xmlns:v="urn:schemas-microsoft-com:vml" xmlns:wp14="http://schemas.microsoft.com/office/word/2010/wordprocessingDrawing" xmlns:wp="http://schemas.openxmlformats.org/drawingml/2006/wordprocessingDrawing" xmlns:w10="urn:schemas-microsoft-com:office:word" xmlns:w="http://schemas.openxmlformats.org/wordprocessingml/2006/main" xmlns:w14="http://schemas.microsoft.com/office/word/2010/wordml" xmlns:w15="http://schemas.microsoft.com/office/word/2012/wordml" xmlns:w16cei="http://schemas.microsoft.com/office/word/2026/wordml/cei" xmlns:w16cex="http://schemas.microsoft.com/office/word/2018/wordml/cex" xmlns:w16cid="http://schemas.microsoft.com/office/word/2016/wordml/cid" xmlns:w16="http://schemas.microsoft.com/office/word/2018/wordml" xmlns:w16du="http://schemas.microsoft.com/office/word/2023/wordml/word16du" xmlns:w16sdtdh="http://schemas.microsoft.com/office/word/2020/wordml/sdtdatahash" xmlns:w16sdtfl="http://schemas.microsoft.com/office/word/2024/wordml/sdtformatlock" xmlns:w16se="http://schemas.microsoft.com/office/word/2015/wordml/symex" xmlns:wpg="http://schemas.microsoft.com/office/word/2010/wordprocessingGroup" xmlns:wpi="http://schemas.microsoft.com/office/word/2010/wordprocessingInk" xmlns:wne="http://schemas.microsoft.com/office/word/2006/wordml" xmlns:wps="http://schemas.microsoft.com/office/word/2010/wordprocessingShape" mc:Ignorable="w14 w15 w16se w16cid w16 w16cex w16sdtdh w16sdtfl w16du wp14">
+<w:endnotes xmlns:wpc="http://schemas.microsoft.com/office/word/2010/wordprocessingCanvas" xmlns:cx="http://schemas.microsoft.com/office/drawing/2014/chartex" xmlns:cx1="http://schemas.microsoft.com/office/drawing/2015/9/8/chartex" xmlns:cx2="http://schemas.microsoft.com/office/drawing/2015/10/21/chartex" xmlns:cx3="http://schemas.microsoft.com/office/drawing/2016/5/9/chartex" xmlns:cx4="http://schemas.microsoft.com/office/drawing/2016/5/10/chartex" xmlns:cx5="http://schemas.microsoft.com/office/drawing/2016/5/11/chartex" xmlns:cx6="http://schemas.microsoft.com/office/drawing/2016/5/12/chartex" xmlns:cx7="http://schemas.microsoft.com/office/drawing/2016/5/13/chartex" xmlns:cx8="http://schemas.microsoft.com/office/drawing/2016/5/14/chartex" xmlns:mc="http://schemas.openxmlformats.org/markup-compatibility/2006" xmlns:aink="http://schemas.microsoft.com/office/drawing/2016/ink" xmlns:am3d="http://schemas.microsoft.com/office/drawing/2017/model3d" xmlns:o="urn:schemas-microsoft-com:office:office" xmlns:oel="http://schemas.microsoft.com/office/2019/extlst" xmlns:r="http://schemas.openxmlformats.org/officeDocument/2006/relationships" xmlns:m="http://schemas.openxmlformats.org/officeDocument/2006/math" xmlns:v="urn:schemas-microsoft-com:vml" xmlns:wp14="http://schemas.microsoft.com/office/word/2010/wordprocessingDrawing" xmlns:wp="http://schemas.openxmlformats.org/drawingml/2006/wordprocessingDrawing" xmlns:w10="urn:schemas-microsoft-com:office:word" xmlns:w="http://schemas.openxmlformats.org/wordprocessingml/2006/main" xmlns:w14="http://schemas.microsoft.com/office/word/2010/wordml" xmlns:w15="http://schemas.microsoft.com/office/word/2012/wordml" xmlns:w16cex="http://schemas.microsoft.com/office/word/2018/wordml/cex" xmlns:w16cid="http://schemas.microsoft.com/office/word/2016/wordml/cid" xmlns:w16="http://schemas.microsoft.com/office/word/2018/wordml" xmlns:w16du="http://schemas.microsoft.com/office/word/2023/wordml/word16du" xmlns:w16sdtdh="http://schemas.microsoft.com/office/word/2020/wordml/sdtdatahash" xmlns:w16sdtfl="http://schemas.microsoft.com/office/word/2024/wordml/sdtformatlock" xmlns:w16se="http://schemas.microsoft.com/office/word/2015/wordml/symex" xmlns:wpg="http://schemas.microsoft.com/office/word/2010/wordprocessingGroup" xmlns:wpi="http://schemas.microsoft.com/office/word/2010/wordprocessingInk" xmlns:wne="http://schemas.microsoft.com/office/word/2006/wordml" xmlns:wps="http://schemas.microsoft.com/office/word/2010/wordprocessingShape" mc:Ignorable="w14 w15 w16se w16cid w16 w16cex w16sdtdh w16sdtfl w16du wp14">
   <w:endnote w:type="separator" w:id="-1">
     <w:p>
       <w:r>
@@ -4130,7 +1014,7 @@
 </file>
 
 <file path=word/footer1.xml><?xml version="1.0" encoding="utf-8"?>
-<w:ftr xmlns:wpc="http://schemas.microsoft.com/office/word/2010/wordprocessingCanvas" xmlns:cx="http://schemas.microsoft.com/office/drawing/2014/chartex" xmlns:cx1="http://schemas.microsoft.com/office/drawing/2015/9/8/chartex" xmlns:cx2="http://schemas.microsoft.com/office/drawing/2015/10/21/chartex" xmlns:cx3="http://schemas.microsoft.com/office/drawing/2016/5/9/chartex" xmlns:cx4="http://schemas.microsoft.com/office/drawing/2016/5/10/chartex" xmlns:cx5="http://schemas.microsoft.com/office/drawing/2016/5/11/chartex" xmlns:cx6="http://schemas.microsoft.com/office/drawing/2016/5/12/chartex" xmlns:cx7="http://schemas.microsoft.com/office/drawing/2016/5/13/chartex" xmlns:cx8="http://schemas.microsoft.com/office/drawing/2016/5/14/chartex" xmlns:mc="http://schemas.openxmlformats.org/markup-compatibility/2006" xmlns:aink="http://schemas.microsoft.com/office/drawing/2016/ink" xmlns:am3d="http://schemas.microsoft.com/office/drawing/2017/model3d" xmlns:o="urn:schemas-microsoft-com:office:office" xmlns:oel="http://schemas.microsoft.com/office/2019/extlst" xmlns:r="http://schemas.openxmlformats.org/officeDocument/2006/relationships" xmlns:m="http://schemas.openxmlformats.org/officeDocument/2006/math" xmlns:v="urn:schemas-microsoft-com:vml" xmlns:wp14="http://schemas.microsoft.com/office/word/2010/wordprocessingDrawing" xmlns:wp="http://schemas.openxmlformats.org/drawingml/2006/wordprocessingDrawing" xmlns:w10="urn:schemas-microsoft-com:office:word" xmlns:w="http://schemas.openxmlformats.org/wordprocessingml/2006/main" xmlns:w14="http://schemas.microsoft.com/office/word/2010/wordml" xmlns:w15="http://schemas.microsoft.com/office/word/2012/wordml" xmlns:w16cei="http://schemas.microsoft.com/office/word/2026/wordml/cei" xmlns:w16cex="http://schemas.microsoft.com/office/word/2018/wordml/cex" xmlns:w16cid="http://schemas.microsoft.com/office/word/2016/wordml/cid" xmlns:w16="http://schemas.microsoft.com/office/word/2018/wordml" xmlns:w16du="http://schemas.microsoft.com/office/word/2023/wordml/word16du" xmlns:w16sdtdh="http://schemas.microsoft.com/office/word/2020/wordml/sdtdatahash" xmlns:w16sdtfl="http://schemas.microsoft.com/office/word/2024/wordml/sdtformatlock" xmlns:w16se="http://schemas.microsoft.com/office/word/2015/wordml/symex" xmlns:wpg="http://schemas.microsoft.com/office/word/2010/wordprocessingGroup" xmlns:wpi="http://schemas.microsoft.com/office/word/2010/wordprocessingInk" xmlns:wne="http://schemas.microsoft.com/office/word/2006/wordml" xmlns:wps="http://schemas.microsoft.com/office/word/2010/wordprocessingShape" mc:Ignorable="w14 w15 w16se w16cid w16 w16cex w16sdtdh w16sdtfl w16du wp14">
+<w:ftr xmlns:wpc="http://schemas.microsoft.com/office/word/2010/wordprocessingCanvas" xmlns:cx="http://schemas.microsoft.com/office/drawing/2014/chartex" xmlns:cx1="http://schemas.microsoft.com/office/drawing/2015/9/8/chartex" xmlns:cx2="http://schemas.microsoft.com/office/drawing/2015/10/21/chartex" xmlns:cx3="http://schemas.microsoft.com/office/drawing/2016/5/9/chartex" xmlns:cx4="http://schemas.microsoft.com/office/drawing/2016/5/10/chartex" xmlns:cx5="http://schemas.microsoft.com/office/drawing/2016/5/11/chartex" xmlns:cx6="http://schemas.microsoft.com/office/drawing/2016/5/12/chartex" xmlns:cx7="http://schemas.microsoft.com/office/drawing/2016/5/13/chartex" xmlns:cx8="http://schemas.microsoft.com/office/drawing/2016/5/14/chartex" xmlns:mc="http://schemas.openxmlformats.org/markup-compatibility/2006" xmlns:aink="http://schemas.microsoft.com/office/drawing/2016/ink" xmlns:am3d="http://schemas.microsoft.com/office/drawing/2017/model3d" xmlns:o="urn:schemas-microsoft-com:office:office" xmlns:oel="http://schemas.microsoft.com/office/2019/extlst" xmlns:r="http://schemas.openxmlformats.org/officeDocument/2006/relationships" xmlns:m="http://schemas.openxmlformats.org/officeDocument/2006/math" xmlns:v="urn:schemas-microsoft-com:vml" xmlns:wp14="http://schemas.microsoft.com/office/word/2010/wordprocessingDrawing" xmlns:wp="http://schemas.openxmlformats.org/drawingml/2006/wordprocessingDrawing" xmlns:w10="urn:schemas-microsoft-com:office:word" xmlns:w="http://schemas.openxmlformats.org/wordprocessingml/2006/main" xmlns:w14="http://schemas.microsoft.com/office/word/2010/wordml" xmlns:w15="http://schemas.microsoft.com/office/word/2012/wordml" xmlns:w16cex="http://schemas.microsoft.com/office/word/2018/wordml/cex" xmlns:w16cid="http://schemas.microsoft.com/office/word/2016/wordml/cid" xmlns:w16="http://schemas.microsoft.com/office/word/2018/wordml" xmlns:w16du="http://schemas.microsoft.com/office/word/2023/wordml/word16du" xmlns:w16sdtdh="http://schemas.microsoft.com/office/word/2020/wordml/sdtdatahash" xmlns:w16sdtfl="http://schemas.microsoft.com/office/word/2024/wordml/sdtformatlock" xmlns:w16se="http://schemas.microsoft.com/office/word/2015/wordml/symex" xmlns:wpg="http://schemas.microsoft.com/office/word/2010/wordprocessingGroup" xmlns:wpi="http://schemas.microsoft.com/office/word/2010/wordprocessingInk" xmlns:wne="http://schemas.microsoft.com/office/word/2006/wordml" xmlns:wps="http://schemas.microsoft.com/office/word/2010/wordprocessingShape" mc:Ignorable="w14 w15 w16se w16cid w16 w16cex w16sdtdh w16sdtfl w16du wp14">
   <w:sdt>
     <w:sdtPr>
       <w:rPr>
@@ -4201,7 +1085,7 @@
 </file>
 
 <file path=word/footer2.xml><?xml version="1.0" encoding="utf-8"?>
-<w:ftr xmlns:wpc="http://schemas.microsoft.com/office/word/2010/wordprocessingCanvas" xmlns:cx="http://schemas.microsoft.com/office/drawing/2014/chartex" xmlns:cx1="http://schemas.microsoft.com/office/drawing/2015/9/8/chartex" xmlns:cx2="http://schemas.microsoft.com/office/drawing/2015/10/21/chartex" xmlns:cx3="http://schemas.microsoft.com/office/drawing/2016/5/9/chartex" xmlns:cx4="http://schemas.microsoft.com/office/drawing/2016/5/10/chartex" xmlns:cx5="http://schemas.microsoft.com/office/drawing/2016/5/11/chartex" xmlns:cx6="http://schemas.microsoft.com/office/drawing/2016/5/12/chartex" xmlns:cx7="http://schemas.microsoft.com/office/drawing/2016/5/13/chartex" xmlns:cx8="http://schemas.microsoft.com/office/drawing/2016/5/14/chartex" xmlns:mc="http://schemas.openxmlformats.org/markup-compatibility/2006" xmlns:aink="http://schemas.microsoft.com/office/drawing/2016/ink" xmlns:am3d="http://schemas.microsoft.com/office/drawing/2017/model3d" xmlns:o="urn:schemas-microsoft-com:office:office" xmlns:oel="http://schemas.microsoft.com/office/2019/extlst" xmlns:r="http://schemas.openxmlformats.org/officeDocument/2006/relationships" xmlns:m="http://schemas.openxmlformats.org/officeDocument/2006/math" xmlns:v="urn:schemas-microsoft-com:vml" xmlns:wp14="http://schemas.microsoft.com/office/word/2010/wordprocessingDrawing" xmlns:wp="http://schemas.openxmlformats.org/drawingml/2006/wordprocessingDrawing" xmlns:w10="urn:schemas-microsoft-com:office:word" xmlns:w="http://schemas.openxmlformats.org/wordprocessingml/2006/main" xmlns:w14="http://schemas.microsoft.com/office/word/2010/wordml" xmlns:w15="http://schemas.microsoft.com/office/word/2012/wordml" xmlns:w16cei="http://schemas.microsoft.com/office/word/2026/wordml/cei" xmlns:w16cex="http://schemas.microsoft.com/office/word/2018/wordml/cex" xmlns:w16cid="http://schemas.microsoft.com/office/word/2016/wordml/cid" xmlns:w16="http://schemas.microsoft.com/office/word/2018/wordml" xmlns:w16du="http://schemas.microsoft.com/office/word/2023/wordml/word16du" xmlns:w16sdtdh="http://schemas.microsoft.com/office/word/2020/wordml/sdtdatahash" xmlns:w16sdtfl="http://schemas.microsoft.com/office/word/2024/wordml/sdtformatlock" xmlns:w16se="http://schemas.microsoft.com/office/word/2015/wordml/symex" xmlns:wpg="http://schemas.microsoft.com/office/word/2010/wordprocessingGroup" xmlns:wpi="http://schemas.microsoft.com/office/word/2010/wordprocessingInk" xmlns:wne="http://schemas.microsoft.com/office/word/2006/wordml" xmlns:wps="http://schemas.microsoft.com/office/word/2010/wordprocessingShape" mc:Ignorable="w14 w15 w16se w16cid w16 w16cex w16sdtdh w16sdtfl w16du wp14">
+<w:ftr xmlns:wpc="http://schemas.microsoft.com/office/word/2010/wordprocessingCanvas" xmlns:cx="http://schemas.microsoft.com/office/drawing/2014/chartex" xmlns:cx1="http://schemas.microsoft.com/office/drawing/2015/9/8/chartex" xmlns:cx2="http://schemas.microsoft.com/office/drawing/2015/10/21/chartex" xmlns:cx3="http://schemas.microsoft.com/office/drawing/2016/5/9/chartex" xmlns:cx4="http://schemas.microsoft.com/office/drawing/2016/5/10/chartex" xmlns:cx5="http://schemas.microsoft.com/office/drawing/2016/5/11/chartex" xmlns:cx6="http://schemas.microsoft.com/office/drawing/2016/5/12/chartex" xmlns:cx7="http://schemas.microsoft.com/office/drawing/2016/5/13/chartex" xmlns:cx8="http://schemas.microsoft.com/office/drawing/2016/5/14/chartex" xmlns:mc="http://schemas.openxmlformats.org/markup-compatibility/2006" xmlns:aink="http://schemas.microsoft.com/office/drawing/2016/ink" xmlns:am3d="http://schemas.microsoft.com/office/drawing/2017/model3d" xmlns:o="urn:schemas-microsoft-com:office:office" xmlns:oel="http://schemas.microsoft.com/office/2019/extlst" xmlns:r="http://schemas.openxmlformats.org/officeDocument/2006/relationships" xmlns:m="http://schemas.openxmlformats.org/officeDocument/2006/math" xmlns:v="urn:schemas-microsoft-com:vml" xmlns:wp14="http://schemas.microsoft.com/office/word/2010/wordprocessingDrawing" xmlns:wp="http://schemas.openxmlformats.org/drawingml/2006/wordprocessingDrawing" xmlns:w10="urn:schemas-microsoft-com:office:word" xmlns:w="http://schemas.openxmlformats.org/wordprocessingml/2006/main" xmlns:w14="http://schemas.microsoft.com/office/word/2010/wordml" xmlns:w15="http://schemas.microsoft.com/office/word/2012/wordml" xmlns:w16cex="http://schemas.microsoft.com/office/word/2018/wordml/cex" xmlns:w16cid="http://schemas.microsoft.com/office/word/2016/wordml/cid" xmlns:w16="http://schemas.microsoft.com/office/word/2018/wordml" xmlns:w16du="http://schemas.microsoft.com/office/word/2023/wordml/word16du" xmlns:w16sdtdh="http://schemas.microsoft.com/office/word/2020/wordml/sdtdatahash" xmlns:w16sdtfl="http://schemas.microsoft.com/office/word/2024/wordml/sdtformatlock" xmlns:w16se="http://schemas.microsoft.com/office/word/2015/wordml/symex" xmlns:wpg="http://schemas.microsoft.com/office/word/2010/wordprocessingGroup" xmlns:wpi="http://schemas.microsoft.com/office/word/2010/wordprocessingInk" xmlns:wne="http://schemas.microsoft.com/office/word/2006/wordml" xmlns:wps="http://schemas.microsoft.com/office/word/2010/wordprocessingShape" mc:Ignorable="w14 w15 w16se w16cid w16 w16cex w16sdtdh w16sdtfl w16du wp14">
   <w:p>
     <w:pPr>
       <w:spacing w:line="240" w:lineRule="auto" w:before="0" w:after="0"/>
@@ -4239,7 +1123,7 @@
 </file>
 
 <file path=word/footnotes.xml><?xml version="1.0" encoding="utf-8"?>
-<w:footnotes xmlns:wpc="http://schemas.microsoft.com/office/word/2010/wordprocessingCanvas" xmlns:cx="http://schemas.microsoft.com/office/drawing/2014/chartex" xmlns:cx1="http://schemas.microsoft.com/office/drawing/2015/9/8/chartex" xmlns:cx2="http://schemas.microsoft.com/office/drawing/2015/10/21/chartex" xmlns:cx3="http://schemas.microsoft.com/office/drawing/2016/5/9/chartex" xmlns:cx4="http://schemas.microsoft.com/office/drawing/2016/5/10/chartex" xmlns:cx5="http://schemas.microsoft.com/office/drawing/2016/5/11/chartex" xmlns:cx6="http://schemas.microsoft.com/office/drawing/2016/5/12/chartex" xmlns:cx7="http://schemas.microsoft.com/office/drawing/2016/5/13/chartex" xmlns:cx8="http://schemas.microsoft.com/office/drawing/2016/5/14/chartex" xmlns:mc="http://schemas.openxmlformats.org/markup-compatibility/2006" xmlns:aink="http://schemas.microsoft.com/office/drawing/2016/ink" xmlns:am3d="http://schemas.microsoft.com/office/drawing/2017/model3d" xmlns:o="urn:schemas-microsoft-com:office:office" xmlns:oel="http://schemas.microsoft.com/office/2019/extlst" xmlns:r="http://schemas.openxmlformats.org/officeDocument/2006/relationships" xmlns:m="http://schemas.openxmlformats.org/officeDocument/2006/math" xmlns:v="urn:schemas-microsoft-com:vml" xmlns:wp14="http://schemas.microsoft.com/office/word/2010/wordprocessingDrawing" xmlns:wp="http://schemas.openxmlformats.org/drawingml/2006/wordprocessingDrawing" xmlns:w10="urn:schemas-microsoft-com:office:word" xmlns:w="http://schemas.openxmlformats.org/wordprocessingml/2006/main" xmlns:w14="http://schemas.microsoft.com/office/word/2010/wordml" xmlns:w15="http://schemas.microsoft.com/office/word/2012/wordml" xmlns:w16cei="http://schemas.microsoft.com/office/word/2026/wordml/cei" xmlns:w16cex="http://schemas.microsoft.com/office/word/2018/wordml/cex" xmlns:w16cid="http://schemas.microsoft.com/office/word/2016/wordml/cid" xmlns:w16="http://schemas.microsoft.com/office/word/2018/wordml" xmlns:w16du="http://schemas.microsoft.com/office/word/2023/wordml/word16du" xmlns:w16sdtdh="http://schemas.microsoft.com/office/word/2020/wordml/sdtdatahash" xmlns:w16sdtfl="http://schemas.microsoft.com/office/word/2024/wordml/sdtformatlock" xmlns:w16se="http://schemas.microsoft.com/office/word/2015/wordml/symex" xmlns:wpg="http://schemas.microsoft.com/office/word/2010/wordprocessingGroup" xmlns:wpi="http://schemas.microsoft.com/office/word/2010/wordprocessingInk" xmlns:wne="http://schemas.microsoft.com/office/word/2006/wordml" xmlns:wps="http://schemas.microsoft.com/office/word/2010/wordprocessingShape" mc:Ignorable="w14 w15 w16se w16cid w16 w16cex w16sdtdh w16sdtfl w16du wp14">
+<w:footnotes xmlns:wpc="http://schemas.microsoft.com/office/word/2010/wordprocessingCanvas" xmlns:cx="http://schemas.microsoft.com/office/drawing/2014/chartex" xmlns:cx1="http://schemas.microsoft.com/office/drawing/2015/9/8/chartex" xmlns:cx2="http://schemas.microsoft.com/office/drawing/2015/10/21/chartex" xmlns:cx3="http://schemas.microsoft.com/office/drawing/2016/5/9/chartex" xmlns:cx4="http://schemas.microsoft.com/office/drawing/2016/5/10/chartex" xmlns:cx5="http://schemas.microsoft.com/office/drawing/2016/5/11/chartex" xmlns:cx6="http://schemas.microsoft.com/office/drawing/2016/5/12/chartex" xmlns:cx7="http://schemas.microsoft.com/office/drawing/2016/5/13/chartex" xmlns:cx8="http://schemas.microsoft.com/office/drawing/2016/5/14/chartex" xmlns:mc="http://schemas.openxmlformats.org/markup-compatibility/2006" xmlns:aink="http://schemas.microsoft.com/office/drawing/2016/ink" xmlns:am3d="http://schemas.microsoft.com/office/drawing/2017/model3d" xmlns:o="urn:schemas-microsoft-com:office:office" xmlns:oel="http://schemas.microsoft.com/office/2019/extlst" xmlns:r="http://schemas.openxmlformats.org/officeDocument/2006/relationships" xmlns:m="http://schemas.openxmlformats.org/officeDocument/2006/math" xmlns:v="urn:schemas-microsoft-com:vml" xmlns:wp14="http://schemas.microsoft.com/office/word/2010/wordprocessingDrawing" xmlns:wp="http://schemas.openxmlformats.org/drawingml/2006/wordprocessingDrawing" xmlns:w10="urn:schemas-microsoft-com:office:word" xmlns:w="http://schemas.openxmlformats.org/wordprocessingml/2006/main" xmlns:w14="http://schemas.microsoft.com/office/word/2010/wordml" xmlns:w15="http://schemas.microsoft.com/office/word/2012/wordml" xmlns:w16cex="http://schemas.microsoft.com/office/word/2018/wordml/cex" xmlns:w16cid="http://schemas.microsoft.com/office/word/2016/wordml/cid" xmlns:w16="http://schemas.microsoft.com/office/word/2018/wordml" xmlns:w16du="http://schemas.microsoft.com/office/word/2023/wordml/word16du" xmlns:w16sdtdh="http://schemas.microsoft.com/office/word/2020/wordml/sdtdatahash" xmlns:w16sdtfl="http://schemas.microsoft.com/office/word/2024/wordml/sdtformatlock" xmlns:w16se="http://schemas.microsoft.com/office/word/2015/wordml/symex" xmlns:wpg="http://schemas.microsoft.com/office/word/2010/wordprocessingGroup" xmlns:wpi="http://schemas.microsoft.com/office/word/2010/wordprocessingInk" xmlns:wne="http://schemas.microsoft.com/office/word/2006/wordml" xmlns:wps="http://schemas.microsoft.com/office/word/2010/wordprocessingShape" mc:Ignorable="w14 w15 w16se w16cid w16 w16cex w16sdtdh w16sdtfl w16du wp14">
   <w:footnote w:type="separator" w:id="-1">
     <w:p>
       <w:r>
@@ -4258,7 +1142,7 @@
 </file>
 
 <file path=word/numbering.xml><?xml version="1.0" encoding="utf-8"?>
-<w:numbering xmlns:wpc="http://schemas.microsoft.com/office/word/2010/wordprocessingCanvas" xmlns:cx="http://schemas.microsoft.com/office/drawing/2014/chartex" xmlns:cx1="http://schemas.microsoft.com/office/drawing/2015/9/8/chartex" xmlns:cx2="http://schemas.microsoft.com/office/drawing/2015/10/21/chartex" xmlns:cx3="http://schemas.microsoft.com/office/drawing/2016/5/9/chartex" xmlns:cx4="http://schemas.microsoft.com/office/drawing/2016/5/10/chartex" xmlns:cx5="http://schemas.microsoft.com/office/drawing/2016/5/11/chartex" xmlns:cx6="http://schemas.microsoft.com/office/drawing/2016/5/12/chartex" xmlns:cx7="http://schemas.microsoft.com/office/drawing/2016/5/13/chartex" xmlns:cx8="http://schemas.microsoft.com/office/drawing/2016/5/14/chartex" xmlns:mc="http://schemas.openxmlformats.org/markup-compatibility/2006" xmlns:aink="http://schemas.microsoft.com/office/drawing/2016/ink" xmlns:am3d="http://schemas.microsoft.com/office/drawing/2017/model3d" xmlns:o="urn:schemas-microsoft-com:office:office" xmlns:oel="http://schemas.microsoft.com/office/2019/extlst" xmlns:r="http://schemas.openxmlformats.org/officeDocument/2006/relationships" xmlns:m="http://schemas.openxmlformats.org/officeDocument/2006/math" xmlns:v="urn:schemas-microsoft-com:vml" xmlns:wp14="http://schemas.microsoft.com/office/word/2010/wordprocessingDrawing" xmlns:wp="http://schemas.openxmlformats.org/drawingml/2006/wordprocessingDrawing" xmlns:w10="urn:schemas-microsoft-com:office:word" xmlns:w="http://schemas.openxmlformats.org/wordprocessingml/2006/main" xmlns:w14="http://schemas.microsoft.com/office/word/2010/wordml" xmlns:w15="http://schemas.microsoft.com/office/word/2012/wordml" xmlns:w16cei="http://schemas.microsoft.com/office/word/2026/wordml/cei" xmlns:w16cex="http://schemas.microsoft.com/office/word/2018/wordml/cex" xmlns:w16cid="http://schemas.microsoft.com/office/word/2016/wordml/cid" xmlns:w16="http://schemas.microsoft.com/office/word/2018/wordml" xmlns:w16du="http://schemas.microsoft.com/office/word/2023/wordml/word16du" xmlns:w16sdtdh="http://schemas.microsoft.com/office/word/2020/wordml/sdtdatahash" xmlns:w16sdtfl="http://schemas.microsoft.com/office/word/2024/wordml/sdtformatlock" xmlns:w16se="http://schemas.microsoft.com/office/word/2015/wordml/symex" xmlns:wpg="http://schemas.microsoft.com/office/word/2010/wordprocessingGroup" xmlns:wpi="http://schemas.microsoft.com/office/word/2010/wordprocessingInk" xmlns:wne="http://schemas.microsoft.com/office/word/2006/wordml" xmlns:wps="http://schemas.microsoft.com/office/word/2010/wordprocessingShape" mc:Ignorable="w14 w15 w16se w16cid w16 w16cex w16sdtdh w16sdtfl w16du wp14">
+<w:numbering xmlns:wpc="http://schemas.microsoft.com/office/word/2010/wordprocessingCanvas" xmlns:cx="http://schemas.microsoft.com/office/drawing/2014/chartex" xmlns:cx1="http://schemas.microsoft.com/office/drawing/2015/9/8/chartex" xmlns:cx2="http://schemas.microsoft.com/office/drawing/2015/10/21/chartex" xmlns:cx3="http://schemas.microsoft.com/office/drawing/2016/5/9/chartex" xmlns:cx4="http://schemas.microsoft.com/office/drawing/2016/5/10/chartex" xmlns:cx5="http://schemas.microsoft.com/office/drawing/2016/5/11/chartex" xmlns:cx6="http://schemas.microsoft.com/office/drawing/2016/5/12/chartex" xmlns:cx7="http://schemas.microsoft.com/office/drawing/2016/5/13/chartex" xmlns:cx8="http://schemas.microsoft.com/office/drawing/2016/5/14/chartex" xmlns:mc="http://schemas.openxmlformats.org/markup-compatibility/2006" xmlns:aink="http://schemas.microsoft.com/office/drawing/2016/ink" xmlns:am3d="http://schemas.microsoft.com/office/drawing/2017/model3d" xmlns:o="urn:schemas-microsoft-com:office:office" xmlns:oel="http://schemas.microsoft.com/office/2019/extlst" xmlns:r="http://schemas.openxmlformats.org/officeDocument/2006/relationships" xmlns:m="http://schemas.openxmlformats.org/officeDocument/2006/math" xmlns:v="urn:schemas-microsoft-com:vml" xmlns:wp14="http://schemas.microsoft.com/office/word/2010/wordprocessingDrawing" xmlns:wp="http://schemas.openxmlformats.org/drawingml/2006/wordprocessingDrawing" xmlns:w10="urn:schemas-microsoft-com:office:word" xmlns:w="http://schemas.openxmlformats.org/wordprocessingml/2006/main" xmlns:w14="http://schemas.microsoft.com/office/word/2010/wordml" xmlns:w15="http://schemas.microsoft.com/office/word/2012/wordml" xmlns:w16cex="http://schemas.microsoft.com/office/word/2018/wordml/cex" xmlns:w16cid="http://schemas.microsoft.com/office/word/2016/wordml/cid" xmlns:w16="http://schemas.microsoft.com/office/word/2018/wordml" xmlns:w16du="http://schemas.microsoft.com/office/word/2023/wordml/word16du" xmlns:w16sdtdh="http://schemas.microsoft.com/office/word/2020/wordml/sdtdatahash" xmlns:w16sdtfl="http://schemas.microsoft.com/office/word/2024/wordml/sdtformatlock" xmlns:w16se="http://schemas.microsoft.com/office/word/2015/wordml/symex" xmlns:wpg="http://schemas.microsoft.com/office/word/2010/wordprocessingGroup" xmlns:wpi="http://schemas.microsoft.com/office/word/2010/wordprocessingInk" xmlns:wne="http://schemas.microsoft.com/office/word/2006/wordml" xmlns:wps="http://schemas.microsoft.com/office/word/2010/wordprocessingShape" mc:Ignorable="w14 w15 w16se w16cid w16 w16cex w16sdtdh w16sdtfl w16du wp14">
   <w:abstractNum w:abstractNumId="0" w15:restartNumberingAfterBreak="0">
     <w:nsid w:val="F0FCBCBC"/>
     <w:multiLevelType w:val="hybridMultilevel"/>
@@ -9976,14 +6860,6 @@
   </w:num>
   <w:numIdMacAtCleanup w:val="53"/>
 </w:numbering>
-</file>
-
-<file path=word/people.xml><?xml version="1.0" encoding="utf-8"?>
-<w15:people xmlns:wpc="http://schemas.microsoft.com/office/word/2010/wordprocessingCanvas" xmlns:cx="http://schemas.microsoft.com/office/drawing/2014/chartex" xmlns:cx1="http://schemas.microsoft.com/office/drawing/2015/9/8/chartex" xmlns:cx2="http://schemas.microsoft.com/office/drawing/2015/10/21/chartex" xmlns:cx3="http://schemas.microsoft.com/office/drawing/2016/5/9/chartex" xmlns:cx4="http://schemas.microsoft.com/office/drawing/2016/5/10/chartex" xmlns:cx5="http://schemas.microsoft.com/office/drawing/2016/5/11/chartex" xmlns:cx6="http://schemas.microsoft.com/office/drawing/2016/5/12/chartex" xmlns:cx7="http://schemas.microsoft.com/office/drawing/2016/5/13/chartex" xmlns:cx8="http://schemas.microsoft.com/office/drawing/2016/5/14/chartex" xmlns:mc="http://schemas.openxmlformats.org/markup-compatibility/2006" xmlns:aink="http://schemas.microsoft.com/office/drawing/2016/ink" xmlns:am3d="http://schemas.microsoft.com/office/drawing/2017/model3d" xmlns:o="urn:schemas-microsoft-com:office:office" xmlns:oel="http://schemas.microsoft.com/office/2019/extlst" xmlns:r="http://schemas.openxmlformats.org/officeDocument/2006/relationships" xmlns:m="http://schemas.openxmlformats.org/officeDocument/2006/math" xmlns:v="urn:schemas-microsoft-com:vml" xmlns:wp14="http://schemas.microsoft.com/office/word/2010/wordprocessingDrawing" xmlns:wp="http://schemas.openxmlformats.org/drawingml/2006/wordprocessingDrawing" xmlns:w10="urn:schemas-microsoft-com:office:word" xmlns:w="http://schemas.openxmlformats.org/wordprocessingml/2006/main" xmlns:w14="http://schemas.microsoft.com/office/word/2010/wordml" xmlns:w15="http://schemas.microsoft.com/office/word/2012/wordml" xmlns:w16cei="http://schemas.microsoft.com/office/word/2026/wordml/cei" xmlns:w16cex="http://schemas.microsoft.com/office/word/2018/wordml/cex" xmlns:w16cid="http://schemas.microsoft.com/office/word/2016/wordml/cid" xmlns:w16="http://schemas.microsoft.com/office/word/2018/wordml" xmlns:w16du="http://schemas.microsoft.com/office/word/2023/wordml/word16du" xmlns:w16sdtdh="http://schemas.microsoft.com/office/word/2020/wordml/sdtdatahash" xmlns:w16sdtfl="http://schemas.microsoft.com/office/word/2024/wordml/sdtformatlock" xmlns:w16se="http://schemas.microsoft.com/office/word/2015/wordml/symex" xmlns:wpg="http://schemas.microsoft.com/office/word/2010/wordprocessingGroup" xmlns:wpi="http://schemas.microsoft.com/office/word/2010/wordprocessingInk" xmlns:wne="http://schemas.microsoft.com/office/word/2006/wordml" xmlns:wps="http://schemas.microsoft.com/office/word/2010/wordprocessingShape" mc:Ignorable="w14 w15 w16se w16cid w16 w16cex w16sdtdh w16sdtfl w16du wp14">
-  <w15:person w15:author="Anna Seaman">
-    <w15:presenceInfo w15:providerId="AD" w15:userId="S::AnnaS@hkusa.com::713ab380-bdda-4997-81d0-fa539102c996"/>
-  </w15:person>
-</w15:people>
 </file>
 
 <file path=word/styles.xml><?xml version="1.0" encoding="utf-8"?>
